--- a/report.docx
+++ b/report.docx
@@ -405,6 +405,13 @@
     </w:p>
     <w:sdt>
       <w:sdtPr>
+        <w:rPr>
+          <w:rFonts w:ascii="Times New Roman" w:eastAsia="Times New Roman" w:hAnsi="Times New Roman" w:cs="Times New Roman"/>
+          <w:color w:val="auto"/>
+          <w:sz w:val="28"/>
+          <w:szCs w:val="28"/>
+          <w:lang w:val="uk" w:eastAsia="ru-RU"/>
+        </w:rPr>
         <w:id w:val="109330970"/>
         <w:docPartObj>
           <w:docPartGallery w:val="Table of Contents"/>
@@ -413,14 +420,9 @@
       </w:sdtPr>
       <w:sdtEndPr>
         <w:rPr>
-          <w:rFonts w:ascii="Times New Roman" w:eastAsia="Times New Roman" w:hAnsi="Times New Roman" w:cs="Times New Roman"/>
           <w:b/>
           <w:bCs/>
           <w:noProof/>
-          <w:color w:val="auto"/>
-          <w:sz w:val="28"/>
-          <w:szCs w:val="28"/>
-          <w:lang w:val="uk" w:eastAsia="ru-RU"/>
         </w:rPr>
       </w:sdtEndPr>
       <w:sdtContent>
@@ -880,7 +882,7 @@
                 <w:sz w:val="28"/>
                 <w:szCs w:val="28"/>
               </w:rPr>
-              <w:t>7</w:t>
+              <w:t>8</w:t>
             </w:r>
             <w:r>
               <w:rPr>
@@ -1009,7 +1011,7 @@
                 <w:sz w:val="28"/>
                 <w:szCs w:val="28"/>
               </w:rPr>
-              <w:t>8</w:t>
+              <w:t>9</w:t>
             </w:r>
             <w:r>
               <w:rPr>
@@ -1127,7 +1129,7 @@
                 <w:sz w:val="28"/>
                 <w:szCs w:val="28"/>
               </w:rPr>
-              <w:t>8</w:t>
+              <w:t>9</w:t>
             </w:r>
             <w:r>
               <w:rPr>
@@ -1256,7 +1258,7 @@
                 <w:sz w:val="28"/>
                 <w:szCs w:val="28"/>
               </w:rPr>
-              <w:t>8</w:t>
+              <w:t>9</w:t>
             </w:r>
             <w:r>
               <w:rPr>
@@ -1355,7 +1357,7 @@
                 <w:sz w:val="28"/>
                 <w:szCs w:val="28"/>
               </w:rPr>
-              <w:t>10</w:t>
+              <w:t>12</w:t>
             </w:r>
             <w:r>
               <w:rPr>
@@ -1383,8 +1385,6 @@
           <w:bCs/>
         </w:rPr>
       </w:pPr>
-      <w:bookmarkStart w:id="0" w:name="_GoBack"/>
-      <w:bookmarkEnd w:id="0"/>
       <w:r>
         <w:br w:type="page"/>
       </w:r>
@@ -1397,7 +1397,7 @@
           <w:b/>
         </w:rPr>
       </w:pPr>
-      <w:bookmarkStart w:id="1" w:name="_Toc226315600"/>
+      <w:bookmarkStart w:id="0" w:name="_Toc226315600"/>
       <w:r>
         <w:rPr>
           <w:rStyle w:val="Strong"/>
@@ -1406,35 +1406,64 @@
         <w:lastRenderedPageBreak/>
         <w:t>ПРОТОКОЛ ВИКОНАННЯ ЗАВДАННЯ</w:t>
       </w:r>
+      <w:bookmarkEnd w:id="0"/>
+    </w:p>
+    <w:p/>
+    <w:p>
+      <w:pPr>
+        <w:pStyle w:val="Heading8"/>
+        <w:numPr>
+          <w:ilvl w:val="1"/>
+          <w:numId w:val="4"/>
+        </w:numPr>
+        <w:rPr>
+          <w:lang w:val="uk-UA"/>
+        </w:rPr>
+      </w:pPr>
+      <w:bookmarkStart w:id="1" w:name="_Toc226315601"/>
+      <w:r>
+        <w:t xml:space="preserve">Опис алгоритму </w:t>
+      </w:r>
+      <w:r>
+        <w:rPr>
+          <w:lang w:val="uk-UA"/>
+        </w:rPr>
+        <w:t>Ханойської вежі</w:t>
+      </w:r>
       <w:bookmarkEnd w:id="1"/>
     </w:p>
     <w:p>
       <w:pPr>
-        <w:pStyle w:val="Heading8"/>
-        <w:rPr>
-          <w:lang w:val="uk-UA"/>
-        </w:rPr>
-      </w:pPr>
-      <w:bookmarkStart w:id="2" w:name="_Toc226315601"/>
-      <w:r>
-        <w:t xml:space="preserve">1.1 Опис алгоритму </w:t>
-      </w:r>
-      <w:r>
-        <w:rPr>
-          <w:lang w:val="uk-UA"/>
-        </w:rPr>
-        <w:t>Ханойської вежі</w:t>
-      </w:r>
+        <w:rPr>
+          <w:lang w:val="uk-UA"/>
+        </w:rPr>
+      </w:pPr>
+    </w:p>
+    <w:p>
+      <w:pPr>
+        <w:spacing w:line="360" w:lineRule="auto"/>
+        <w:ind w:firstLine="709"/>
+        <w:jc w:val="both"/>
+      </w:pPr>
+      <w:r>
+        <w:t>Алгоритм розв’язання задачі Ханойської вежі (рекурсивний підхід)</w:t>
+      </w:r>
+      <w:r>
+        <w:rPr>
+          <w:lang w:val="uk-UA"/>
+        </w:rPr>
+        <w:t xml:space="preserve"> </w:t>
+      </w:r>
+      <w:r>
+        <w:t xml:space="preserve">наступним чином. </w:t>
+      </w:r>
+      <w:r>
+        <w:t>Спочатку задача переміщення N дисків розбивається на три логічні кроки. Алгоритм рекурсивно переносить підвежу з N−1 верхніх дисків з початкового стрижня на буферний (допоміжний), використовуючи кінцевий стрижень як транзитний. Далі найбільший (нижній) диск, що залишився, переміщується з початкового стрижня безпосередньо на кінцевий. Потім ці дії повторюються для підвежі на буфері — алгоритм рекурсивно переносить ті ж N−1 дисків з буферного стрижня на кінцевий. Процес заглиблюєт</w:t>
+      </w:r>
+      <w:bookmarkStart w:id="2" w:name="_GoBack"/>
       <w:bookmarkEnd w:id="2"/>
-    </w:p>
-    <w:p>
-      <w:pPr>
-        <w:spacing w:line="360" w:lineRule="auto"/>
-        <w:ind w:firstLine="709"/>
-        <w:jc w:val="both"/>
-      </w:pPr>
-      <w:r>
-        <w:t>Алгоритм сортування вибором виглядає наступним чином. Спочатку відбувається повний прохід масивом у пошуках найменшого елементу. Далі знайдений мінімальний елемент міняється місцями з елементом, який стоїть на нульовій позиції. Потім ці дії повторюються для масиву, що залишився, тобто відшукується мінімальний елемент у підмасиві, що залишився і розміщується на 1 позиції і так далі, доки масив не буде повністю відсортовано. </w:t>
+      <w:r>
+        <w:t>ься і триває доти, доки кількість дисків для переміщення не дорівнюватиме нулю.</w:t>
       </w:r>
     </w:p>
     <w:p>
@@ -1590,27 +1619,110 @@
         <w:jc w:val="both"/>
       </w:pPr>
       <w:r>
-        <w:t>Складність за необхідною пам’яттю: O(</w:t>
+        <w:t>Складність за необхідною пам’яттю: O(</w:t>
       </w:r>
       <w:r>
         <w:rPr>
           <w:i/>
-          <w:iCs/>
-          <w:lang w:val="ru-RU"/>
-        </w:rPr>
-        <w:t>2</w:t>
-      </w:r>
-      <w:r>
-        <w:rPr>
-          <w:i/>
-          <w:iCs/>
-          <w:vertAlign w:val="superscript"/>
+        </w:rPr>
+        <w:t>n</w:t>
+      </w:r>
+      <w:r>
+        <w:t>) комірок пам'яті для підтримки стеку рекурсивних викликів, оскільки максимальна глибина рекурсії дорівнює кількості дисків.</w:t>
+      </w:r>
+    </w:p>
+    <w:p>
+      <w:pPr>
+        <w:spacing w:line="360" w:lineRule="auto"/>
+        <w:ind w:firstLine="709"/>
+        <w:jc w:val="both"/>
+      </w:pPr>
+      <w:r>
+        <w:t>Цей алгоритм має досить відому класичну модифікацію — нерекурсивний (ітеративний) підхід. Адже якщо алгоритм завжди має чітку циклічну закономірність (наприклад, найменший диск завжди переміщується на наступний стрижень по колу), чому б не використовувати звичайний цикл замість викликів функцій?</w:t>
+      </w:r>
+    </w:p>
+    <w:p>
+      <w:pPr>
+        <w:spacing w:line="360" w:lineRule="auto"/>
+        <w:ind w:firstLine="420"/>
+        <w:jc w:val="both"/>
+      </w:pPr>
+      <w:r>
+        <w:t>Здається, таким чином ми позбудемося накладних витрат на виклики функцій у стеку і суттєво прискоримось – але ні. Кількість математичних кроків і фізичних переміщень дисків залишиться такою ж як і була, а отже й обчислювальна складність алгоритму не зміниться (зміниться лише складність за пам'яттю, яка впаде до O(1)).</w:t>
+      </w:r>
+    </w:p>
+    <w:p>
+      <w:pPr>
+        <w:pStyle w:val="Heading8"/>
+        <w:numPr>
+          <w:ilvl w:val="1"/>
+          <w:numId w:val="4"/>
+        </w:numPr>
+      </w:pPr>
+      <w:bookmarkStart w:id="3" w:name="_Toc226315602"/>
+      <w:r>
+        <w:t>Приклад реалізації алгоритму сортування вибором</w:t>
+      </w:r>
+      <w:bookmarkEnd w:id="3"/>
+    </w:p>
+    <w:p>
+      <w:pPr>
+        <w:pStyle w:val="ListParagraph"/>
+        <w:ind w:left="420"/>
+        <w:jc w:val="both"/>
+      </w:pPr>
+    </w:p>
+    <w:p>
+      <w:pPr>
+        <w:spacing w:line="360" w:lineRule="auto"/>
+        <w:ind w:firstLine="709"/>
+        <w:jc w:val="both"/>
+      </w:pPr>
+      <w:r>
+        <w:lastRenderedPageBreak/>
+        <w:t xml:space="preserve">Візьмемо </w:t>
+      </w:r>
+      <w:r>
+        <w:rPr>
+          <w:lang w:val="uk-UA"/>
+        </w:rPr>
+        <w:t>3 диски і, з</w:t>
+      </w:r>
+      <w:r>
+        <w:t>а допомогою даного алгоритму</w:t>
+      </w:r>
+      <w:r>
+        <w:rPr>
+          <w:lang w:val="uk-UA"/>
+        </w:rPr>
+        <w:t xml:space="preserve">, нам потрібно перемістити їх із стержня </w:t>
+      </w:r>
+      <w:r>
+        <w:rPr>
           <w:lang w:val="en-US"/>
         </w:rPr>
-        <w:t>n</w:t>
-      </w:r>
-      <w:r>
-        <w:t>) плюс 1 комірка пам’яті для буферизації обраного елементу. </w:t>
+        <w:t>A</w:t>
+      </w:r>
+      <w:r>
+        <w:t xml:space="preserve"> до стерж</w:t>
+      </w:r>
+      <w:r>
+        <w:rPr>
+          <w:lang w:val="ru-RU"/>
+        </w:rPr>
+        <w:t xml:space="preserve">ня </w:t>
+      </w:r>
+      <w:r>
+        <w:rPr>
+          <w:lang w:val="en-US"/>
+        </w:rPr>
+        <w:t>C</w:t>
+      </w:r>
+      <w:r>
+        <w:rPr>
+          <w:lang w:val="ru-RU"/>
+        </w:rPr>
+        <w:t xml:space="preserve">. </w:t>
       </w:r>
     </w:p>
     <w:p>
@@ -1620,98 +1732,10 @@
         <w:jc w:val="both"/>
       </w:pPr>
       <w:r>
-        <w:t>Цей алгоритм має досить логічну модифікацію, яка має назву «двустороннє сортування вибором». Адже якщо ми все одно проходимо масивом, чому б не шукати відразу мінімальний та максимальний елемент і вставляти ці елементи в кінець та на початок масиву?  </w:t>
-      </w:r>
-    </w:p>
-    <w:p>
-      <w:pPr>
-        <w:spacing w:line="360" w:lineRule="auto"/>
-        <w:ind w:firstLine="709"/>
-        <w:jc w:val="both"/>
-      </w:pPr>
-      <w:r>
-        <w:t>Здається, таким чином ми прискоримось у 2 рази – але ні. Кількість перестановок і порівнянь залишиться такою ж як і була, а отже й обчислювальна складність алгоритму суттєво не зміниться.  </w:t>
-      </w:r>
-    </w:p>
-    <w:p>
-      <w:pPr>
-        <w:spacing w:line="360" w:lineRule="auto"/>
-        <w:jc w:val="both"/>
-      </w:pPr>
-    </w:p>
-    <w:p>
-      <w:pPr>
-        <w:pStyle w:val="Heading8"/>
-      </w:pPr>
-      <w:bookmarkStart w:id="3" w:name="_Toc226315602"/>
-      <w:r>
-        <w:t>1.2 Приклад реалізації алгоритму сортування вибором</w:t>
-      </w:r>
-      <w:bookmarkEnd w:id="3"/>
-    </w:p>
-    <w:p>
-      <w:pPr>
-        <w:spacing w:line="360" w:lineRule="auto"/>
-        <w:ind w:firstLine="709"/>
-        <w:jc w:val="both"/>
-      </w:pPr>
-      <w:r>
-        <w:t xml:space="preserve">Візьмемо </w:t>
-      </w:r>
-      <w:r>
-        <w:rPr>
-          <w:lang w:val="uk-UA"/>
-        </w:rPr>
-        <w:t>3 диски і, з</w:t>
-      </w:r>
-      <w:r>
-        <w:t>а допомогою даного алгоритму</w:t>
-      </w:r>
-      <w:r>
-        <w:rPr>
-          <w:lang w:val="uk-UA"/>
-        </w:rPr>
-        <w:t xml:space="preserve">, нам потрібно перемістити їх із стержня </w:t>
-      </w:r>
-      <w:r>
-        <w:rPr>
-          <w:lang w:val="en-US"/>
-        </w:rPr>
-        <w:t>A</w:t>
-      </w:r>
-      <w:r>
-        <w:t xml:space="preserve"> до стерж</w:t>
-      </w:r>
-      <w:r>
-        <w:rPr>
-          <w:lang w:val="ru-RU"/>
-        </w:rPr>
-        <w:t xml:space="preserve">ня </w:t>
-      </w:r>
-      <w:r>
-        <w:rPr>
-          <w:lang w:val="en-US"/>
-        </w:rPr>
-        <w:t>C</w:t>
-      </w:r>
-      <w:r>
-        <w:rPr>
-          <w:lang w:val="ru-RU"/>
-        </w:rPr>
-        <w:t xml:space="preserve">. </w:t>
-      </w:r>
-    </w:p>
-    <w:p>
-      <w:pPr>
-        <w:spacing w:line="360" w:lineRule="auto"/>
-        <w:ind w:firstLine="709"/>
-        <w:jc w:val="both"/>
-      </w:pPr>
-      <w:r>
-        <w:rPr>
-          <w:lang w:val="ru-RU"/>
-        </w:rPr>
-        <w:lastRenderedPageBreak/>
+        <w:rPr>
+          <w:noProof/>
+          <w:lang w:val="ru-RU"/>
+        </w:rPr>
         <w:drawing>
           <wp:inline distT="0" distB="0" distL="0" distR="0" wp14:anchorId="56629E98" wp14:editId="206B1D2A">
             <wp:extent cx="5021408" cy="2498090"/>
@@ -1752,6 +1776,32 @@
     <w:p>
       <w:pPr>
         <w:spacing w:line="360" w:lineRule="auto"/>
+        <w:rPr>
+          <w:lang w:val="uk-UA"/>
+        </w:rPr>
+      </w:pPr>
+      <w:r>
+        <w:t xml:space="preserve">Рисунок 1 – </w:t>
+      </w:r>
+      <w:r>
+        <w:rPr>
+          <w:lang w:val="ru-RU"/>
+        </w:rPr>
+        <w:t>Початковий стан</w:t>
+      </w:r>
+    </w:p>
+    <w:p>
+      <w:pPr>
+        <w:spacing w:line="360" w:lineRule="auto"/>
+        <w:jc w:val="both"/>
+        <w:rPr>
+          <w:lang w:val="uk-UA"/>
+        </w:rPr>
+      </w:pPr>
+    </w:p>
+    <w:p>
+      <w:pPr>
+        <w:spacing w:line="360" w:lineRule="auto"/>
         <w:ind w:firstLine="709"/>
         <w:jc w:val="both"/>
         <w:rPr>
@@ -1788,7 +1838,8 @@
       </w:pPr>
       <w:r>
         <w:rPr>
-          <w:lang w:val="uk-UA"/>
+          <w:noProof/>
+          <w:lang w:val="ru-RU"/>
         </w:rPr>
         <w:drawing>
           <wp:inline distT="0" distB="0" distL="0" distR="0" wp14:anchorId="484A95F8" wp14:editId="70683065">
@@ -1830,12 +1881,48 @@
     <w:p>
       <w:pPr>
         <w:spacing w:line="360" w:lineRule="auto"/>
+        <w:rPr>
+          <w:lang w:val="ru-RU"/>
+        </w:rPr>
+      </w:pPr>
+      <w:r>
+        <w:t xml:space="preserve">Рисунок </w:t>
+      </w:r>
+      <w:r>
+        <w:rPr>
+          <w:lang w:val="ru-RU"/>
+        </w:rPr>
+        <w:t>2</w:t>
+      </w:r>
+      <w:r>
+        <w:t xml:space="preserve"> – </w:t>
+      </w:r>
+      <w:r>
+        <w:rPr>
+          <w:lang w:val="ru-RU"/>
+        </w:rPr>
+        <w:t>Крок 1</w:t>
+      </w:r>
+    </w:p>
+    <w:p>
+      <w:pPr>
+        <w:spacing w:line="360" w:lineRule="auto"/>
         <w:ind w:firstLine="709"/>
         <w:jc w:val="both"/>
         <w:rPr>
           <w:lang w:val="uk-UA"/>
         </w:rPr>
       </w:pPr>
+    </w:p>
+    <w:p>
+      <w:pPr>
+        <w:spacing w:line="360" w:lineRule="auto"/>
+        <w:ind w:firstLine="709"/>
+        <w:jc w:val="both"/>
+        <w:rPr>
+          <w:lang w:val="uk-UA"/>
+        </w:rPr>
+      </w:pPr>
       <w:r>
         <w:rPr>
           <w:lang w:val="ru-RU"/>
@@ -1852,37 +1939,7 @@
         <w:rPr>
           <w:lang w:val="uk-UA"/>
         </w:rPr>
-        <w:t>переміщуємо</w:t>
-      </w:r>
-      <w:r>
-        <w:rPr>
-          <w:lang w:val="uk-UA"/>
-        </w:rPr>
-        <w:t xml:space="preserve"> </w:t>
-      </w:r>
-      <w:r>
-        <w:rPr>
-          <w:lang w:val="uk-UA"/>
-        </w:rPr>
-        <w:t>білий</w:t>
-      </w:r>
-      <w:r>
-        <w:rPr>
-          <w:lang w:val="uk-UA"/>
-        </w:rPr>
-        <w:t xml:space="preserve"> диск з стержня А до стержня </w:t>
-      </w:r>
-      <w:r>
-        <w:rPr>
-          <w:lang w:val="uk-UA"/>
-        </w:rPr>
-        <w:t>В</w:t>
-      </w:r>
-      <w:r>
-        <w:rPr>
-          <w:lang w:val="uk-UA"/>
-        </w:rPr>
-        <w:t>.</w:t>
+        <w:t>переміщуємо білий диск з стержня А до стержня В.</w:t>
       </w:r>
     </w:p>
     <w:p>
@@ -1896,8 +1953,10 @@
       </w:pPr>
       <w:r>
         <w:rPr>
-          <w:lang w:val="uk-UA"/>
-        </w:rPr>
+          <w:noProof/>
+          <w:lang w:val="ru-RU"/>
+        </w:rPr>
+        <w:lastRenderedPageBreak/>
         <w:drawing>
           <wp:inline distT="0" distB="0" distL="0" distR="0" wp14:anchorId="681582B5" wp14:editId="1C4448E0">
             <wp:extent cx="5021908" cy="2503170"/>
@@ -1938,12 +1997,54 @@
     <w:p>
       <w:pPr>
         <w:spacing w:line="360" w:lineRule="auto"/>
+        <w:rPr>
+          <w:lang w:val="uk-UA"/>
+        </w:rPr>
+      </w:pPr>
+      <w:r>
+        <w:t xml:space="preserve">Рисунок </w:t>
+      </w:r>
+      <w:r>
+        <w:rPr>
+          <w:lang w:val="ru-RU"/>
+        </w:rPr>
+        <w:t>3</w:t>
+      </w:r>
+      <w:r>
+        <w:t xml:space="preserve"> – </w:t>
+      </w:r>
+      <w:r>
+        <w:rPr>
+          <w:lang w:val="ru-RU"/>
+        </w:rPr>
+        <w:t xml:space="preserve">Крок </w:t>
+      </w:r>
+      <w:r>
+        <w:rPr>
+          <w:lang w:val="ru-RU"/>
+        </w:rPr>
+        <w:t>2</w:t>
+      </w:r>
+    </w:p>
+    <w:p>
+      <w:pPr>
+        <w:spacing w:line="360" w:lineRule="auto"/>
         <w:ind w:firstLine="709"/>
         <w:jc w:val="both"/>
         <w:rPr>
           <w:lang w:val="uk-UA"/>
         </w:rPr>
       </w:pPr>
+    </w:p>
+    <w:p>
+      <w:pPr>
+        <w:spacing w:line="360" w:lineRule="auto"/>
+        <w:ind w:firstLine="709"/>
+        <w:jc w:val="both"/>
+        <w:rPr>
+          <w:lang w:val="uk-UA"/>
+        </w:rPr>
+      </w:pPr>
       <w:r>
         <w:rPr>
           <w:lang w:val="ru-RU"/>
@@ -1960,25 +2061,7 @@
         <w:rPr>
           <w:lang w:val="uk-UA"/>
         </w:rPr>
-        <w:t>треба перемістити</w:t>
-      </w:r>
-      <w:r>
-        <w:rPr>
-          <w:lang w:val="uk-UA"/>
-        </w:rPr>
-        <w:t xml:space="preserve"> </w:t>
-      </w:r>
-      <w:r>
-        <w:rPr>
-          <w:lang w:val="uk-UA"/>
-        </w:rPr>
-        <w:t>червоний</w:t>
-      </w:r>
-      <w:r>
-        <w:rPr>
-          <w:lang w:val="uk-UA"/>
-        </w:rPr>
-        <w:t xml:space="preserve"> диск з стержня </w:t>
+        <w:t xml:space="preserve">треба перемістити червоний диск з стержня </w:t>
       </w:r>
       <w:r>
         <w:rPr>
@@ -2004,9 +2087,9 @@
       </w:pPr>
       <w:r>
         <w:rPr>
-          <w:lang w:val="uk-UA"/>
-        </w:rPr>
-        <w:lastRenderedPageBreak/>
+          <w:noProof/>
+          <w:lang w:val="ru-RU"/>
+        </w:rPr>
         <w:drawing>
           <wp:inline distT="0" distB="0" distL="0" distR="0" wp14:anchorId="02AC7B2B" wp14:editId="2DFDC02B">
             <wp:extent cx="4902200" cy="2451361"/>
@@ -2047,6 +2130,46 @@
     <w:p>
       <w:pPr>
         <w:spacing w:line="360" w:lineRule="auto"/>
+        <w:rPr>
+          <w:lang w:val="ru-RU"/>
+        </w:rPr>
+      </w:pPr>
+      <w:r>
+        <w:t xml:space="preserve">Рисунок </w:t>
+      </w:r>
+      <w:r>
+        <w:rPr>
+          <w:lang w:val="ru-RU"/>
+        </w:rPr>
+        <w:t>4</w:t>
+      </w:r>
+      <w:r>
+        <w:t xml:space="preserve"> – </w:t>
+      </w:r>
+      <w:r>
+        <w:rPr>
+          <w:lang w:val="ru-RU"/>
+        </w:rPr>
+        <w:t xml:space="preserve">Крок </w:t>
+      </w:r>
+      <w:r>
+        <w:rPr>
+          <w:lang w:val="ru-RU"/>
+        </w:rPr>
+        <w:t>3</w:t>
+      </w:r>
+    </w:p>
+    <w:p>
+      <w:pPr>
+        <w:spacing w:line="360" w:lineRule="auto"/>
+        <w:rPr>
+          <w:lang w:val="uk-UA"/>
+        </w:rPr>
+      </w:pPr>
+    </w:p>
+    <w:p>
+      <w:pPr>
+        <w:spacing w:line="360" w:lineRule="auto"/>
         <w:ind w:firstLine="709"/>
         <w:jc w:val="both"/>
         <w:rPr>
@@ -2057,25 +2180,7 @@
         <w:rPr>
           <w:lang w:val="uk-UA"/>
         </w:rPr>
-        <w:t>Тепер перемістимо</w:t>
-      </w:r>
-      <w:r>
-        <w:rPr>
-          <w:lang w:val="uk-UA"/>
-        </w:rPr>
-        <w:t xml:space="preserve"> </w:t>
-      </w:r>
-      <w:r>
-        <w:rPr>
-          <w:lang w:val="uk-UA"/>
-        </w:rPr>
-        <w:t>зелений</w:t>
-      </w:r>
-      <w:r>
-        <w:rPr>
-          <w:lang w:val="uk-UA"/>
-        </w:rPr>
-        <w:t xml:space="preserve"> диск з стержня </w:t>
+        <w:t xml:space="preserve">Тепер перемістимо зелений диск з стержня </w:t>
       </w:r>
       <w:r>
         <w:rPr>
@@ -2113,8 +2218,10 @@
       </w:pPr>
       <w:r>
         <w:rPr>
-          <w:lang w:val="uk-UA"/>
-        </w:rPr>
+          <w:noProof/>
+          <w:lang w:val="ru-RU"/>
+        </w:rPr>
+        <w:lastRenderedPageBreak/>
         <w:drawing>
           <wp:inline distT="0" distB="0" distL="0" distR="0" wp14:anchorId="7AC1F727" wp14:editId="7E339996">
             <wp:extent cx="4905391" cy="2447714"/>
@@ -2155,12 +2262,54 @@
     <w:p>
       <w:pPr>
         <w:spacing w:line="360" w:lineRule="auto"/>
+        <w:rPr>
+          <w:lang w:val="uk-UA"/>
+        </w:rPr>
+      </w:pPr>
+      <w:r>
+        <w:t xml:space="preserve">Рисунок </w:t>
+      </w:r>
+      <w:r>
+        <w:rPr>
+          <w:lang w:val="ru-RU"/>
+        </w:rPr>
+        <w:t>5</w:t>
+      </w:r>
+      <w:r>
+        <w:t xml:space="preserve"> – </w:t>
+      </w:r>
+      <w:r>
+        <w:rPr>
+          <w:lang w:val="ru-RU"/>
+        </w:rPr>
+        <w:t xml:space="preserve">Крок </w:t>
+      </w:r>
+      <w:r>
+        <w:rPr>
+          <w:lang w:val="ru-RU"/>
+        </w:rPr>
+        <w:t>4</w:t>
+      </w:r>
+    </w:p>
+    <w:p>
+      <w:pPr>
+        <w:spacing w:line="360" w:lineRule="auto"/>
         <w:ind w:firstLine="709"/>
         <w:jc w:val="both"/>
         <w:rPr>
           <w:lang w:val="uk-UA"/>
         </w:rPr>
       </w:pPr>
+    </w:p>
+    <w:p>
+      <w:pPr>
+        <w:spacing w:line="360" w:lineRule="auto"/>
+        <w:ind w:firstLine="709"/>
+        <w:jc w:val="both"/>
+        <w:rPr>
+          <w:lang w:val="uk-UA"/>
+        </w:rPr>
+      </w:pPr>
       <w:r>
         <w:rPr>
           <w:lang w:val="uk-UA"/>
@@ -2179,7 +2328,8 @@
       </w:pPr>
       <w:r>
         <w:rPr>
-          <w:lang w:val="uk-UA"/>
+          <w:noProof/>
+          <w:lang w:val="ru-RU"/>
         </w:rPr>
         <w:drawing>
           <wp:inline distT="0" distB="0" distL="0" distR="0" wp14:anchorId="1C980A9A" wp14:editId="0FDB7A35">
@@ -2221,12 +2371,54 @@
     <w:p>
       <w:pPr>
         <w:spacing w:line="360" w:lineRule="auto"/>
+        <w:rPr>
+          <w:lang w:val="uk-UA"/>
+        </w:rPr>
+      </w:pPr>
+      <w:r>
+        <w:t xml:space="preserve">Рисунок </w:t>
+      </w:r>
+      <w:r>
+        <w:rPr>
+          <w:lang w:val="ru-RU"/>
+        </w:rPr>
+        <w:t>6</w:t>
+      </w:r>
+      <w:r>
+        <w:t xml:space="preserve"> – </w:t>
+      </w:r>
+      <w:r>
+        <w:rPr>
+          <w:lang w:val="ru-RU"/>
+        </w:rPr>
+        <w:t xml:space="preserve">Крок </w:t>
+      </w:r>
+      <w:r>
+        <w:rPr>
+          <w:lang w:val="ru-RU"/>
+        </w:rPr>
+        <w:t>5</w:t>
+      </w:r>
+    </w:p>
+    <w:p>
+      <w:pPr>
+        <w:spacing w:line="360" w:lineRule="auto"/>
         <w:ind w:firstLine="709"/>
         <w:jc w:val="both"/>
         <w:rPr>
           <w:lang w:val="uk-UA"/>
         </w:rPr>
       </w:pPr>
+    </w:p>
+    <w:p>
+      <w:pPr>
+        <w:spacing w:line="360" w:lineRule="auto"/>
+        <w:ind w:firstLine="709"/>
+        <w:jc w:val="both"/>
+        <w:rPr>
+          <w:lang w:val="uk-UA"/>
+        </w:rPr>
+      </w:pPr>
       <w:r>
         <w:rPr>
           <w:lang w:val="uk-UA"/>
@@ -2245,7 +2437,8 @@
       </w:pPr>
       <w:r>
         <w:rPr>
-          <w:lang w:val="uk-UA"/>
+          <w:noProof/>
+          <w:lang w:val="ru-RU"/>
         </w:rPr>
         <w:lastRenderedPageBreak/>
         <w:drawing>
@@ -2288,24 +2481,44 @@
     <w:p>
       <w:pPr>
         <w:spacing w:line="360" w:lineRule="auto"/>
+        <w:rPr>
+          <w:lang w:val="uk-UA"/>
+        </w:rPr>
+      </w:pPr>
+      <w:r>
+        <w:t xml:space="preserve">Рисунок </w:t>
+      </w:r>
+      <w:r>
+        <w:rPr>
+          <w:lang w:val="ru-RU"/>
+        </w:rPr>
+        <w:t>7</w:t>
+      </w:r>
+      <w:r>
+        <w:t xml:space="preserve"> – </w:t>
+      </w:r>
+      <w:r>
+        <w:rPr>
+          <w:lang w:val="ru-RU"/>
+        </w:rPr>
+        <w:t xml:space="preserve">Крок </w:t>
+      </w:r>
+      <w:r>
+        <w:rPr>
+          <w:lang w:val="ru-RU"/>
+        </w:rPr>
+        <w:t>6</w:t>
+      </w:r>
+    </w:p>
+    <w:p>
+      <w:pPr>
+        <w:spacing w:line="360" w:lineRule="auto"/>
         <w:ind w:firstLine="709"/>
         <w:jc w:val="both"/>
         <w:rPr>
           <w:lang w:val="uk-UA"/>
         </w:rPr>
       </w:pPr>
-      <w:r>
-        <w:rPr>
-          <w:lang w:val="uk-UA"/>
-        </w:rPr>
-        <w:t>Нарешті, поміщаємо червоний диск на білий</w:t>
-      </w:r>
-      <w:r>
-        <w:rPr>
-          <w:lang w:val="uk-UA"/>
-        </w:rPr>
-        <w:t>.</w:t>
-      </w:r>
     </w:p>
     <w:p>
       <w:pPr>
@@ -2319,6 +2532,23 @@
       <w:r>
         <w:rPr>
           <w:lang w:val="uk-UA"/>
+        </w:rPr>
+        <w:t>Нарешті, поміщаємо червоний диск на білий.</w:t>
+      </w:r>
+    </w:p>
+    <w:p>
+      <w:pPr>
+        <w:spacing w:line="360" w:lineRule="auto"/>
+        <w:ind w:firstLine="709"/>
+        <w:jc w:val="both"/>
+        <w:rPr>
+          <w:lang w:val="uk-UA"/>
+        </w:rPr>
+      </w:pPr>
+      <w:r>
+        <w:rPr>
+          <w:noProof/>
+          <w:lang w:val="ru-RU"/>
         </w:rPr>
         <w:drawing>
           <wp:inline distT="0" distB="0" distL="0" distR="0" wp14:anchorId="669CD834" wp14:editId="2A1F2666">
@@ -2359,6 +2589,48 @@
     </w:p>
     <w:p>
       <w:pPr>
+        <w:spacing w:line="360" w:lineRule="auto"/>
+        <w:rPr>
+          <w:lang w:val="uk-UA"/>
+        </w:rPr>
+      </w:pPr>
+      <w:r>
+        <w:t xml:space="preserve">Рисунок </w:t>
+      </w:r>
+      <w:r>
+        <w:rPr>
+          <w:lang w:val="ru-RU"/>
+        </w:rPr>
+        <w:t>8</w:t>
+      </w:r>
+      <w:r>
+        <w:t xml:space="preserve"> – </w:t>
+      </w:r>
+      <w:r>
+        <w:rPr>
+          <w:lang w:val="ru-RU"/>
+        </w:rPr>
+        <w:t xml:space="preserve">Крок </w:t>
+      </w:r>
+      <w:r>
+        <w:rPr>
+          <w:lang w:val="ru-RU"/>
+        </w:rPr>
+        <w:t>7</w:t>
+      </w:r>
+    </w:p>
+    <w:p>
+      <w:pPr>
+        <w:spacing w:line="360" w:lineRule="auto"/>
+        <w:ind w:firstLine="709"/>
+        <w:jc w:val="both"/>
+        <w:rPr>
+          <w:lang w:val="uk-UA"/>
+        </w:rPr>
+      </w:pPr>
+    </w:p>
+    <w:p>
+      <w:pPr>
         <w:pBdr>
           <w:top w:val="nil"/>
           <w:left w:val="nil"/>
@@ -2436,6 +2708,10 @@
         <w:spacing w:line="360" w:lineRule="auto"/>
       </w:pPr>
       <w:r>
+        <w:rPr>
+          <w:noProof/>
+          <w:lang w:val="ru-RU"/>
+        </w:rPr>
         <w:drawing>
           <wp:inline distT="0" distB="0" distL="0" distR="0" wp14:anchorId="0810D2ED" wp14:editId="08788699">
             <wp:extent cx="2019582" cy="3648584"/>
@@ -2481,7 +2757,16 @@
         </w:rPr>
       </w:pPr>
       <w:r>
-        <w:t xml:space="preserve">Рисунок 1 – </w:t>
+        <w:t xml:space="preserve">Рисунок </w:t>
+      </w:r>
+      <w:r>
+        <w:rPr>
+          <w:lang w:val="ru-RU"/>
+        </w:rPr>
+        <w:t>9</w:t>
+      </w:r>
+      <w:r>
+        <w:t xml:space="preserve"> – </w:t>
       </w:r>
       <w:r>
         <w:t xml:space="preserve">Блок схема алгоритму </w:t>
@@ -2566,7 +2851,7 @@
         <w:rPr>
           <w:lang w:val="uk-UA"/>
         </w:rPr>
-        <w:t>2</w:t>
+        <w:t>10</w:t>
       </w:r>
       <w:r>
         <w:t xml:space="preserve"> – Блок схема </w:t>
@@ -2662,7 +2947,6 @@
         <w:jc w:val="both"/>
         <w:rPr>
           <w:color w:val="000000"/>
-          <w:lang w:val="ru-RU"/>
         </w:rPr>
       </w:pPr>
       <w:r>
@@ -3324,27 +3608,28 @@
       <w:pPr>
         <w:pStyle w:val="Heading8"/>
       </w:pPr>
+      <w:r>
+        <w:t>1.</w:t>
+      </w:r>
+      <w:r>
+        <w:rPr>
+          <w:lang w:val="uk-UA"/>
+        </w:rPr>
+        <w:t>5</w:t>
+      </w:r>
+      <w:r>
+        <w:rPr>
+          <w:lang w:val="uk-UA"/>
+        </w:rPr>
+        <w:t xml:space="preserve"> </w:t>
+      </w:r>
       <w:bookmarkStart w:id="6" w:name="_Toc226315605"/>
       <w:r>
-        <w:t>1.</w:t>
-      </w:r>
-      <w:r>
-        <w:rPr>
-          <w:lang w:val="uk-UA"/>
-        </w:rPr>
-        <w:t>5</w:t>
-      </w:r>
-      <w:r>
-        <w:rPr>
-          <w:lang w:val="uk-UA"/>
-        </w:rPr>
-        <w:t xml:space="preserve"> </w:t>
-      </w:r>
-      <w:r>
         <w:t>Програмна реалізація алгоритму</w:t>
       </w:r>
       <w:bookmarkEnd w:id="6"/>
     </w:p>
+    <w:p/>
     <w:p>
       <w:pPr>
         <w:jc w:val="both"/>
@@ -3720,6 +4005,13 @@
         <w:t>Ханойської вежі</w:t>
       </w:r>
       <w:bookmarkEnd w:id="7"/>
+    </w:p>
+    <w:p>
+      <w:pPr>
+        <w:rPr>
+          <w:lang w:val="uk-UA"/>
+        </w:rPr>
+      </w:pPr>
     </w:p>
     <w:p>
       <w:pPr>
@@ -3766,13 +4058,15 @@
         <w:jc w:val="both"/>
         <w:rPr>
           <w:color w:val="000000"/>
-        </w:rPr>
-      </w:pPr>
-      <w:r>
-        <w:rPr>
-          <w:color w:val="000000"/>
-        </w:rPr>
-        <w:t>Оригінальний масив: [7, 5, 2, 20, 42, 15, 23, 34, 10]</w:t>
+          <w:lang w:val="uk-UA"/>
+        </w:rPr>
+      </w:pPr>
+      <w:r>
+        <w:rPr>
+          <w:color w:val="000000"/>
+          <w:lang w:val="uk-UA"/>
+        </w:rPr>
+        <w:t>Початкові параметри:</w:t>
       </w:r>
     </w:p>
     <w:p>
@@ -3789,13 +4083,17 @@
         <w:jc w:val="both"/>
         <w:rPr>
           <w:color w:val="000000"/>
-        </w:rPr>
-      </w:pPr>
-      <w:r>
-        <w:rPr>
-          <w:color w:val="000000"/>
-        </w:rPr>
-        <w:t>Відсортований масив: [2, 5, 7, 10, 15, 20, 23, 34, 42]</w:t>
+          <w:lang w:val="uk-UA"/>
+        </w:rPr>
+      </w:pPr>
+      <w:r>
+        <w:rPr>
+          <w:color w:val="000000"/>
+          <w:lang w:val="uk-UA"/>
+        </w:rPr>
+        <w:lastRenderedPageBreak/>
+        <w:tab/>
+        <w:t>Кількість дисків – 3;</w:t>
       </w:r>
     </w:p>
     <w:p>
@@ -3809,82 +4107,19 @@
         </w:pBdr>
         <w:shd w:val="clear" w:color="auto" w:fill="FFFFFF"/>
         <w:spacing w:line="360" w:lineRule="auto"/>
-        <w:rPr>
-          <w:rFonts w:ascii="Open Sans" w:eastAsia="Open Sans" w:hAnsi="Open Sans" w:cs="Open Sans"/>
-          <w:color w:val="797979"/>
-          <w:sz w:val="24"/>
-          <w:szCs w:val="24"/>
-        </w:rPr>
-      </w:pPr>
-      <w:r>
-        <w:rPr>
-          <w:rFonts w:ascii="Open Sans" w:eastAsia="Open Sans" w:hAnsi="Open Sans" w:cs="Open Sans"/>
-          <w:noProof/>
-          <w:color w:val="797979"/>
-          <w:sz w:val="24"/>
-          <w:szCs w:val="24"/>
-          <w:lang w:val="ru-RU"/>
-        </w:rPr>
-        <w:lastRenderedPageBreak/>
-        <w:drawing>
-          <wp:inline distT="0" distB="0" distL="0" distR="0" wp14:anchorId="32E4990F" wp14:editId="06D09A70">
-            <wp:extent cx="3560445" cy="495935"/>
-            <wp:effectExtent l="0" t="0" r="0" b="0"/>
-            <wp:docPr id="4" name="image2.png" descr="Вихідні дані - програма Java для реалізації сортування виділення"/>
-            <wp:cNvGraphicFramePr/>
-            <a:graphic xmlns:a="http://schemas.openxmlformats.org/drawingml/2006/main">
-              <a:graphicData uri="http://schemas.openxmlformats.org/drawingml/2006/picture">
-                <pic:pic xmlns:pic="http://schemas.openxmlformats.org/drawingml/2006/picture">
-                  <pic:nvPicPr>
-                    <pic:cNvPr id="0" name="image2.png" descr="Вихідні дані - програма Java для реалізації сортування виділення"/>
-                    <pic:cNvPicPr preferRelativeResize="0"/>
-                  </pic:nvPicPr>
-                  <pic:blipFill>
-                    <a:blip r:embed="rId18"/>
-                    <a:srcRect/>
-                    <a:stretch>
-                      <a:fillRect/>
-                    </a:stretch>
-                  </pic:blipFill>
-                  <pic:spPr>
-                    <a:xfrm>
-                      <a:off x="0" y="0"/>
-                      <a:ext cx="3560445" cy="495935"/>
-                    </a:xfrm>
-                    <a:prstGeom prst="rect">
-                      <a:avLst/>
-                    </a:prstGeom>
-                    <a:ln/>
-                  </pic:spPr>
-                </pic:pic>
-              </a:graphicData>
-            </a:graphic>
-          </wp:inline>
-        </w:drawing>
-      </w:r>
-    </w:p>
-    <w:p>
-      <w:pPr>
-        <w:spacing w:line="360" w:lineRule="auto"/>
-      </w:pPr>
-      <w:r>
-        <w:t>Рисунок 2 – Результат сортування вибором тестового масиву 1</w:t>
-      </w:r>
-    </w:p>
-    <w:p>
-      <w:pPr>
-        <w:spacing w:line="360" w:lineRule="auto"/>
-        <w:rPr>
-          <w:i/>
-          <w:iCs/>
-        </w:rPr>
-      </w:pPr>
-      <w:r>
-        <w:rPr>
-          <w:i/>
-          <w:iCs/>
-        </w:rPr>
-        <w:t>Тестовий масив 2</w:t>
+        <w:jc w:val="both"/>
+        <w:rPr>
+          <w:color w:val="000000"/>
+          <w:lang w:val="uk-UA"/>
+        </w:rPr>
+      </w:pPr>
+      <w:r>
+        <w:rPr>
+          <w:color w:val="000000"/>
+          <w:lang w:val="uk-UA"/>
+        </w:rPr>
+        <w:tab/>
+        <w:t>Початковий стержень – 1;</w:t>
       </w:r>
     </w:p>
     <w:p>
@@ -3898,16 +4133,19 @@
         </w:pBdr>
         <w:shd w:val="clear" w:color="auto" w:fill="FFFFFF"/>
         <w:spacing w:line="360" w:lineRule="auto"/>
-        <w:jc w:val="both"/>
-        <w:rPr>
-          <w:color w:val="000000"/>
-        </w:rPr>
-      </w:pPr>
-      <w:r>
-        <w:rPr>
-          <w:color w:val="000000"/>
-        </w:rPr>
-        <w:t>Оригінальний масив: [е, 5, 2, 20, 42, f, 23, 34, “s”]</w:t>
+        <w:ind w:firstLine="720"/>
+        <w:jc w:val="both"/>
+        <w:rPr>
+          <w:color w:val="000000"/>
+          <w:lang w:val="uk-UA"/>
+        </w:rPr>
+      </w:pPr>
+      <w:r>
+        <w:rPr>
+          <w:color w:val="000000"/>
+          <w:lang w:val="uk-UA"/>
+        </w:rPr>
+        <w:t>Кінцевий стержень – 2;</w:t>
       </w:r>
     </w:p>
     <w:p>
@@ -3924,133 +4162,16 @@
         <w:jc w:val="both"/>
         <w:rPr>
           <w:color w:val="000000"/>
-        </w:rPr>
-      </w:pPr>
-      <w:r>
-        <w:rPr>
-          <w:color w:val="000000"/>
-        </w:rPr>
-        <w:t>Відсортований масив: [……….]</w:t>
-      </w:r>
-    </w:p>
-    <w:p>
-      <w:pPr>
-        <w:spacing w:line="360" w:lineRule="auto"/>
-      </w:pPr>
-      <w:r>
-        <w:rPr>
-          <w:noProof/>
-          <w:lang w:val="ru-RU"/>
-        </w:rPr>
-        <mc:AlternateContent>
-          <mc:Choice Requires="wps">
-            <w:drawing>
-              <wp:inline distT="0" distB="0" distL="0" distR="0" wp14:anchorId="0BC160D4" wp14:editId="14AC69F4">
-                <wp:extent cx="3248561" cy="923925"/>
-                <wp:effectExtent l="0" t="0" r="0" b="0"/>
-                <wp:docPr id="2" name="Rectangle 2"/>
-                <wp:cNvGraphicFramePr/>
-                <a:graphic xmlns:a="http://schemas.openxmlformats.org/drawingml/2006/main">
-                  <a:graphicData uri="http://schemas.microsoft.com/office/word/2010/wordprocessingShape">
-                    <wps:wsp>
-                      <wps:cNvSpPr/>
-                      <wps:spPr>
-                        <a:xfrm>
-                          <a:off x="3726482" y="3322800"/>
-                          <a:ext cx="3239036" cy="914400"/>
-                        </a:xfrm>
-                        <a:prstGeom prst="rect">
-                          <a:avLst/>
-                        </a:prstGeom>
-                        <a:gradFill>
-                          <a:gsLst>
-                            <a:gs pos="0">
-                              <a:srgbClr val="F7BCA2"/>
-                            </a:gs>
-                            <a:gs pos="50000">
-                              <a:srgbClr val="F4B093"/>
-                            </a:gs>
-                            <a:gs pos="100000">
-                              <a:srgbClr val="F7A47F"/>
-                            </a:gs>
-                          </a:gsLst>
-                          <a:lin ang="5400000" scaled="0"/>
-                        </a:gradFill>
-                        <a:ln w="9525" cap="flat" cmpd="sng">
-                          <a:solidFill>
-                            <a:schemeClr val="accent2"/>
-                          </a:solidFill>
-                          <a:prstDash val="solid"/>
-                          <a:miter lim="800000"/>
-                          <a:headEnd type="none" w="sm" len="sm"/>
-                          <a:tailEnd type="none" w="sm" len="sm"/>
-                        </a:ln>
-                      </wps:spPr>
-                      <wps:txbx>
-                        <w:txbxContent>
-                          <w:p>
-                            <w:pPr>
-                              <w:jc w:val="left"/>
-                              <w:textDirection w:val="btLr"/>
-                            </w:pPr>
-                          </w:p>
-                        </w:txbxContent>
-                      </wps:txbx>
-                      <wps:bodyPr spcFirstLastPara="1" wrap="square" lIns="91425" tIns="91425" rIns="91425" bIns="91425" anchor="ctr" anchorCtr="0">
-                        <a:noAutofit/>
-                      </wps:bodyPr>
-                    </wps:wsp>
-                  </a:graphicData>
-                </a:graphic>
-              </wp:inline>
-            </w:drawing>
-          </mc:Choice>
-          <mc:Fallback>
-            <w:pict>
-              <v:rect w14:anchorId="0BC160D4" id="Rectangle 2" o:spid="_x0000_s1026" style="width:255.8pt;height:72.75pt;visibility:visible;mso-wrap-style:square;mso-left-percent:-10001;mso-top-percent:-10001;mso-position-horizontal:absolute;mso-position-horizontal-relative:char;mso-position-vertical:absolute;mso-position-vertical-relative:line;mso-left-percent:-10001;mso-top-percent:-10001;v-text-anchor:middle" o:gfxdata="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" fillcolor="#f7bca2" strokecolor="#c0504d [3205]">
-                <v:fill color2="#f7a47f" colors="0 #f7bca2;.5 #f4b093;1 #f7a47f" focus="100%" type="gradient">
-                  <o:fill v:ext="view" type="gradientUnscaled"/>
-                </v:fill>
-                <v:stroke startarrowwidth="narrow" startarrowlength="short" endarrowwidth="narrow" endarrowlength="short"/>
-                <v:textbox inset="2.53958mm,2.53958mm,2.53958mm,2.53958mm">
-                  <w:txbxContent>
-                    <w:p>
-                      <w:pPr>
-                        <w:jc w:val="left"/>
-                        <w:textDirection w:val="btLr"/>
-                      </w:pPr>
-                    </w:p>
-                  </w:txbxContent>
-                </v:textbox>
-                <w10:anchorlock/>
-              </v:rect>
-            </w:pict>
-          </mc:Fallback>
-        </mc:AlternateContent>
-      </w:r>
-    </w:p>
-    <w:p>
-      <w:pPr>
-        <w:spacing w:line="360" w:lineRule="auto"/>
-      </w:pPr>
-      <w:r>
-        <w:t>Рисунок 3 – Результат сортування вибором тестового масиву 2</w:t>
-      </w:r>
-    </w:p>
-    <w:p>
-      <w:pPr>
-        <w:spacing w:line="360" w:lineRule="auto"/>
-        <w:rPr>
-          <w:i/>
-          <w:iCs/>
-        </w:rPr>
-      </w:pPr>
-      <w:r>
-        <w:rPr>
-          <w:i/>
-          <w:iCs/>
-        </w:rPr>
-        <w:t>Тестовий масив 3</w:t>
+          <w:lang w:val="uk-UA"/>
+        </w:rPr>
+      </w:pPr>
+      <w:r>
+        <w:rPr>
+          <w:color w:val="000000"/>
+          <w:lang w:val="uk-UA"/>
+        </w:rPr>
+        <w:tab/>
+        <w:t>Додатковий стержень – 3;</w:t>
       </w:r>
     </w:p>
     <w:p>
@@ -4064,16 +4185,115 @@
         </w:pBdr>
         <w:shd w:val="clear" w:color="auto" w:fill="FFFFFF"/>
         <w:spacing w:line="360" w:lineRule="auto"/>
-        <w:jc w:val="both"/>
-        <w:rPr>
-          <w:color w:val="000000"/>
-        </w:rPr>
-      </w:pPr>
-      <w:r>
-        <w:rPr>
-          <w:color w:val="000000"/>
-        </w:rPr>
-        <w:t>Оригінальний масив: [е, -5, ., 20, -, f, 0, -21, “ ”]</w:t>
+        <w:rPr>
+          <w:color w:val="000000"/>
+          <w:lang w:val="uk-UA"/>
+        </w:rPr>
+      </w:pPr>
+      <w:r>
+        <w:rPr>
+          <w:noProof/>
+          <w:color w:val="000000"/>
+          <w:lang w:val="ru-RU"/>
+        </w:rPr>
+        <w:drawing>
+          <wp:inline distT="0" distB="0" distL="0" distR="0" wp14:anchorId="5E14B562" wp14:editId="4242AA14">
+            <wp:extent cx="3006090" cy="1284008"/>
+            <wp:effectExtent l="0" t="0" r="3810" b="0"/>
+            <wp:docPr id="3" name="Picture 3"/>
+            <wp:cNvGraphicFramePr>
+              <a:graphicFrameLocks xmlns:a="http://schemas.openxmlformats.org/drawingml/2006/main" noChangeAspect="1"/>
+            </wp:cNvGraphicFramePr>
+            <a:graphic xmlns:a="http://schemas.openxmlformats.org/drawingml/2006/main">
+              <a:graphicData uri="http://schemas.openxmlformats.org/drawingml/2006/picture">
+                <pic:pic xmlns:pic="http://schemas.openxmlformats.org/drawingml/2006/picture">
+                  <pic:nvPicPr>
+                    <pic:cNvPr id="1" name=""/>
+                    <pic:cNvPicPr/>
+                  </pic:nvPicPr>
+                  <pic:blipFill>
+                    <a:blip r:embed="rId18"/>
+                    <a:stretch>
+                      <a:fillRect/>
+                    </a:stretch>
+                  </pic:blipFill>
+                  <pic:spPr>
+                    <a:xfrm>
+                      <a:off x="0" y="0"/>
+                      <a:ext cx="3019379" cy="1289684"/>
+                    </a:xfrm>
+                    <a:prstGeom prst="rect">
+                      <a:avLst/>
+                    </a:prstGeom>
+                  </pic:spPr>
+                </pic:pic>
+              </a:graphicData>
+            </a:graphic>
+          </wp:inline>
+        </w:drawing>
+      </w:r>
+    </w:p>
+    <w:p>
+      <w:pPr>
+        <w:spacing w:line="360" w:lineRule="auto"/>
+        <w:rPr>
+          <w:lang w:val="uk-UA"/>
+        </w:rPr>
+      </w:pPr>
+      <w:r>
+        <w:t xml:space="preserve">Рисунок </w:t>
+      </w:r>
+      <w:r>
+        <w:rPr>
+          <w:lang w:val="ru-RU"/>
+        </w:rPr>
+        <w:t>11</w:t>
+      </w:r>
+      <w:r>
+        <w:t xml:space="preserve"> – </w:t>
+      </w:r>
+      <w:r>
+        <w:t xml:space="preserve">Результат </w:t>
+      </w:r>
+      <w:r>
+        <w:rPr>
+          <w:lang w:val="uk-UA"/>
+        </w:rPr>
+        <w:t>алгоритму Ханойської вежі</w:t>
+      </w:r>
+      <w:r>
+        <w:t xml:space="preserve"> </w:t>
+      </w:r>
+      <w:r>
+        <w:rPr>
+          <w:lang w:val="uk-UA"/>
+        </w:rPr>
+        <w:t>після тесту 1</w:t>
+      </w:r>
+    </w:p>
+    <w:p>
+      <w:pPr>
+        <w:spacing w:line="360" w:lineRule="auto"/>
+        <w:rPr>
+          <w:i/>
+          <w:iCs/>
+          <w:lang w:val="uk-UA"/>
+        </w:rPr>
+      </w:pPr>
+      <w:r>
+        <w:rPr>
+          <w:i/>
+          <w:iCs/>
+        </w:rPr>
+        <w:t xml:space="preserve">Тест </w:t>
+      </w:r>
+      <w:r>
+        <w:rPr>
+          <w:i/>
+          <w:iCs/>
+          <w:lang w:val="uk-UA"/>
+        </w:rPr>
+        <w:t>№2</w:t>
       </w:r>
     </w:p>
     <w:p>
@@ -4090,13 +4310,15 @@
         <w:jc w:val="both"/>
         <w:rPr>
           <w:color w:val="000000"/>
-        </w:rPr>
-      </w:pPr>
-      <w:r>
-        <w:rPr>
-          <w:color w:val="000000"/>
-        </w:rPr>
-        <w:t>Відсортований масив: [……….]</w:t>
+          <w:lang w:val="uk-UA"/>
+        </w:rPr>
+      </w:pPr>
+      <w:r>
+        <w:rPr>
+          <w:color w:val="000000"/>
+          <w:lang w:val="uk-UA"/>
+        </w:rPr>
+        <w:t>Початкові параметри:</w:t>
       </w:r>
     </w:p>
     <w:p>
@@ -4110,8 +4332,113 @@
         </w:pBdr>
         <w:shd w:val="clear" w:color="auto" w:fill="FFFFFF"/>
         <w:spacing w:line="360" w:lineRule="auto"/>
-        <w:rPr>
-          <w:color w:val="000000"/>
+        <w:jc w:val="both"/>
+        <w:rPr>
+          <w:color w:val="000000"/>
+          <w:lang w:val="uk-UA"/>
+        </w:rPr>
+      </w:pPr>
+      <w:r>
+        <w:rPr>
+          <w:color w:val="000000"/>
+          <w:lang w:val="uk-UA"/>
+        </w:rPr>
+        <w:tab/>
+        <w:t>Кількість дисків – 4;</w:t>
+      </w:r>
+    </w:p>
+    <w:p>
+      <w:pPr>
+        <w:pBdr>
+          <w:top w:val="nil"/>
+          <w:left w:val="nil"/>
+          <w:bottom w:val="nil"/>
+          <w:right w:val="nil"/>
+          <w:between w:val="nil"/>
+        </w:pBdr>
+        <w:shd w:val="clear" w:color="auto" w:fill="FFFFFF"/>
+        <w:spacing w:line="360" w:lineRule="auto"/>
+        <w:jc w:val="both"/>
+        <w:rPr>
+          <w:color w:val="000000"/>
+          <w:lang w:val="uk-UA"/>
+        </w:rPr>
+      </w:pPr>
+      <w:r>
+        <w:rPr>
+          <w:color w:val="000000"/>
+          <w:lang w:val="uk-UA"/>
+        </w:rPr>
+        <w:tab/>
+        <w:t>Початковий стержень – 3;</w:t>
+      </w:r>
+    </w:p>
+    <w:p>
+      <w:pPr>
+        <w:pBdr>
+          <w:top w:val="nil"/>
+          <w:left w:val="nil"/>
+          <w:bottom w:val="nil"/>
+          <w:right w:val="nil"/>
+          <w:between w:val="nil"/>
+        </w:pBdr>
+        <w:shd w:val="clear" w:color="auto" w:fill="FFFFFF"/>
+        <w:spacing w:line="360" w:lineRule="auto"/>
+        <w:ind w:firstLine="720"/>
+        <w:jc w:val="both"/>
+        <w:rPr>
+          <w:color w:val="000000"/>
+          <w:lang w:val="uk-UA"/>
+        </w:rPr>
+      </w:pPr>
+      <w:r>
+        <w:rPr>
+          <w:color w:val="000000"/>
+          <w:lang w:val="uk-UA"/>
+        </w:rPr>
+        <w:t>Кінцевий стержень – 1;</w:t>
+      </w:r>
+    </w:p>
+    <w:p>
+      <w:pPr>
+        <w:pBdr>
+          <w:top w:val="nil"/>
+          <w:left w:val="nil"/>
+          <w:bottom w:val="nil"/>
+          <w:right w:val="nil"/>
+          <w:between w:val="nil"/>
+        </w:pBdr>
+        <w:shd w:val="clear" w:color="auto" w:fill="FFFFFF"/>
+        <w:spacing w:line="360" w:lineRule="auto"/>
+        <w:jc w:val="both"/>
+        <w:rPr>
+          <w:color w:val="000000"/>
+          <w:lang w:val="uk-UA"/>
+        </w:rPr>
+      </w:pPr>
+      <w:r>
+        <w:rPr>
+          <w:color w:val="000000"/>
+          <w:lang w:val="uk-UA"/>
+        </w:rPr>
+        <w:tab/>
+        <w:t>Додатковий стержень – 2;</w:t>
+      </w:r>
+    </w:p>
+    <w:p>
+      <w:pPr>
+        <w:pBdr>
+          <w:top w:val="nil"/>
+          <w:left w:val="nil"/>
+          <w:bottom w:val="nil"/>
+          <w:right w:val="nil"/>
+          <w:between w:val="nil"/>
+        </w:pBdr>
+        <w:shd w:val="clear" w:color="auto" w:fill="FFFFFF"/>
+        <w:spacing w:line="360" w:lineRule="auto"/>
+        <w:rPr>
+          <w:color w:val="000000"/>
+          <w:lang w:val="uk-UA"/>
         </w:rPr>
       </w:pPr>
       <w:r>
@@ -4120,102 +4447,636 @@
           <w:color w:val="000000"/>
           <w:lang w:val="ru-RU"/>
         </w:rPr>
-        <mc:AlternateContent>
-          <mc:Choice Requires="wps">
-            <w:drawing>
-              <wp:inline distT="0" distB="0" distL="0" distR="0" wp14:anchorId="35696D50" wp14:editId="28936E54">
-                <wp:extent cx="3184167" cy="923925"/>
-                <wp:effectExtent l="0" t="0" r="0" b="0"/>
-                <wp:docPr id="1" name="Rectangle 1"/>
-                <wp:cNvGraphicFramePr/>
-                <a:graphic xmlns:a="http://schemas.openxmlformats.org/drawingml/2006/main">
-                  <a:graphicData uri="http://schemas.microsoft.com/office/word/2010/wordprocessingShape">
-                    <wps:wsp>
-                      <wps:cNvSpPr/>
-                      <wps:spPr>
-                        <a:xfrm>
-                          <a:off x="3758679" y="3322800"/>
-                          <a:ext cx="3174642" cy="914400"/>
-                        </a:xfrm>
-                        <a:prstGeom prst="rect">
-                          <a:avLst/>
-                        </a:prstGeom>
-                        <a:gradFill>
-                          <a:gsLst>
-                            <a:gs pos="0">
-                              <a:srgbClr val="A6B6DE"/>
-                            </a:gs>
-                            <a:gs pos="50000">
-                              <a:srgbClr val="98AAD9"/>
-                            </a:gs>
-                            <a:gs pos="100000">
-                              <a:srgbClr val="859CD7"/>
-                            </a:gs>
-                          </a:gsLst>
-                          <a:lin ang="5400000" scaled="0"/>
-                        </a:gradFill>
-                        <a:ln w="9525" cap="flat" cmpd="sng">
-                          <a:solidFill>
-                            <a:schemeClr val="accent1"/>
-                          </a:solidFill>
-                          <a:prstDash val="solid"/>
-                          <a:miter lim="800000"/>
-                          <a:headEnd type="none" w="sm" len="sm"/>
-                          <a:tailEnd type="none" w="sm" len="sm"/>
-                        </a:ln>
-                      </wps:spPr>
-                      <wps:txbx>
-                        <w:txbxContent>
-                          <w:p>
-                            <w:pPr>
-                              <w:jc w:val="left"/>
-                              <w:textDirection w:val="btLr"/>
-                            </w:pPr>
-                          </w:p>
-                        </w:txbxContent>
-                      </wps:txbx>
-                      <wps:bodyPr spcFirstLastPara="1" wrap="square" lIns="91425" tIns="91425" rIns="91425" bIns="91425" anchor="ctr" anchorCtr="0">
-                        <a:noAutofit/>
-                      </wps:bodyPr>
-                    </wps:wsp>
-                  </a:graphicData>
-                </a:graphic>
-              </wp:inline>
-            </w:drawing>
-          </mc:Choice>
-          <mc:Fallback>
-            <w:pict>
-              <v:rect w14:anchorId="35696D50" id="Rectangle 1" o:spid="_x0000_s1027" style="width:250.7pt;height:72.75pt;visibility:visible;mso-wrap-style:square;mso-left-percent:-10001;mso-top-percent:-10001;mso-position-horizontal:absolute;mso-position-horizontal-relative:char;mso-position-vertical:absolute;mso-position-vertical-relative:line;mso-left-percent:-10001;mso-top-percent:-10001;v-text-anchor:middle" o:gfxdata="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" fillcolor="#a6b6de" strokecolor="#4f81bd [3204]">
-                <v:fill color2="#859cd7" colors="0 #a6b6de;.5 #98aad9;1 #859cd7" focus="100%" type="gradient">
-                  <o:fill v:ext="view" type="gradientUnscaled"/>
-                </v:fill>
-                <v:stroke startarrowwidth="narrow" startarrowlength="short" endarrowwidth="narrow" endarrowlength="short"/>
-                <v:textbox inset="2.53958mm,2.53958mm,2.53958mm,2.53958mm">
-                  <w:txbxContent>
-                    <w:p>
-                      <w:pPr>
-                        <w:jc w:val="left"/>
-                        <w:textDirection w:val="btLr"/>
-                      </w:pPr>
-                    </w:p>
-                  </w:txbxContent>
-                </v:textbox>
-                <w10:anchorlock/>
-              </v:rect>
-            </w:pict>
-          </mc:Fallback>
-        </mc:AlternateContent>
-      </w:r>
-    </w:p>
-    <w:p>
-      <w:pPr>
-        <w:spacing w:line="360" w:lineRule="auto"/>
-      </w:pPr>
-      <w:r>
-        <w:t>Рисунок 4 – Результат сортування вибором тестового масиву 3</w:t>
-      </w:r>
-    </w:p>
-    <w:p>
+        <w:drawing>
+          <wp:inline distT="0" distB="0" distL="0" distR="0" wp14:anchorId="1F1977C2" wp14:editId="3041221D">
+            <wp:extent cx="3015508" cy="2644140"/>
+            <wp:effectExtent l="0" t="0" r="0" b="3810"/>
+            <wp:docPr id="6" name="Picture 6"/>
+            <wp:cNvGraphicFramePr>
+              <a:graphicFrameLocks xmlns:a="http://schemas.openxmlformats.org/drawingml/2006/main" noChangeAspect="1"/>
+            </wp:cNvGraphicFramePr>
+            <a:graphic xmlns:a="http://schemas.openxmlformats.org/drawingml/2006/main">
+              <a:graphicData uri="http://schemas.openxmlformats.org/drawingml/2006/picture">
+                <pic:pic xmlns:pic="http://schemas.openxmlformats.org/drawingml/2006/picture">
+                  <pic:nvPicPr>
+                    <pic:cNvPr id="1" name=""/>
+                    <pic:cNvPicPr/>
+                  </pic:nvPicPr>
+                  <pic:blipFill>
+                    <a:blip r:embed="rId19"/>
+                    <a:stretch>
+                      <a:fillRect/>
+                    </a:stretch>
+                  </pic:blipFill>
+                  <pic:spPr>
+                    <a:xfrm>
+                      <a:off x="0" y="0"/>
+                      <a:ext cx="3042002" cy="2667371"/>
+                    </a:xfrm>
+                    <a:prstGeom prst="rect">
+                      <a:avLst/>
+                    </a:prstGeom>
+                  </pic:spPr>
+                </pic:pic>
+              </a:graphicData>
+            </a:graphic>
+          </wp:inline>
+        </w:drawing>
+      </w:r>
+    </w:p>
+    <w:p>
+      <w:pPr>
+        <w:spacing w:line="360" w:lineRule="auto"/>
+      </w:pPr>
+      <w:r>
+        <w:t xml:space="preserve">Рисунок </w:t>
+      </w:r>
+      <w:r>
+        <w:rPr>
+          <w:lang w:val="ru-RU"/>
+        </w:rPr>
+        <w:t>12</w:t>
+      </w:r>
+      <w:r>
+        <w:t xml:space="preserve"> – Результат </w:t>
+      </w:r>
+      <w:r>
+        <w:rPr>
+          <w:lang w:val="uk-UA"/>
+        </w:rPr>
+        <w:t>алгоритму Ханойської вежі</w:t>
+      </w:r>
+      <w:r>
+        <w:t xml:space="preserve"> </w:t>
+      </w:r>
+      <w:r>
+        <w:rPr>
+          <w:lang w:val="uk-UA"/>
+        </w:rPr>
+        <w:t xml:space="preserve">після тесту </w:t>
+      </w:r>
+      <w:r>
+        <w:t>2</w:t>
+      </w:r>
+    </w:p>
+    <w:p>
+      <w:pPr>
+        <w:spacing w:line="360" w:lineRule="auto"/>
+        <w:rPr>
+          <w:i/>
+          <w:iCs/>
+          <w:lang w:val="uk-UA"/>
+        </w:rPr>
+      </w:pPr>
+      <w:r>
+        <w:rPr>
+          <w:i/>
+          <w:iCs/>
+        </w:rPr>
+        <w:t xml:space="preserve">Тест </w:t>
+      </w:r>
+      <w:r>
+        <w:rPr>
+          <w:i/>
+          <w:iCs/>
+          <w:lang w:val="uk-UA"/>
+        </w:rPr>
+        <w:t>№3</w:t>
+      </w:r>
+    </w:p>
+    <w:p>
+      <w:pPr>
+        <w:pBdr>
+          <w:top w:val="nil"/>
+          <w:left w:val="nil"/>
+          <w:bottom w:val="nil"/>
+          <w:right w:val="nil"/>
+          <w:between w:val="nil"/>
+        </w:pBdr>
+        <w:shd w:val="clear" w:color="auto" w:fill="FFFFFF"/>
+        <w:spacing w:line="360" w:lineRule="auto"/>
+        <w:jc w:val="both"/>
+        <w:rPr>
+          <w:color w:val="000000"/>
+          <w:lang w:val="uk-UA"/>
+        </w:rPr>
+      </w:pPr>
+      <w:r>
+        <w:rPr>
+          <w:color w:val="000000"/>
+          <w:lang w:val="uk-UA"/>
+        </w:rPr>
+        <w:t>Початкові параметри:</w:t>
+      </w:r>
+    </w:p>
+    <w:p>
+      <w:pPr>
+        <w:pBdr>
+          <w:top w:val="nil"/>
+          <w:left w:val="nil"/>
+          <w:bottom w:val="nil"/>
+          <w:right w:val="nil"/>
+          <w:between w:val="nil"/>
+        </w:pBdr>
+        <w:shd w:val="clear" w:color="auto" w:fill="FFFFFF"/>
+        <w:spacing w:line="360" w:lineRule="auto"/>
+        <w:jc w:val="both"/>
+        <w:rPr>
+          <w:color w:val="000000"/>
+          <w:lang w:val="uk-UA"/>
+        </w:rPr>
+      </w:pPr>
+      <w:r>
+        <w:rPr>
+          <w:color w:val="000000"/>
+          <w:lang w:val="uk-UA"/>
+        </w:rPr>
+        <w:tab/>
+        <w:t>Кількість дисків – 5;</w:t>
+      </w:r>
+    </w:p>
+    <w:p>
+      <w:pPr>
+        <w:pBdr>
+          <w:top w:val="nil"/>
+          <w:left w:val="nil"/>
+          <w:bottom w:val="nil"/>
+          <w:right w:val="nil"/>
+          <w:between w:val="nil"/>
+        </w:pBdr>
+        <w:shd w:val="clear" w:color="auto" w:fill="FFFFFF"/>
+        <w:spacing w:line="360" w:lineRule="auto"/>
+        <w:jc w:val="both"/>
+        <w:rPr>
+          <w:color w:val="000000"/>
+          <w:lang w:val="uk-UA"/>
+        </w:rPr>
+      </w:pPr>
+      <w:r>
+        <w:rPr>
+          <w:color w:val="000000"/>
+          <w:lang w:val="uk-UA"/>
+        </w:rPr>
+        <w:tab/>
+        <w:t>Початковий стержень – 2;</w:t>
+      </w:r>
+    </w:p>
+    <w:p>
+      <w:pPr>
+        <w:pBdr>
+          <w:top w:val="nil"/>
+          <w:left w:val="nil"/>
+          <w:bottom w:val="nil"/>
+          <w:right w:val="nil"/>
+          <w:between w:val="nil"/>
+        </w:pBdr>
+        <w:shd w:val="clear" w:color="auto" w:fill="FFFFFF"/>
+        <w:spacing w:line="360" w:lineRule="auto"/>
+        <w:ind w:firstLine="720"/>
+        <w:jc w:val="both"/>
+        <w:rPr>
+          <w:color w:val="000000"/>
+          <w:lang w:val="uk-UA"/>
+        </w:rPr>
+      </w:pPr>
+      <w:r>
+        <w:rPr>
+          <w:color w:val="000000"/>
+          <w:lang w:val="uk-UA"/>
+        </w:rPr>
+        <w:t>Кінцевий стержень – 1;</w:t>
+      </w:r>
+    </w:p>
+    <w:p>
+      <w:pPr>
+        <w:pBdr>
+          <w:top w:val="nil"/>
+          <w:left w:val="nil"/>
+          <w:bottom w:val="nil"/>
+          <w:right w:val="nil"/>
+          <w:between w:val="nil"/>
+        </w:pBdr>
+        <w:shd w:val="clear" w:color="auto" w:fill="FFFFFF"/>
+        <w:spacing w:line="360" w:lineRule="auto"/>
+        <w:jc w:val="both"/>
+        <w:rPr>
+          <w:color w:val="000000"/>
+          <w:lang w:val="uk-UA"/>
+        </w:rPr>
+      </w:pPr>
+      <w:r>
+        <w:rPr>
+          <w:color w:val="000000"/>
+          <w:lang w:val="uk-UA"/>
+        </w:rPr>
+        <w:lastRenderedPageBreak/>
+        <w:tab/>
+        <w:t>Додатковий стержень – 3;</w:t>
+      </w:r>
+    </w:p>
+    <w:p>
+      <w:pPr>
+        <w:pBdr>
+          <w:top w:val="nil"/>
+          <w:left w:val="nil"/>
+          <w:bottom w:val="nil"/>
+          <w:right w:val="nil"/>
+          <w:between w:val="nil"/>
+        </w:pBdr>
+        <w:shd w:val="clear" w:color="auto" w:fill="FFFFFF"/>
+        <w:spacing w:line="360" w:lineRule="auto"/>
+        <w:rPr>
+          <w:color w:val="000000"/>
+          <w:lang w:val="uk-UA"/>
+        </w:rPr>
+      </w:pPr>
+      <w:r>
+        <w:rPr>
+          <w:noProof/>
+          <w:color w:val="000000"/>
+          <w:lang w:val="ru-RU"/>
+        </w:rPr>
+        <w:drawing>
+          <wp:inline distT="0" distB="0" distL="0" distR="0" wp14:anchorId="55A3354F" wp14:editId="7140EBC4">
+            <wp:extent cx="3015508" cy="2644140"/>
+            <wp:effectExtent l="0" t="0" r="0" b="3810"/>
+            <wp:docPr id="8" name="Picture 8"/>
+            <wp:cNvGraphicFramePr>
+              <a:graphicFrameLocks xmlns:a="http://schemas.openxmlformats.org/drawingml/2006/main" noChangeAspect="1"/>
+            </wp:cNvGraphicFramePr>
+            <a:graphic xmlns:a="http://schemas.openxmlformats.org/drawingml/2006/main">
+              <a:graphicData uri="http://schemas.openxmlformats.org/drawingml/2006/picture">
+                <pic:pic xmlns:pic="http://schemas.openxmlformats.org/drawingml/2006/picture">
+                  <pic:nvPicPr>
+                    <pic:cNvPr id="1" name=""/>
+                    <pic:cNvPicPr/>
+                  </pic:nvPicPr>
+                  <pic:blipFill>
+                    <a:blip r:embed="rId19"/>
+                    <a:stretch>
+                      <a:fillRect/>
+                    </a:stretch>
+                  </pic:blipFill>
+                  <pic:spPr>
+                    <a:xfrm>
+                      <a:off x="0" y="0"/>
+                      <a:ext cx="3042002" cy="2667371"/>
+                    </a:xfrm>
+                    <a:prstGeom prst="rect">
+                      <a:avLst/>
+                    </a:prstGeom>
+                  </pic:spPr>
+                </pic:pic>
+              </a:graphicData>
+            </a:graphic>
+          </wp:inline>
+        </w:drawing>
+      </w:r>
+    </w:p>
+    <w:p>
+      <w:pPr>
+        <w:spacing w:line="360" w:lineRule="auto"/>
+        <w:rPr>
+          <w:lang w:val="ru-RU"/>
+        </w:rPr>
+      </w:pPr>
+      <w:r>
+        <w:t xml:space="preserve">Рисунок </w:t>
+      </w:r>
+      <w:r>
+        <w:rPr>
+          <w:lang w:val="ru-RU"/>
+        </w:rPr>
+        <w:t>1</w:t>
+      </w:r>
+      <w:r>
+        <w:t xml:space="preserve">3 – Результат </w:t>
+      </w:r>
+      <w:r>
+        <w:rPr>
+          <w:lang w:val="uk-UA"/>
+        </w:rPr>
+        <w:t>алгоритму Ханойської вежі</w:t>
+      </w:r>
+      <w:r>
+        <w:t xml:space="preserve"> </w:t>
+      </w:r>
+      <w:r>
+        <w:rPr>
+          <w:lang w:val="uk-UA"/>
+        </w:rPr>
+        <w:t xml:space="preserve">після тесту </w:t>
+      </w:r>
+      <w:r>
+        <w:rPr>
+          <w:lang w:val="ru-RU"/>
+        </w:rPr>
+        <w:t>3</w:t>
+      </w:r>
+    </w:p>
+    <w:p>
+      <w:pPr>
+        <w:spacing w:line="360" w:lineRule="auto"/>
+        <w:rPr>
+          <w:i/>
+          <w:iCs/>
+          <w:lang w:val="uk-UA"/>
+        </w:rPr>
+      </w:pPr>
+      <w:r>
+        <w:rPr>
+          <w:i/>
+          <w:iCs/>
+        </w:rPr>
+        <w:t xml:space="preserve">Тест </w:t>
+      </w:r>
+      <w:r>
+        <w:rPr>
+          <w:i/>
+          <w:iCs/>
+          <w:lang w:val="uk-UA"/>
+        </w:rPr>
+        <w:t>№4</w:t>
+      </w:r>
+    </w:p>
+    <w:p>
+      <w:pPr>
+        <w:pBdr>
+          <w:top w:val="nil"/>
+          <w:left w:val="nil"/>
+          <w:bottom w:val="nil"/>
+          <w:right w:val="nil"/>
+          <w:between w:val="nil"/>
+        </w:pBdr>
+        <w:shd w:val="clear" w:color="auto" w:fill="FFFFFF"/>
+        <w:spacing w:line="360" w:lineRule="auto"/>
+        <w:jc w:val="both"/>
+        <w:rPr>
+          <w:color w:val="000000"/>
+          <w:lang w:val="uk-UA"/>
+        </w:rPr>
+      </w:pPr>
+      <w:r>
+        <w:rPr>
+          <w:color w:val="000000"/>
+          <w:lang w:val="uk-UA"/>
+        </w:rPr>
+        <w:t>Початкові параметри:</w:t>
+      </w:r>
+    </w:p>
+    <w:p>
+      <w:pPr>
+        <w:pBdr>
+          <w:top w:val="nil"/>
+          <w:left w:val="nil"/>
+          <w:bottom w:val="nil"/>
+          <w:right w:val="nil"/>
+          <w:between w:val="nil"/>
+        </w:pBdr>
+        <w:shd w:val="clear" w:color="auto" w:fill="FFFFFF"/>
+        <w:spacing w:line="360" w:lineRule="auto"/>
+        <w:jc w:val="both"/>
+        <w:rPr>
+          <w:color w:val="000000"/>
+          <w:lang w:val="uk-UA"/>
+        </w:rPr>
+      </w:pPr>
+      <w:r>
+        <w:rPr>
+          <w:color w:val="000000"/>
+          <w:lang w:val="uk-UA"/>
+        </w:rPr>
+        <w:tab/>
+        <w:t xml:space="preserve">Кількість дисків – </w:t>
+      </w:r>
+      <w:r>
+        <w:rPr>
+          <w:color w:val="000000"/>
+          <w:lang w:val="ru-RU"/>
+        </w:rPr>
+        <w:t>-1</w:t>
+      </w:r>
+      <w:r>
+        <w:rPr>
+          <w:color w:val="000000"/>
+          <w:lang w:val="uk-UA"/>
+        </w:rPr>
+        <w:t>;</w:t>
+      </w:r>
+    </w:p>
+    <w:p>
+      <w:pPr>
+        <w:pBdr>
+          <w:top w:val="nil"/>
+          <w:left w:val="nil"/>
+          <w:bottom w:val="nil"/>
+          <w:right w:val="nil"/>
+          <w:between w:val="nil"/>
+        </w:pBdr>
+        <w:shd w:val="clear" w:color="auto" w:fill="FFFFFF"/>
+        <w:spacing w:line="360" w:lineRule="auto"/>
+        <w:jc w:val="both"/>
+        <w:rPr>
+          <w:color w:val="000000"/>
+          <w:lang w:val="uk-UA"/>
+        </w:rPr>
+      </w:pPr>
+      <w:r>
+        <w:rPr>
+          <w:color w:val="000000"/>
+          <w:lang w:val="uk-UA"/>
+        </w:rPr>
+        <w:tab/>
+        <w:t xml:space="preserve">Початковий стержень – </w:t>
+      </w:r>
+      <w:r>
+        <w:rPr>
+          <w:color w:val="000000"/>
+          <w:lang w:val="ru-RU"/>
+        </w:rPr>
+        <w:t>1</w:t>
+      </w:r>
+      <w:r>
+        <w:rPr>
+          <w:color w:val="000000"/>
+          <w:lang w:val="uk-UA"/>
+        </w:rPr>
+        <w:t>;</w:t>
+      </w:r>
+    </w:p>
+    <w:p>
+      <w:pPr>
+        <w:pBdr>
+          <w:top w:val="nil"/>
+          <w:left w:val="nil"/>
+          <w:bottom w:val="nil"/>
+          <w:right w:val="nil"/>
+          <w:between w:val="nil"/>
+        </w:pBdr>
+        <w:shd w:val="clear" w:color="auto" w:fill="FFFFFF"/>
+        <w:spacing w:line="360" w:lineRule="auto"/>
+        <w:ind w:firstLine="720"/>
+        <w:jc w:val="both"/>
+        <w:rPr>
+          <w:color w:val="000000"/>
+          <w:lang w:val="uk-UA"/>
+        </w:rPr>
+      </w:pPr>
+      <w:r>
+        <w:rPr>
+          <w:color w:val="000000"/>
+          <w:lang w:val="uk-UA"/>
+        </w:rPr>
+        <w:t xml:space="preserve">Кінцевий стержень – </w:t>
+      </w:r>
+      <w:r>
+        <w:rPr>
+          <w:color w:val="000000"/>
+          <w:lang w:val="ru-RU"/>
+        </w:rPr>
+        <w:t>2</w:t>
+      </w:r>
+      <w:r>
+        <w:rPr>
+          <w:color w:val="000000"/>
+          <w:lang w:val="uk-UA"/>
+        </w:rPr>
+        <w:t>;</w:t>
+      </w:r>
+    </w:p>
+    <w:p>
+      <w:pPr>
+        <w:pBdr>
+          <w:top w:val="nil"/>
+          <w:left w:val="nil"/>
+          <w:bottom w:val="nil"/>
+          <w:right w:val="nil"/>
+          <w:between w:val="nil"/>
+        </w:pBdr>
+        <w:shd w:val="clear" w:color="auto" w:fill="FFFFFF"/>
+        <w:spacing w:line="360" w:lineRule="auto"/>
+        <w:jc w:val="both"/>
+        <w:rPr>
+          <w:color w:val="000000"/>
+          <w:lang w:val="uk-UA"/>
+        </w:rPr>
+      </w:pPr>
+      <w:r>
+        <w:rPr>
+          <w:color w:val="000000"/>
+          <w:lang w:val="uk-UA"/>
+        </w:rPr>
+        <w:tab/>
+        <w:t>Додатковий стержень – 3;</w:t>
+      </w:r>
+    </w:p>
+    <w:p>
+      <w:pPr>
+        <w:pBdr>
+          <w:top w:val="nil"/>
+          <w:left w:val="nil"/>
+          <w:bottom w:val="nil"/>
+          <w:right w:val="nil"/>
+          <w:between w:val="nil"/>
+        </w:pBdr>
+        <w:shd w:val="clear" w:color="auto" w:fill="FFFFFF"/>
+        <w:spacing w:line="360" w:lineRule="auto"/>
+        <w:rPr>
+          <w:color w:val="000000"/>
+          <w:lang w:val="uk-UA"/>
+        </w:rPr>
+      </w:pPr>
+      <w:r>
+        <w:rPr>
+          <w:noProof/>
+          <w:color w:val="000000"/>
+          <w:lang w:val="ru-RU"/>
+        </w:rPr>
+        <w:drawing>
+          <wp:inline distT="0" distB="0" distL="0" distR="0" wp14:anchorId="447A37F0" wp14:editId="1B8BA11A">
+            <wp:extent cx="5819195" cy="457200"/>
+            <wp:effectExtent l="0" t="0" r="0" b="0"/>
+            <wp:docPr id="9" name="Picture 9"/>
+            <wp:cNvGraphicFramePr>
+              <a:graphicFrameLocks xmlns:a="http://schemas.openxmlformats.org/drawingml/2006/main" noChangeAspect="1"/>
+            </wp:cNvGraphicFramePr>
+            <a:graphic xmlns:a="http://schemas.openxmlformats.org/drawingml/2006/main">
+              <a:graphicData uri="http://schemas.openxmlformats.org/drawingml/2006/picture">
+                <pic:pic xmlns:pic="http://schemas.openxmlformats.org/drawingml/2006/picture">
+                  <pic:nvPicPr>
+                    <pic:cNvPr id="1" name=""/>
+                    <pic:cNvPicPr/>
+                  </pic:nvPicPr>
+                  <pic:blipFill>
+                    <a:blip r:embed="rId20"/>
+                    <a:stretch>
+                      <a:fillRect/>
+                    </a:stretch>
+                  </pic:blipFill>
+                  <pic:spPr>
+                    <a:xfrm>
+                      <a:off x="0" y="0"/>
+                      <a:ext cx="6737872" cy="529378"/>
+                    </a:xfrm>
+                    <a:prstGeom prst="rect">
+                      <a:avLst/>
+                    </a:prstGeom>
+                  </pic:spPr>
+                </pic:pic>
+              </a:graphicData>
+            </a:graphic>
+          </wp:inline>
+        </w:drawing>
+      </w:r>
+    </w:p>
+    <w:p>
+      <w:pPr>
+        <w:spacing w:line="360" w:lineRule="auto"/>
+        <w:rPr>
+          <w:lang w:val="ru-RU"/>
+        </w:rPr>
+      </w:pPr>
+      <w:r>
+        <w:t xml:space="preserve">Рисунок </w:t>
+      </w:r>
+      <w:r>
+        <w:rPr>
+          <w:lang w:val="ru-RU"/>
+        </w:rPr>
+        <w:t>1</w:t>
+      </w:r>
+      <w:r>
+        <w:t xml:space="preserve">4 – </w:t>
+      </w:r>
+      <w:r>
+        <w:t xml:space="preserve">Результат </w:t>
+      </w:r>
+      <w:r>
+        <w:rPr>
+          <w:lang w:val="uk-UA"/>
+        </w:rPr>
+        <w:t>алгоритму Ханойської вежі</w:t>
+      </w:r>
+      <w:r>
+        <w:t xml:space="preserve"> </w:t>
+      </w:r>
+      <w:r>
+        <w:rPr>
+          <w:lang w:val="uk-UA"/>
+        </w:rPr>
+        <w:t xml:space="preserve">після тесту </w:t>
+      </w:r>
+      <w:r>
+        <w:rPr>
+          <w:lang w:val="ru-RU"/>
+        </w:rPr>
+        <w:t>4</w:t>
+      </w:r>
+    </w:p>
+    <w:p>
+      <w:pPr>
+        <w:spacing w:line="360" w:lineRule="auto"/>
+      </w:pPr>
       <w:r>
         <w:br w:type="page"/>
       </w:r>
@@ -4241,7 +5102,27 @@
         <w:jc w:val="both"/>
       </w:pPr>
       <w:r>
-        <w:t>Кадомський К.К., Ніколюк П.К. Java. Теорія і практика Вінниця : Донну, 2019. 197 с.</w:t>
+        <w:t>Коноваленко І.В. Платформа .NET та мова програмування C# 8.0:</w:t>
+      </w:r>
+    </w:p>
+    <w:p>
+      <w:pPr>
+        <w:spacing w:line="360" w:lineRule="auto"/>
+        <w:ind w:left="720"/>
+        <w:jc w:val="both"/>
+      </w:pPr>
+      <w:r>
+        <w:t>навчальний посібник / Коноваленко І.В., Марущак П.О. – Тернопіль:</w:t>
+      </w:r>
+    </w:p>
+    <w:p>
+      <w:pPr>
+        <w:spacing w:line="360" w:lineRule="auto"/>
+        <w:ind w:left="720"/>
+        <w:jc w:val="both"/>
+      </w:pPr>
+      <w:r>
+        <w:t>ФОП Паляниця В. А., 2020 – 320 с.</w:t>
       </w:r>
     </w:p>
     <w:p>
@@ -4267,7 +5148,46 @@
         <w:jc w:val="both"/>
       </w:pPr>
       <w:r>
-        <w:t xml:space="preserve">Odoni F., Sturgeon Sh. Advanced Java Data Structures and Algorithms: Sharpen your problem-solving skills with the help of real-world examples and best practices of Java. Birmingham : Packt Publishing Limited, 2019. 256 p. </w:t>
+        <w:t>Michael McMillan Data Structures and Algorithms Using C#</w:t>
+      </w:r>
+      <w:r>
+        <w:t xml:space="preserve">. </w:t>
+      </w:r>
+      <w:r>
+        <w:rPr>
+          <w:lang w:val="en-US"/>
+        </w:rPr>
+        <w:t>Cambridge</w:t>
+      </w:r>
+      <w:r>
+        <w:t>:</w:t>
+      </w:r>
+      <w:r>
+        <w:t xml:space="preserve"> </w:t>
+      </w:r>
+      <w:r>
+        <w:t>Cambridge University Press</w:t>
+      </w:r>
+      <w:r>
+        <w:t xml:space="preserve">, </w:t>
+      </w:r>
+      <w:r>
+        <w:rPr>
+          <w:lang w:val="en-US"/>
+        </w:rPr>
+        <w:t>2007</w:t>
+      </w:r>
+      <w:r>
+        <w:t xml:space="preserve">. </w:t>
+      </w:r>
+      <w:r>
+        <w:rPr>
+          <w:lang w:val="en-US"/>
+        </w:rPr>
+        <w:t>366</w:t>
+      </w:r>
+      <w:r>
+        <w:t xml:space="preserve"> p. </w:t>
       </w:r>
     </w:p>
     <w:p>
@@ -4292,10 +5212,49 @@
       <w:r>
         <w:rPr>
           <w:color w:val="000000"/>
-        </w:rPr>
-        <w:t>Java. URL: http://www.java2s.com/Tutorial/Java/CatalogJava.html (</w:t>
-      </w:r>
-      <w:hyperlink r:id="rId19">
+          <w:lang w:val="en-US"/>
+        </w:rPr>
+        <w:t>C# Tutorial (C Sharp)</w:t>
+      </w:r>
+      <w:r>
+        <w:rPr>
+          <w:color w:val="000000"/>
+        </w:rPr>
+        <w:t>.</w:t>
+      </w:r>
+      <w:r>
+        <w:rPr>
+          <w:color w:val="000000"/>
+          <w:lang w:val="en-US"/>
+        </w:rPr>
+        <w:t xml:space="preserve"> </w:t>
+      </w:r>
+      <w:r>
+        <w:rPr>
+          <w:color w:val="000000"/>
+        </w:rPr>
+        <w:t>URL:</w:t>
+      </w:r>
+      <w:r>
+        <w:rPr>
+          <w:color w:val="000000"/>
+          <w:lang w:val="en-US"/>
+        </w:rPr>
+        <w:t xml:space="preserve"> </w:t>
+      </w:r>
+      <w:r>
+        <w:rPr>
+          <w:color w:val="000000"/>
+        </w:rPr>
+        <w:t xml:space="preserve">https://www.w3schools.com/cs/index.php </w:t>
+      </w:r>
+      <w:r>
+        <w:rPr>
+          <w:color w:val="000000"/>
+        </w:rPr>
+        <w:t>(</w:t>
+      </w:r>
+      <w:hyperlink r:id="rId21">
         <w:r>
           <w:rPr>
             <w:color w:val="000000"/>
@@ -4307,7 +5266,46 @@
         <w:rPr>
           <w:color w:val="000000"/>
         </w:rPr>
-        <w:t>: 25.03.2023).</w:t>
+        <w:t xml:space="preserve">: </w:t>
+      </w:r>
+      <w:r>
+        <w:rPr>
+          <w:color w:val="000000"/>
+          <w:lang w:val="en-US"/>
+        </w:rPr>
+        <w:t>07</w:t>
+      </w:r>
+      <w:r>
+        <w:rPr>
+          <w:color w:val="000000"/>
+        </w:rPr>
+        <w:t>.0</w:t>
+      </w:r>
+      <w:r>
+        <w:rPr>
+          <w:color w:val="000000"/>
+          <w:lang w:val="en-US"/>
+        </w:rPr>
+        <w:t>4</w:t>
+      </w:r>
+      <w:r>
+        <w:rPr>
+          <w:color w:val="000000"/>
+        </w:rPr>
+        <w:t>.202</w:t>
+      </w:r>
+      <w:r>
+        <w:rPr>
+          <w:color w:val="000000"/>
+          <w:lang w:val="en-US"/>
+        </w:rPr>
+        <w:t>6</w:t>
+      </w:r>
+      <w:r>
+        <w:rPr>
+          <w:color w:val="000000"/>
+        </w:rPr>
+        <w:t>).</w:t>
       </w:r>
     </w:p>
     <w:p>
@@ -4332,24 +5330,26 @@
       <w:r>
         <w:rPr>
           <w:color w:val="000000"/>
-        </w:rPr>
-        <w:t xml:space="preserve">Java Programming. URL: </w:t>
-      </w:r>
-      <w:hyperlink r:id="rId20">
-        <w:r>
-          <w:rPr>
-            <w:color w:val="000000"/>
-          </w:rPr>
-          <w:t>https://testautomationu.applitools.com/java-programming-course/</w:t>
-        </w:r>
-      </w:hyperlink>
+          <w:lang w:val="en-US"/>
+        </w:rPr>
+        <w:t xml:space="preserve">C# Tutorial. </w:t>
+      </w:r>
+      <w:r>
+        <w:rPr>
+          <w:color w:val="000000"/>
+        </w:rPr>
+        <w:t xml:space="preserve">URL: </w:t>
+      </w:r>
+      <w:r>
+        <w:t>https://www.csharptutorial.net/</w:t>
+      </w:r>
       <w:r>
         <w:rPr>
           <w:color w:val="000000"/>
         </w:rPr>
         <w:t xml:space="preserve"> (</w:t>
       </w:r>
-      <w:hyperlink r:id="rId21">
+      <w:hyperlink r:id="rId22">
         <w:r>
           <w:rPr>
             <w:color w:val="000000"/>
@@ -4361,7 +5361,46 @@
         <w:rPr>
           <w:color w:val="000000"/>
         </w:rPr>
-        <w:t>: 25.03.2023).</w:t>
+        <w:t xml:space="preserve">: </w:t>
+      </w:r>
+      <w:r>
+        <w:rPr>
+          <w:color w:val="000000"/>
+          <w:lang w:val="en-US"/>
+        </w:rPr>
+        <w:t>07</w:t>
+      </w:r>
+      <w:r>
+        <w:rPr>
+          <w:color w:val="000000"/>
+        </w:rPr>
+        <w:t>.0</w:t>
+      </w:r>
+      <w:r>
+        <w:rPr>
+          <w:color w:val="000000"/>
+          <w:lang w:val="en-US"/>
+        </w:rPr>
+        <w:t>4</w:t>
+      </w:r>
+      <w:r>
+        <w:rPr>
+          <w:color w:val="000000"/>
+        </w:rPr>
+        <w:t>.202</w:t>
+      </w:r>
+      <w:r>
+        <w:rPr>
+          <w:color w:val="000000"/>
+          <w:lang w:val="en-US"/>
+        </w:rPr>
+        <w:t>6</w:t>
+      </w:r>
+      <w:r>
+        <w:rPr>
+          <w:color w:val="000000"/>
+        </w:rPr>
+        <w:t>).</w:t>
       </w:r>
     </w:p>
     <w:p>
@@ -4374,7 +5413,7 @@
       </w:pPr>
     </w:p>
     <w:sectPr>
-      <w:footerReference w:type="default" r:id="rId22"/>
+      <w:footerReference w:type="default" r:id="rId23"/>
       <w:pgSz w:w="11906" w:h="16838"/>
       <w:pgMar w:top="1134" w:right="850" w:bottom="1134" w:left="1701" w:header="708" w:footer="708" w:gutter="0"/>
       <w:pgNumType w:start="1"/>
@@ -4447,7 +5486,7 @@
         <w:noProof/>
         <w:color w:val="000000"/>
       </w:rPr>
-      <w:t>2</w:t>
+      <w:t>4</w:t>
     </w:r>
     <w:r>
       <w:rPr>
@@ -4594,6 +5633,119 @@
     </w:lvl>
   </w:abstractNum>
   <w:abstractNum w:abstractNumId="1" w15:restartNumberingAfterBreak="0">
+    <w:nsid w:val="4BFB2CC1"/>
+    <w:multiLevelType w:val="multilevel"/>
+    <w:tmpl w:val="53EACE6E"/>
+    <w:lvl w:ilvl="0">
+      <w:start w:val="1"/>
+      <w:numFmt w:val="decimal"/>
+      <w:lvlText w:val="%1"/>
+      <w:lvlJc w:val="left"/>
+      <w:pPr>
+        <w:ind w:left="420" w:hanging="420"/>
+      </w:pPr>
+      <w:rPr>
+        <w:rFonts w:hint="default"/>
+      </w:rPr>
+    </w:lvl>
+    <w:lvl w:ilvl="1">
+      <w:start w:val="1"/>
+      <w:numFmt w:val="decimal"/>
+      <w:lvlText w:val="%1.%2"/>
+      <w:lvlJc w:val="left"/>
+      <w:pPr>
+        <w:ind w:left="420" w:hanging="420"/>
+      </w:pPr>
+      <w:rPr>
+        <w:rFonts w:hint="default"/>
+      </w:rPr>
+    </w:lvl>
+    <w:lvl w:ilvl="2">
+      <w:start w:val="1"/>
+      <w:numFmt w:val="decimal"/>
+      <w:lvlText w:val="%1.%2.%3"/>
+      <w:lvlJc w:val="left"/>
+      <w:pPr>
+        <w:ind w:left="720" w:hanging="720"/>
+      </w:pPr>
+      <w:rPr>
+        <w:rFonts w:hint="default"/>
+      </w:rPr>
+    </w:lvl>
+    <w:lvl w:ilvl="3">
+      <w:start w:val="1"/>
+      <w:numFmt w:val="decimal"/>
+      <w:lvlText w:val="%1.%2.%3.%4"/>
+      <w:lvlJc w:val="left"/>
+      <w:pPr>
+        <w:ind w:left="1080" w:hanging="1080"/>
+      </w:pPr>
+      <w:rPr>
+        <w:rFonts w:hint="default"/>
+      </w:rPr>
+    </w:lvl>
+    <w:lvl w:ilvl="4">
+      <w:start w:val="1"/>
+      <w:numFmt w:val="decimal"/>
+      <w:lvlText w:val="%1.%2.%3.%4.%5"/>
+      <w:lvlJc w:val="left"/>
+      <w:pPr>
+        <w:ind w:left="1080" w:hanging="1080"/>
+      </w:pPr>
+      <w:rPr>
+        <w:rFonts w:hint="default"/>
+      </w:rPr>
+    </w:lvl>
+    <w:lvl w:ilvl="5">
+      <w:start w:val="1"/>
+      <w:numFmt w:val="decimal"/>
+      <w:lvlText w:val="%1.%2.%3.%4.%5.%6"/>
+      <w:lvlJc w:val="left"/>
+      <w:pPr>
+        <w:ind w:left="1440" w:hanging="1440"/>
+      </w:pPr>
+      <w:rPr>
+        <w:rFonts w:hint="default"/>
+      </w:rPr>
+    </w:lvl>
+    <w:lvl w:ilvl="6">
+      <w:start w:val="1"/>
+      <w:numFmt w:val="decimal"/>
+      <w:lvlText w:val="%1.%2.%3.%4.%5.%6.%7"/>
+      <w:lvlJc w:val="left"/>
+      <w:pPr>
+        <w:ind w:left="1440" w:hanging="1440"/>
+      </w:pPr>
+      <w:rPr>
+        <w:rFonts w:hint="default"/>
+      </w:rPr>
+    </w:lvl>
+    <w:lvl w:ilvl="7">
+      <w:start w:val="1"/>
+      <w:numFmt w:val="decimal"/>
+      <w:lvlText w:val="%1.%2.%3.%4.%5.%6.%7.%8"/>
+      <w:lvlJc w:val="left"/>
+      <w:pPr>
+        <w:ind w:left="1800" w:hanging="1800"/>
+      </w:pPr>
+      <w:rPr>
+        <w:rFonts w:hint="default"/>
+      </w:rPr>
+    </w:lvl>
+    <w:lvl w:ilvl="8">
+      <w:start w:val="1"/>
+      <w:numFmt w:val="decimal"/>
+      <w:lvlText w:val="%1.%2.%3.%4.%5.%6.%7.%8.%9"/>
+      <w:lvlJc w:val="left"/>
+      <w:pPr>
+        <w:ind w:left="2160" w:hanging="2160"/>
+      </w:pPr>
+      <w:rPr>
+        <w:rFonts w:hint="default"/>
+      </w:rPr>
+    </w:lvl>
+  </w:abstractNum>
+  <w:abstractNum w:abstractNumId="2" w15:restartNumberingAfterBreak="0">
     <w:nsid w:val="4C005A7D"/>
     <w:multiLevelType w:val="multilevel"/>
     <w:tmpl w:val="919A2FB6"/>
@@ -4706,7 +5858,7 @@
       </w:rPr>
     </w:lvl>
   </w:abstractNum>
-  <w:abstractNum w:abstractNumId="2" w15:restartNumberingAfterBreak="0">
+  <w:abstractNum w:abstractNumId="3" w15:restartNumberingAfterBreak="0">
     <w:nsid w:val="54D07F58"/>
     <w:multiLevelType w:val="multilevel"/>
     <w:tmpl w:val="28DA89D4"/>
@@ -4793,13 +5945,16 @@
     </w:lvl>
   </w:abstractNum>
   <w:num w:numId="1">
-    <w:abstractNumId w:val="1"/>
+    <w:abstractNumId w:val="2"/>
   </w:num>
   <w:num w:numId="2">
-    <w:abstractNumId w:val="2"/>
+    <w:abstractNumId w:val="3"/>
   </w:num>
   <w:num w:numId="3">
     <w:abstractNumId w:val="0"/>
+  </w:num>
+  <w:num w:numId="4">
+    <w:abstractNumId w:val="1"/>
   </w:num>
 </w:numbering>
 </file>
@@ -5196,7 +6351,7 @@
   </w:latentStyles>
   <w:style w:type="paragraph" w:default="1" w:styleId="Normal">
     <w:name w:val="Normal"/>
-    <w:rsid w:val="00C62722"/>
+    <w:rsid w:val="000B619D"/>
   </w:style>
   <w:style w:type="paragraph" w:styleId="Heading1">
     <w:name w:val="heading 1"/>
@@ -5345,6 +6500,7 @@
   <w:style w:type="character" w:default="1" w:styleId="DefaultParagraphFont">
     <w:name w:val="Default Paragraph Font"/>
     <w:uiPriority w:val="1"/>
+    <w:semiHidden/>
     <w:unhideWhenUsed/>
   </w:style>
   <w:style w:type="table" w:default="1" w:styleId="TableNormal">
@@ -5987,7 +7143,7 @@
 </file>
 
 <file path=customXml/itemProps1.xml><?xml version="1.0" encoding="utf-8"?>
-<ds:datastoreItem xmlns:ds="http://schemas.openxmlformats.org/officeDocument/2006/customXml" ds:itemID="{BE385FD4-EA0E-4A12-BE97-F167937176BB}">
+<ds:datastoreItem xmlns:ds="http://schemas.openxmlformats.org/officeDocument/2006/customXml" ds:itemID="{69BCFB1B-329C-43B0-879D-5B6A1EEF64F3}">
   <ds:schemaRefs>
     <ds:schemaRef ds:uri="http://schemas.openxmlformats.org/officeDocument/2006/bibliography"/>
   </ds:schemaRefs>

--- a/report.docx
+++ b/report.docx
@@ -4,400 +4,806 @@
   <w:body>
     <w:p>
       <w:pPr>
-        <w:rPr>
-          <w:b/>
-          <w:bCs/>
-        </w:rPr>
-      </w:pPr>
-      <w:r>
-        <w:rPr>
-          <w:b/>
-          <w:bCs/>
+        <w:spacing w:line="360" w:lineRule="auto"/>
+        <w:rPr>
+          <w:lang w:val="uk-UA"/>
+        </w:rPr>
+      </w:pPr>
+      <w:r>
+        <w:rPr>
+          <w:lang w:val="uk-UA"/>
         </w:rPr>
         <w:t>Міністерство освіти і науки України</w:t>
       </w:r>
     </w:p>
     <w:p>
       <w:pPr>
-        <w:rPr>
-          <w:b/>
-          <w:bCs/>
-        </w:rPr>
-      </w:pPr>
-      <w:r>
-        <w:rPr>
-          <w:b/>
-          <w:bCs/>
-        </w:rPr>
-        <w:t xml:space="preserve">Черкаський державний технологічний університет </w:t>
-      </w:r>
-    </w:p>
-    <w:p>
-      <w:pPr>
-        <w:rPr>
-          <w:b/>
-          <w:bCs/>
-        </w:rPr>
-      </w:pPr>
-      <w:r>
-        <w:rPr>
-          <w:b/>
-          <w:bCs/>
+        <w:spacing w:line="360" w:lineRule="auto"/>
+        <w:rPr>
+          <w:lang w:val="uk-UA"/>
+        </w:rPr>
+      </w:pPr>
+      <w:r>
+        <w:rPr>
+          <w:lang w:val="uk-UA"/>
+        </w:rPr>
+        <w:t>Черкаський державний технологічний університет</w:t>
+      </w:r>
+    </w:p>
+    <w:p>
+      <w:pPr>
+        <w:spacing w:line="360" w:lineRule="auto"/>
+        <w:rPr>
+          <w:lang w:val="uk-UA"/>
+        </w:rPr>
+      </w:pPr>
+      <w:r>
+        <w:rPr>
+          <w:lang w:val="uk-UA"/>
         </w:rPr>
         <w:t>Факультет інформаційних технологій і систем</w:t>
       </w:r>
     </w:p>
     <w:p>
       <w:pPr>
-        <w:ind w:left="709"/>
-        <w:jc w:val="both"/>
-      </w:pPr>
-    </w:p>
-    <w:p>
-      <w:pPr>
-        <w:rPr>
-          <w:b/>
-          <w:bCs/>
-        </w:rPr>
-      </w:pPr>
-      <w:r>
-        <w:rPr>
-          <w:b/>
-          <w:bCs/>
-        </w:rPr>
-        <w:t>Кафедра інформаційних технологій проектування</w:t>
-      </w:r>
-    </w:p>
-    <w:p>
-      <w:pPr>
-        <w:ind w:left="709"/>
-        <w:jc w:val="both"/>
-      </w:pPr>
-    </w:p>
-    <w:p>
-      <w:pPr>
-        <w:ind w:left="709"/>
-        <w:jc w:val="both"/>
-      </w:pPr>
-    </w:p>
-    <w:p>
-      <w:r>
-        <w:t>Дисципліна: Алгоритми та структури даних</w:t>
-      </w:r>
-    </w:p>
-    <w:p>
-      <w:pPr>
-        <w:ind w:left="709"/>
-        <w:jc w:val="both"/>
-      </w:pPr>
-    </w:p>
-    <w:p>
-      <w:pPr>
-        <w:ind w:left="709"/>
-        <w:jc w:val="both"/>
-      </w:pPr>
-    </w:p>
-    <w:p>
-      <w:pPr>
-        <w:ind w:left="709"/>
-        <w:jc w:val="both"/>
-      </w:pPr>
-    </w:p>
-    <w:p>
-      <w:pPr>
-        <w:ind w:left="709"/>
-        <w:jc w:val="both"/>
-      </w:pPr>
-    </w:p>
-    <w:p>
-      <w:pPr>
-        <w:ind w:left="709"/>
-        <w:jc w:val="both"/>
-      </w:pPr>
-    </w:p>
-    <w:p>
-      <w:pPr>
-        <w:ind w:left="709"/>
-        <w:jc w:val="both"/>
-      </w:pPr>
-    </w:p>
-    <w:p>
-      <w:pPr>
-        <w:ind w:left="709"/>
-        <w:jc w:val="both"/>
-      </w:pPr>
-    </w:p>
-    <w:p>
-      <w:pPr>
-        <w:rPr>
-          <w:b/>
-          <w:bCs/>
-        </w:rPr>
-      </w:pPr>
-      <w:r>
-        <w:rPr>
-          <w:b/>
-          <w:bCs/>
-        </w:rPr>
-        <w:t>З В І Т</w:t>
-      </w:r>
-    </w:p>
-    <w:p>
-      <w:pPr>
-        <w:ind w:left="1560" w:hanging="1560"/>
-        <w:rPr>
-          <w:b/>
-          <w:bCs/>
-        </w:rPr>
-      </w:pPr>
-    </w:p>
-    <w:p>
-      <w:pPr>
-        <w:ind w:hanging="28"/>
-        <w:rPr>
-          <w:b/>
-          <w:bCs/>
-        </w:rPr>
-      </w:pPr>
-      <w:r>
-        <w:rPr>
-          <w:b/>
-          <w:bCs/>
-        </w:rPr>
-        <w:t>з розрахунково-графічної роботи</w:t>
-      </w:r>
-    </w:p>
-    <w:p>
-      <w:pPr>
-        <w:ind w:left="1560" w:hanging="1560"/>
-        <w:rPr>
-          <w:b/>
-          <w:bCs/>
-        </w:rPr>
-      </w:pPr>
-    </w:p>
-    <w:p>
-      <w:r>
-        <w:t xml:space="preserve">студента 1-го курсу спеціальності </w:t>
-      </w:r>
-      <w:r>
-        <w:rPr>
-          <w:lang w:val="en-US"/>
-        </w:rPr>
-        <w:t>F</w:t>
-      </w:r>
-      <w:r>
+        <w:spacing w:line="360" w:lineRule="auto"/>
+        <w:rPr>
+          <w:lang w:val="uk-UA"/>
+        </w:rPr>
+      </w:pPr>
+      <w:r>
+        <w:rPr>
+          <w:lang w:val="uk-UA"/>
+        </w:rPr>
+        <w:t>Кафедра інформаційних технологій проєктування</w:t>
+      </w:r>
+    </w:p>
+    <w:p>
+      <w:pPr>
+        <w:spacing w:line="360" w:lineRule="auto"/>
+        <w:rPr>
+          <w:lang w:val="uk-UA"/>
+        </w:rPr>
+      </w:pPr>
+    </w:p>
+    <w:p>
+      <w:pPr>
+        <w:spacing w:line="360" w:lineRule="auto"/>
+        <w:rPr>
+          <w:lang w:val="uk-UA"/>
+        </w:rPr>
+      </w:pPr>
+    </w:p>
+    <w:p>
+      <w:pPr>
+        <w:spacing w:line="360" w:lineRule="auto"/>
+        <w:rPr>
+          <w:lang w:val="uk-UA"/>
+        </w:rPr>
+      </w:pPr>
+    </w:p>
+    <w:p>
+      <w:pPr>
+        <w:spacing w:line="360" w:lineRule="auto"/>
+        <w:rPr>
+          <w:lang w:val="uk-UA"/>
+        </w:rPr>
+      </w:pPr>
+    </w:p>
+    <w:p>
+      <w:pPr>
+        <w:spacing w:line="360" w:lineRule="auto"/>
+        <w:rPr>
+          <w:lang w:val="uk-UA"/>
+        </w:rPr>
+      </w:pPr>
+    </w:p>
+    <w:p>
+      <w:pPr>
+        <w:spacing w:line="360" w:lineRule="auto"/>
+        <w:rPr>
+          <w:lang w:val="uk-UA"/>
+        </w:rPr>
+      </w:pPr>
+    </w:p>
+    <w:p>
+      <w:pPr>
+        <w:spacing w:line="360" w:lineRule="auto"/>
+        <w:rPr>
+          <w:lang w:val="uk-UA"/>
+        </w:rPr>
+      </w:pPr>
+      <w:r>
+        <w:rPr>
+          <w:lang w:val="uk-UA"/>
+        </w:rPr>
+        <w:t>ЗВІТ</w:t>
+      </w:r>
+    </w:p>
+    <w:p>
+      <w:pPr>
+        <w:spacing w:line="360" w:lineRule="auto"/>
         <w:rPr>
           <w:lang w:val="ru-RU"/>
         </w:rPr>
+      </w:pPr>
+      <w:r>
+        <w:rPr>
+          <w:lang w:val="uk-UA"/>
+        </w:rPr>
+        <w:t xml:space="preserve">з </w:t>
+      </w:r>
+      <w:r>
+        <w:rPr>
+          <w:lang w:val="uk-UA"/>
+        </w:rPr>
+        <w:t>розрахунково-графічної роботи</w:t>
+      </w:r>
+    </w:p>
+    <w:p>
+      <w:pPr>
+        <w:spacing w:line="360" w:lineRule="auto"/>
+        <w:rPr>
+          <w:lang w:val="uk-UA"/>
+        </w:rPr>
+      </w:pPr>
+      <w:r>
+        <w:rPr>
+          <w:lang w:val="uk-UA"/>
+        </w:rPr>
+        <w:t>з дисципліни “</w:t>
+      </w:r>
+      <w:r>
+        <w:rPr>
+          <w:lang w:val="uk-UA"/>
+        </w:rPr>
+        <w:t>Алгоритми та структури даних</w:t>
+      </w:r>
+      <w:r>
+        <w:rPr>
+          <w:lang w:val="uk-UA"/>
+        </w:rPr>
+        <w:t>”</w:t>
+      </w:r>
+    </w:p>
+    <w:p>
+      <w:pPr>
+        <w:spacing w:line="360" w:lineRule="auto"/>
+        <w:rPr>
+          <w:lang w:val="uk-UA"/>
+        </w:rPr>
+      </w:pPr>
+    </w:p>
+    <w:p>
+      <w:pPr>
+        <w:spacing w:line="360" w:lineRule="auto"/>
+        <w:rPr>
+          <w:lang w:val="uk-UA"/>
+        </w:rPr>
+      </w:pPr>
+    </w:p>
+    <w:p>
+      <w:pPr>
+        <w:spacing w:line="360" w:lineRule="auto"/>
+        <w:rPr>
+          <w:lang w:val="uk-UA"/>
+        </w:rPr>
+      </w:pPr>
+    </w:p>
+    <w:p>
+      <w:pPr>
+        <w:spacing w:line="360" w:lineRule="auto"/>
+        <w:rPr>
+          <w:lang w:val="uk-UA"/>
+        </w:rPr>
+      </w:pPr>
+    </w:p>
+    <w:p>
+      <w:pPr>
+        <w:spacing w:line="360" w:lineRule="auto"/>
+        <w:rPr>
+          <w:lang w:val="uk-UA"/>
+        </w:rPr>
+      </w:pPr>
+    </w:p>
+    <w:p>
+      <w:pPr>
+        <w:spacing w:line="360" w:lineRule="auto"/>
+        <w:rPr>
+          <w:lang w:val="uk-UA"/>
+        </w:rPr>
+      </w:pPr>
+      <w:r>
+        <w:rPr>
+          <w:noProof/>
+          <w:lang w:val="ru-RU"/>
+        </w:rPr>
+        <mc:AlternateContent>
+          <mc:Choice Requires="wps">
+            <w:drawing>
+              <wp:anchor distT="0" distB="0" distL="114300" distR="114300" simplePos="0" relativeHeight="251660288" behindDoc="0" locked="0" layoutInCell="1" allowOverlap="1" wp14:anchorId="303C0E9C" wp14:editId="0B093CBC">
+                <wp:simplePos x="0" y="0"/>
+                <wp:positionH relativeFrom="column">
+                  <wp:posOffset>3637915</wp:posOffset>
+                </wp:positionH>
+                <wp:positionV relativeFrom="paragraph">
+                  <wp:posOffset>295275</wp:posOffset>
+                </wp:positionV>
+                <wp:extent cx="2304415" cy="2296160"/>
+                <wp:effectExtent l="0" t="0" r="635" b="8890"/>
+                <wp:wrapNone/>
+                <wp:docPr id="2" name="Text Box 2"/>
+                <wp:cNvGraphicFramePr/>
+                <a:graphic xmlns:a="http://schemas.openxmlformats.org/drawingml/2006/main">
+                  <a:graphicData uri="http://schemas.microsoft.com/office/word/2010/wordprocessingShape">
+                    <wps:wsp>
+                      <wps:cNvSpPr txBox="1"/>
+                      <wps:spPr>
+                        <a:xfrm>
+                          <a:off x="0" y="0"/>
+                          <a:ext cx="2304415" cy="2296160"/>
+                        </a:xfrm>
+                        <a:prstGeom prst="rect">
+                          <a:avLst/>
+                        </a:prstGeom>
+                        <a:solidFill>
+                          <a:schemeClr val="lt1"/>
+                        </a:solidFill>
+                        <a:ln w="76200">
+                          <a:noFill/>
+                        </a:ln>
+                      </wps:spPr>
+                      <wps:style>
+                        <a:lnRef idx="0">
+                          <a:schemeClr val="accent1"/>
+                        </a:lnRef>
+                        <a:fillRef idx="0">
+                          <a:schemeClr val="accent1"/>
+                        </a:fillRef>
+                        <a:effectRef idx="0">
+                          <a:schemeClr val="accent1"/>
+                        </a:effectRef>
+                        <a:fontRef idx="minor">
+                          <a:schemeClr val="dk1"/>
+                        </a:fontRef>
+                      </wps:style>
+                      <wps:txbx>
+                        <w:txbxContent>
+                          <w:p>
+                            <w:pPr>
+                              <w:spacing w:line="360" w:lineRule="auto"/>
+                              <w:jc w:val="right"/>
+                              <w:rPr>
+                                <w:lang w:val="uk-UA"/>
+                              </w:rPr>
+                            </w:pPr>
+                            <w:r>
+                              <w:rPr>
+                                <w:lang w:val="uk-UA"/>
+                              </w:rPr>
+                              <w:t>Виконав:</w:t>
+                            </w:r>
+                          </w:p>
+                          <w:p>
+                            <w:pPr>
+                              <w:spacing w:line="360" w:lineRule="auto"/>
+                              <w:jc w:val="right"/>
+                              <w:rPr>
+                                <w:lang w:val="ru-RU"/>
+                              </w:rPr>
+                            </w:pPr>
+                            <w:r>
+                              <w:rPr>
+                                <w:lang w:val="uk-UA"/>
+                              </w:rPr>
+                              <w:t xml:space="preserve">студент групи </w:t>
+                            </w:r>
+                            <w:r>
+                              <w:t>WEB</w:t>
+                            </w:r>
+                            <w:r>
+                              <w:rPr>
+                                <w:lang w:val="ru-RU"/>
+                              </w:rPr>
+                              <w:t>-25</w:t>
+                            </w:r>
+                          </w:p>
+                          <w:p>
+                            <w:pPr>
+                              <w:jc w:val="right"/>
+                              <w:rPr>
+                                <w:lang w:val="uk-UA"/>
+                              </w:rPr>
+                            </w:pPr>
+                            <w:r>
+                              <w:rPr>
+                                <w:lang w:val="uk-UA"/>
+                              </w:rPr>
+                              <w:t>Авраменко А. А. _______________________</w:t>
+                            </w:r>
+                          </w:p>
+                          <w:p>
+                            <w:pPr>
+                              <w:rPr>
+                                <w:sz w:val="24"/>
+                                <w:szCs w:val="24"/>
+                                <w:lang w:val="uk-UA"/>
+                              </w:rPr>
+                            </w:pPr>
+                            <w:r>
+                              <w:rPr>
+                                <w:sz w:val="24"/>
+                                <w:szCs w:val="24"/>
+                                <w:lang w:val="uk-UA"/>
+                              </w:rPr>
+                              <w:t>(підпис)</w:t>
+                            </w:r>
+                          </w:p>
+                          <w:p/>
+                        </w:txbxContent>
+                      </wps:txbx>
+                      <wps:bodyPr rot="0" spcFirstLastPara="0" vertOverflow="overflow" horzOverflow="overflow" vert="horz" wrap="square" lIns="91440" tIns="45720" rIns="91440" bIns="45720" numCol="1" spcCol="0" rtlCol="0" fromWordArt="0" anchor="t" anchorCtr="0" forceAA="0" compatLnSpc="1">
+                        <a:noAutofit/>
+                      </wps:bodyPr>
+                    </wps:wsp>
+                  </a:graphicData>
+                </a:graphic>
+              </wp:anchor>
+            </w:drawing>
+          </mc:Choice>
+          <mc:Fallback>
+            <w:pict>
+              <v:shapetype w14:anchorId="303C0E9C" id="_x0000_t202" coordsize="21600,21600" o:spt="202" path="m,l,21600r21600,l21600,xe">
+                <v:stroke joinstyle="miter"/>
+                <v:path gradientshapeok="t" o:connecttype="rect"/>
+              </v:shapetype>
+              <v:shape id="Text Box 2" o:spid="_x0000_s1026" type="#_x0000_t202" style="position:absolute;left:0;text-align:left;margin-left:286.45pt;margin-top:23.25pt;width:181.45pt;height:180.8pt;z-index:251660288;visibility:visible;mso-wrap-style:square;mso-wrap-distance-left:9pt;mso-wrap-distance-top:0;mso-wrap-distance-right:9pt;mso-wrap-distance-bottom:0;mso-position-horizontal:absolute;mso-position-horizontal-relative:text;mso-position-vertical:absolute;mso-position-vertical-relative:text;v-text-anchor:top" o:gfxdata="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" fillcolor="white [3201]" stroked="f" strokeweight="6pt">
+                <v:textbox>
+                  <w:txbxContent>
+                    <w:p>
+                      <w:pPr>
+                        <w:spacing w:line="360" w:lineRule="auto"/>
+                        <w:jc w:val="right"/>
+                        <w:rPr>
+                          <w:lang w:val="uk-UA"/>
+                        </w:rPr>
+                      </w:pPr>
+                      <w:r>
+                        <w:rPr>
+                          <w:lang w:val="uk-UA"/>
+                        </w:rPr>
+                        <w:t>Виконав:</w:t>
+                      </w:r>
+                    </w:p>
+                    <w:p>
+                      <w:pPr>
+                        <w:spacing w:line="360" w:lineRule="auto"/>
+                        <w:jc w:val="right"/>
+                        <w:rPr>
+                          <w:lang w:val="ru-RU"/>
+                        </w:rPr>
+                      </w:pPr>
+                      <w:r>
+                        <w:rPr>
+                          <w:lang w:val="uk-UA"/>
+                        </w:rPr>
+                        <w:t xml:space="preserve">студент групи </w:t>
+                      </w:r>
+                      <w:r>
+                        <w:t>WEB</w:t>
+                      </w:r>
+                      <w:r>
+                        <w:rPr>
+                          <w:lang w:val="ru-RU"/>
+                        </w:rPr>
+                        <w:t>-25</w:t>
+                      </w:r>
+                    </w:p>
+                    <w:p>
+                      <w:pPr>
+                        <w:jc w:val="right"/>
+                        <w:rPr>
+                          <w:lang w:val="uk-UA"/>
+                        </w:rPr>
+                      </w:pPr>
+                      <w:r>
+                        <w:rPr>
+                          <w:lang w:val="uk-UA"/>
+                        </w:rPr>
+                        <w:t>Авраменко А. А. _______________________</w:t>
+                      </w:r>
+                    </w:p>
+                    <w:p>
+                      <w:pPr>
+                        <w:rPr>
+                          <w:sz w:val="24"/>
+                          <w:szCs w:val="24"/>
+                          <w:lang w:val="uk-UA"/>
+                        </w:rPr>
+                      </w:pPr>
+                      <w:r>
+                        <w:rPr>
+                          <w:sz w:val="24"/>
+                          <w:szCs w:val="24"/>
+                          <w:lang w:val="uk-UA"/>
+                        </w:rPr>
+                        <w:t>(підпис)</w:t>
+                      </w:r>
+                    </w:p>
+                    <w:p/>
+                  </w:txbxContent>
+                </v:textbox>
+              </v:shape>
+            </w:pict>
+          </mc:Fallback>
+        </mc:AlternateContent>
+      </w:r>
+    </w:p>
+    <w:p>
+      <w:pPr>
+        <w:spacing w:line="360" w:lineRule="auto"/>
+        <w:rPr>
+          <w:lang w:val="uk-UA"/>
+        </w:rPr>
+      </w:pPr>
+      <w:r>
+        <w:rPr>
+          <w:noProof/>
+          <w:lang w:val="ru-RU"/>
+        </w:rPr>
+        <mc:AlternateContent>
+          <mc:Choice Requires="wps">
+            <w:drawing>
+              <wp:anchor distT="0" distB="0" distL="114300" distR="114300" simplePos="0" relativeHeight="251659264" behindDoc="0" locked="0" layoutInCell="1" allowOverlap="1" wp14:anchorId="7C6BA566" wp14:editId="48B54798">
+                <wp:simplePos x="0" y="0"/>
+                <wp:positionH relativeFrom="column">
+                  <wp:posOffset>-321945</wp:posOffset>
+                </wp:positionH>
+                <wp:positionV relativeFrom="paragraph">
+                  <wp:posOffset>1270</wp:posOffset>
+                </wp:positionV>
+                <wp:extent cx="2324100" cy="2296160"/>
+                <wp:effectExtent l="0" t="0" r="0" b="8890"/>
+                <wp:wrapNone/>
+                <wp:docPr id="1" name="Text Box 1"/>
+                <wp:cNvGraphicFramePr/>
+                <a:graphic xmlns:a="http://schemas.openxmlformats.org/drawingml/2006/main">
+                  <a:graphicData uri="http://schemas.microsoft.com/office/word/2010/wordprocessingShape">
+                    <wps:wsp>
+                      <wps:cNvSpPr txBox="1"/>
+                      <wps:spPr>
+                        <a:xfrm>
+                          <a:off x="1066165" y="5891530"/>
+                          <a:ext cx="2324100" cy="2296160"/>
+                        </a:xfrm>
+                        <a:prstGeom prst="rect">
+                          <a:avLst/>
+                        </a:prstGeom>
+                        <a:solidFill>
+                          <a:schemeClr val="lt1"/>
+                        </a:solidFill>
+                        <a:ln w="76200">
+                          <a:noFill/>
+                        </a:ln>
+                      </wps:spPr>
+                      <wps:style>
+                        <a:lnRef idx="0">
+                          <a:schemeClr val="accent1"/>
+                        </a:lnRef>
+                        <a:fillRef idx="0">
+                          <a:schemeClr val="accent1"/>
+                        </a:fillRef>
+                        <a:effectRef idx="0">
+                          <a:schemeClr val="accent1"/>
+                        </a:effectRef>
+                        <a:fontRef idx="minor">
+                          <a:schemeClr val="dk1"/>
+                        </a:fontRef>
+                      </wps:style>
+                      <wps:txbx>
+                        <w:txbxContent>
+                          <w:p>
+                            <w:pPr>
+                              <w:spacing w:line="360" w:lineRule="auto"/>
+                              <w:jc w:val="left"/>
+                              <w:rPr>
+                                <w:lang w:val="uk-UA"/>
+                              </w:rPr>
+                            </w:pPr>
+                            <w:r>
+                              <w:rPr>
+                                <w:lang w:val="uk-UA"/>
+                              </w:rPr>
+                              <w:t>Перевіри</w:t>
+                            </w:r>
+                            <w:r>
+                              <w:rPr>
+                                <w:lang w:val="uk-UA"/>
+                              </w:rPr>
+                              <w:t>ла</w:t>
+                            </w:r>
+                            <w:r>
+                              <w:rPr>
+                                <w:lang w:val="uk-UA"/>
+                              </w:rPr>
+                              <w:t>:</w:t>
+                            </w:r>
+                          </w:p>
+                          <w:p>
+                            <w:pPr>
+                              <w:spacing w:line="360" w:lineRule="auto"/>
+                              <w:jc w:val="left"/>
+                              <w:rPr>
+                                <w:lang w:val="uk-UA"/>
+                              </w:rPr>
+                            </w:pPr>
+                            <w:r>
+                              <w:rPr>
+                                <w:lang w:val="uk-UA"/>
+                              </w:rPr>
+                              <w:t xml:space="preserve">к.т.н., </w:t>
+                            </w:r>
+                            <w:r>
+                              <w:rPr>
+                                <w:lang w:val="uk-UA"/>
+                              </w:rPr>
+                              <w:t>доцент кафедри ІТП</w:t>
+                            </w:r>
+                          </w:p>
+                          <w:p>
+                            <w:pPr>
+                              <w:spacing w:line="360" w:lineRule="auto"/>
+                              <w:jc w:val="left"/>
+                              <w:rPr>
+                                <w:lang w:val="uk-UA"/>
+                              </w:rPr>
+                            </w:pPr>
+                            <w:r>
+                              <w:rPr>
+                                <w:lang w:val="uk-UA"/>
+                              </w:rPr>
+                              <w:t>Лавданська О. В.</w:t>
+                            </w:r>
+                          </w:p>
+                          <w:p>
+                            <w:pPr>
+                              <w:jc w:val="left"/>
+                              <w:rPr>
+                                <w:lang w:val="uk-UA"/>
+                              </w:rPr>
+                            </w:pPr>
+                            <w:r>
+                              <w:rPr>
+                                <w:lang w:val="uk-UA"/>
+                              </w:rPr>
+                              <w:t>_______________________</w:t>
+                            </w:r>
+                          </w:p>
+                          <w:p>
+                            <w:pPr>
+                              <w:rPr>
+                                <w:sz w:val="24"/>
+                                <w:szCs w:val="24"/>
+                                <w:lang w:val="uk-UA"/>
+                              </w:rPr>
+                            </w:pPr>
+                            <w:r>
+                              <w:rPr>
+                                <w:sz w:val="24"/>
+                                <w:szCs w:val="24"/>
+                                <w:lang w:val="uk-UA"/>
+                              </w:rPr>
+                              <w:t>(підпис)</w:t>
+                            </w:r>
+                          </w:p>
+                        </w:txbxContent>
+                      </wps:txbx>
+                      <wps:bodyPr rot="0" spcFirstLastPara="0" vertOverflow="overflow" horzOverflow="overflow" vert="horz" wrap="square" lIns="91440" tIns="45720" rIns="91440" bIns="45720" numCol="1" spcCol="0" rtlCol="0" fromWordArt="0" anchor="t" anchorCtr="0" forceAA="0" compatLnSpc="1">
+                        <a:noAutofit/>
+                      </wps:bodyPr>
+                    </wps:wsp>
+                  </a:graphicData>
+                </a:graphic>
+              </wp:anchor>
+            </w:drawing>
+          </mc:Choice>
+          <mc:Fallback>
+            <w:pict>
+              <v:shape w14:anchorId="7C6BA566" id="Text Box 1" o:spid="_x0000_s1027" type="#_x0000_t202" style="position:absolute;left:0;text-align:left;margin-left:-25.35pt;margin-top:.1pt;width:183pt;height:180.8pt;z-index:251659264;visibility:visible;mso-wrap-style:square;mso-wrap-distance-left:9pt;mso-wrap-distance-top:0;mso-wrap-distance-right:9pt;mso-wrap-distance-bottom:0;mso-position-horizontal:absolute;mso-position-horizontal-relative:text;mso-position-vertical:absolute;mso-position-vertical-relative:text;v-text-anchor:top" o:gfxdata="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" fillcolor="white [3201]" stroked="f" strokeweight="6pt">
+                <v:textbox>
+                  <w:txbxContent>
+                    <w:p>
+                      <w:pPr>
+                        <w:spacing w:line="360" w:lineRule="auto"/>
+                        <w:jc w:val="left"/>
+                        <w:rPr>
+                          <w:lang w:val="uk-UA"/>
+                        </w:rPr>
+                      </w:pPr>
+                      <w:r>
+                        <w:rPr>
+                          <w:lang w:val="uk-UA"/>
+                        </w:rPr>
+                        <w:t>Перевіри</w:t>
+                      </w:r>
+                      <w:r>
+                        <w:rPr>
+                          <w:lang w:val="uk-UA"/>
+                        </w:rPr>
+                        <w:t>ла</w:t>
+                      </w:r>
+                      <w:r>
+                        <w:rPr>
+                          <w:lang w:val="uk-UA"/>
+                        </w:rPr>
+                        <w:t>:</w:t>
+                      </w:r>
+                    </w:p>
+                    <w:p>
+                      <w:pPr>
+                        <w:spacing w:line="360" w:lineRule="auto"/>
+                        <w:jc w:val="left"/>
+                        <w:rPr>
+                          <w:lang w:val="uk-UA"/>
+                        </w:rPr>
+                      </w:pPr>
+                      <w:r>
+                        <w:rPr>
+                          <w:lang w:val="uk-UA"/>
+                        </w:rPr>
+                        <w:t xml:space="preserve">к.т.н., </w:t>
+                      </w:r>
+                      <w:r>
+                        <w:rPr>
+                          <w:lang w:val="uk-UA"/>
+                        </w:rPr>
+                        <w:t>доцент кафедри ІТП</w:t>
+                      </w:r>
+                    </w:p>
+                    <w:p>
+                      <w:pPr>
+                        <w:spacing w:line="360" w:lineRule="auto"/>
+                        <w:jc w:val="left"/>
+                        <w:rPr>
+                          <w:lang w:val="uk-UA"/>
+                        </w:rPr>
+                      </w:pPr>
+                      <w:r>
+                        <w:rPr>
+                          <w:lang w:val="uk-UA"/>
+                        </w:rPr>
+                        <w:t>Лавданська О. В.</w:t>
+                      </w:r>
+                    </w:p>
+                    <w:p>
+                      <w:pPr>
+                        <w:jc w:val="left"/>
+                        <w:rPr>
+                          <w:lang w:val="uk-UA"/>
+                        </w:rPr>
+                      </w:pPr>
+                      <w:r>
+                        <w:rPr>
+                          <w:lang w:val="uk-UA"/>
+                        </w:rPr>
+                        <w:t>_______________________</w:t>
+                      </w:r>
+                    </w:p>
+                    <w:p>
+                      <w:pPr>
+                        <w:rPr>
+                          <w:sz w:val="24"/>
+                          <w:szCs w:val="24"/>
+                          <w:lang w:val="uk-UA"/>
+                        </w:rPr>
+                      </w:pPr>
+                      <w:r>
+                        <w:rPr>
+                          <w:sz w:val="24"/>
+                          <w:szCs w:val="24"/>
+                          <w:lang w:val="uk-UA"/>
+                        </w:rPr>
+                        <w:t>(підпис)</w:t>
+                      </w:r>
+                    </w:p>
+                  </w:txbxContent>
+                </v:textbox>
+              </v:shape>
+            </w:pict>
+          </mc:Fallback>
+        </mc:AlternateContent>
+      </w:r>
+    </w:p>
+    <w:p>
+      <w:pPr>
+        <w:spacing w:line="360" w:lineRule="auto"/>
+        <w:rPr>
+          <w:lang w:val="uk-UA"/>
+        </w:rPr>
+      </w:pPr>
+    </w:p>
+    <w:p>
+      <w:pPr>
+        <w:spacing w:line="360" w:lineRule="auto"/>
+        <w:rPr>
+          <w:lang w:val="uk-UA"/>
+        </w:rPr>
+      </w:pPr>
+    </w:p>
+    <w:p>
+      <w:pPr>
+        <w:spacing w:line="360" w:lineRule="auto"/>
+        <w:rPr>
+          <w:lang w:val="uk-UA"/>
+        </w:rPr>
+      </w:pPr>
+    </w:p>
+    <w:p>
+      <w:pPr>
+        <w:spacing w:line="360" w:lineRule="auto"/>
+        <w:rPr>
+          <w:lang w:val="uk-UA"/>
+        </w:rPr>
+      </w:pPr>
+    </w:p>
+    <w:p>
+      <w:pPr>
+        <w:spacing w:line="360" w:lineRule="auto"/>
+        <w:rPr>
+          <w:lang w:val="uk-UA"/>
+        </w:rPr>
+      </w:pPr>
+    </w:p>
+    <w:p>
+      <w:pPr>
+        <w:spacing w:line="360" w:lineRule="auto"/>
+        <w:rPr>
+          <w:lang w:val="uk-UA"/>
+        </w:rPr>
+      </w:pPr>
+    </w:p>
+    <w:p>
+      <w:pPr>
+        <w:spacing w:line="360" w:lineRule="auto"/>
+        <w:rPr>
+          <w:lang w:val="uk-UA"/>
+        </w:rPr>
+      </w:pPr>
+    </w:p>
+    <w:p>
+      <w:pPr>
+        <w:spacing w:line="360" w:lineRule="auto"/>
+        <w:rPr>
+          <w:lang w:val="uk-UA"/>
+        </w:rPr>
+      </w:pPr>
+    </w:p>
+    <w:p>
+      <w:pPr>
+        <w:spacing w:line="360" w:lineRule="auto"/>
+        <w:rPr>
+          <w:lang w:val="uk-UA"/>
+        </w:rPr>
+      </w:pPr>
+    </w:p>
+    <w:p>
+      <w:pPr>
+        <w:spacing w:line="360" w:lineRule="auto"/>
+        <w:rPr>
+          <w:lang w:val="ru-RU"/>
+        </w:rPr>
+      </w:pPr>
+      <w:r>
+        <w:rPr>
+          <w:lang w:val="uk-UA"/>
+        </w:rPr>
+        <w:t>Черкаси 202</w:t>
+      </w:r>
+      <w:r>
+        <w:rPr>
+          <w:lang w:val="ru-RU"/>
+        </w:rPr>
         <w:t>6</w:t>
-      </w:r>
-      <w:r>
-        <w:t xml:space="preserve"> «Інформаційні системи та технології»</w:t>
-      </w:r>
-    </w:p>
-    <w:p>
-      <w:pPr>
-        <w:ind w:left="709"/>
-        <w:rPr>
-          <w:b/>
-          <w:bCs/>
-          <w:i/>
-          <w:iCs/>
-        </w:rPr>
-      </w:pPr>
-    </w:p>
-    <w:p>
-      <w:pPr>
-        <w:rPr>
-          <w:b/>
-          <w:bCs/>
-          <w:i/>
-          <w:iCs/>
-          <w:lang w:val="uk-UA"/>
-        </w:rPr>
-      </w:pPr>
-      <w:r>
-        <w:rPr>
-          <w:b/>
-          <w:bCs/>
-          <w:i/>
-          <w:iCs/>
-          <w:lang w:val="uk-UA"/>
-        </w:rPr>
-        <w:t>Авраменка Андрія Андрійовича</w:t>
-      </w:r>
-    </w:p>
-    <w:p/>
-    <w:p/>
-    <w:p/>
-    <w:p/>
-    <w:p/>
-    <w:p/>
-    <w:p>
-      <w:pPr>
-        <w:jc w:val="both"/>
-      </w:pPr>
-      <w:r>
-        <w:t>Оцінка  ___________________</w:t>
-      </w:r>
-    </w:p>
-    <w:p>
-      <w:pPr>
-        <w:ind w:left="1416"/>
-      </w:pPr>
-      <w:r>
-        <w:rPr>
-          <w:sz w:val="24"/>
-          <w:szCs w:val="24"/>
-        </w:rPr>
-        <w:t xml:space="preserve">           </w:t>
-      </w:r>
-    </w:p>
-    <w:p>
-      <w:pPr>
-        <w:jc w:val="both"/>
-        <w:rPr>
-          <w:sz w:val="24"/>
-          <w:szCs w:val="24"/>
-        </w:rPr>
-      </w:pPr>
-      <w:r>
-        <w:t xml:space="preserve">Перевірено </w:t>
-      </w:r>
-      <w:r>
-        <w:rPr>
-          <w:sz w:val="24"/>
-          <w:szCs w:val="24"/>
-        </w:rPr>
-        <w:t xml:space="preserve"> __________________</w:t>
-      </w:r>
-    </w:p>
-    <w:p>
-      <w:pPr>
-        <w:ind w:left="2125" w:firstLine="1"/>
-        <w:jc w:val="both"/>
-        <w:rPr>
-          <w:sz w:val="26"/>
-          <w:szCs w:val="26"/>
-        </w:rPr>
-      </w:pPr>
-      <w:r>
-        <w:rPr>
-          <w:sz w:val="18"/>
-          <w:szCs w:val="18"/>
-        </w:rPr>
-        <w:t>(дата)</w:t>
-      </w:r>
-    </w:p>
-    <w:p>
-      <w:pPr>
-        <w:ind w:left="709"/>
-        <w:rPr>
-          <w:sz w:val="24"/>
-          <w:szCs w:val="24"/>
-        </w:rPr>
-      </w:pPr>
-    </w:p>
-    <w:p>
-      <w:pPr>
-        <w:tabs>
-          <w:tab w:val="left" w:pos="6237"/>
-        </w:tabs>
-        <w:jc w:val="both"/>
-      </w:pPr>
-      <w:r>
-        <w:t>Перевірила __________________ /</w:t>
-      </w:r>
-      <w:r>
-        <w:rPr>
-          <w:u w:val="single"/>
-        </w:rPr>
-        <w:t xml:space="preserve">       к.т.н., доцент Лавданська О. В.     </w:t>
-      </w:r>
-      <w:r>
-        <w:t xml:space="preserve"> /</w:t>
-      </w:r>
-    </w:p>
-    <w:p>
-      <w:pPr>
-        <w:ind w:left="1418" w:firstLine="709"/>
-        <w:jc w:val="both"/>
-      </w:pPr>
-      <w:r>
-        <w:rPr>
-          <w:sz w:val="18"/>
-          <w:szCs w:val="18"/>
-        </w:rPr>
-        <w:t>(підпис)</w:t>
-      </w:r>
-      <w:r>
-        <w:rPr>
-          <w:sz w:val="18"/>
-          <w:szCs w:val="18"/>
-        </w:rPr>
-        <w:tab/>
-        <w:t xml:space="preserve">                                          </w:t>
-      </w:r>
-      <w:r>
-        <w:rPr>
-          <w:sz w:val="18"/>
-          <w:szCs w:val="18"/>
-        </w:rPr>
-        <w:tab/>
-      </w:r>
-      <w:r>
-        <w:rPr>
-          <w:sz w:val="18"/>
-          <w:szCs w:val="18"/>
-        </w:rPr>
-        <w:tab/>
-        <w:t>(прізвище та ініціали)</w:t>
-      </w:r>
-    </w:p>
-    <w:p/>
-    <w:p/>
-    <w:p>
-      <w:pPr>
-        <w:rPr>
-          <w:sz w:val="16"/>
-          <w:szCs w:val="16"/>
-        </w:rPr>
-      </w:pPr>
-    </w:p>
-    <w:p>
-      <w:pPr>
-        <w:jc w:val="right"/>
-      </w:pPr>
-    </w:p>
-    <w:p>
-      <w:pPr>
-        <w:jc w:val="right"/>
-      </w:pPr>
-    </w:p>
-    <w:p/>
-    <w:p/>
-    <w:p/>
-    <w:p/>
-    <w:p/>
-    <w:p>
-      <w:pPr>
-        <w:rPr>
-          <w:b/>
-          <w:bCs/>
-        </w:rPr>
-      </w:pPr>
-      <w:r>
-        <w:t>Черкаси – 202</w:t>
-      </w:r>
-      <w:r>
-        <w:rPr>
-          <w:lang w:val="uk-UA"/>
-        </w:rPr>
-        <w:t>6</w:t>
-      </w:r>
-      <w:r>
-        <w:t xml:space="preserve"> року</w:t>
       </w:r>
       <w:r>
         <w:br w:type="page"/>
@@ -434,7 +840,6 @@
               <w:rFonts w:ascii="Times New Roman" w:hAnsi="Times New Roman" w:cs="Times New Roman"/>
               <w:b/>
               <w:color w:val="auto"/>
-              <w:sz w:val="28"/>
               <w:lang w:val="uk-UA"/>
             </w:rPr>
           </w:pPr>
@@ -443,7 +848,6 @@
               <w:rFonts w:ascii="Times New Roman" w:hAnsi="Times New Roman" w:cs="Times New Roman"/>
               <w:b/>
               <w:color w:val="auto"/>
-              <w:sz w:val="28"/>
               <w:lang w:val="uk-UA"/>
             </w:rPr>
             <w:t>ЗМІСТ</w:t>
@@ -451,122 +855,76 @@
         </w:p>
         <w:p>
           <w:pPr>
+            <w:rPr>
+              <w:lang w:val="uk-UA" w:eastAsia="en-US"/>
+            </w:rPr>
+          </w:pPr>
+        </w:p>
+        <w:p>
+          <w:pPr>
             <w:pStyle w:val="TOC1"/>
-            <w:tabs>
-              <w:tab w:val="right" w:leader="dot" w:pos="9345"/>
-            </w:tabs>
             <w:rPr>
-              <w:rFonts w:ascii="Times New Roman" w:eastAsiaTheme="minorEastAsia" w:hAnsi="Times New Roman"/>
+              <w:rFonts w:eastAsiaTheme="minorEastAsia"/>
               <w:b w:val="0"/>
               <w:bCs w:val="0"/>
               <w:caps w:val="0"/>
-              <w:noProof/>
-              <w:sz w:val="28"/>
-              <w:szCs w:val="28"/>
               <w:lang w:val="ru-RU"/>
             </w:rPr>
           </w:pPr>
           <w:r>
-            <w:rPr>
-              <w:rFonts w:ascii="Times New Roman" w:hAnsi="Times New Roman"/>
-              <w:sz w:val="28"/>
-              <w:szCs w:val="28"/>
-            </w:rPr>
             <w:fldChar w:fldCharType="begin"/>
           </w:r>
           <w:r>
-            <w:rPr>
-              <w:rFonts w:ascii="Times New Roman" w:hAnsi="Times New Roman"/>
-              <w:sz w:val="28"/>
-              <w:szCs w:val="28"/>
-            </w:rPr>
             <w:instrText xml:space="preserve"> TOC \h \z \u \t "Heading 7;1;Heading 8;2" </w:instrText>
           </w:r>
           <w:r>
-            <w:rPr>
-              <w:rFonts w:ascii="Times New Roman" w:hAnsi="Times New Roman"/>
-              <w:sz w:val="28"/>
-              <w:szCs w:val="28"/>
-            </w:rPr>
             <w:fldChar w:fldCharType="separate"/>
           </w:r>
-          <w:hyperlink w:anchor="_Toc226315600" w:history="1">
+          <w:hyperlink w:anchor="_Toc231146524" w:history="1">
             <w:r>
               <w:rPr>
                 <w:rStyle w:val="Hyperlink"/>
-                <w:rFonts w:ascii="Times New Roman" w:hAnsi="Times New Roman"/>
-                <w:noProof/>
-                <w:sz w:val="28"/>
-                <w:szCs w:val="28"/>
               </w:rPr>
               <w:t>ПРОТОКОЛ ВИКОНАННЯ ЗАВДАННЯ</w:t>
             </w:r>
             <w:r>
               <w:rPr>
-                <w:rFonts w:ascii="Times New Roman" w:hAnsi="Times New Roman"/>
-                <w:noProof/>
                 <w:webHidden/>
-                <w:sz w:val="28"/>
-                <w:szCs w:val="28"/>
               </w:rPr>
               <w:tab/>
             </w:r>
             <w:r>
               <w:rPr>
-                <w:rFonts w:ascii="Times New Roman" w:hAnsi="Times New Roman"/>
-                <w:noProof/>
                 <w:webHidden/>
-                <w:sz w:val="28"/>
-                <w:szCs w:val="28"/>
               </w:rPr>
               <w:fldChar w:fldCharType="begin"/>
             </w:r>
             <w:r>
               <w:rPr>
-                <w:rFonts w:ascii="Times New Roman" w:hAnsi="Times New Roman"/>
-                <w:noProof/>
                 <w:webHidden/>
-                <w:sz w:val="28"/>
-                <w:szCs w:val="28"/>
-              </w:rPr>
-              <w:instrText xml:space="preserve"> PAGEREF _Toc226315600 \h </w:instrText>
-            </w:r>
-            <w:r>
-              <w:rPr>
-                <w:rFonts w:ascii="Times New Roman" w:hAnsi="Times New Roman"/>
-                <w:noProof/>
+              </w:rPr>
+              <w:instrText xml:space="preserve"> PAGEREF _Toc231146524 \h </w:instrText>
+            </w:r>
+            <w:r>
+              <w:rPr>
                 <w:webHidden/>
-                <w:sz w:val="28"/>
-                <w:szCs w:val="28"/>
-              </w:rPr>
-            </w:r>
-            <w:r>
-              <w:rPr>
-                <w:rFonts w:ascii="Times New Roman" w:hAnsi="Times New Roman"/>
-                <w:noProof/>
+              </w:rPr>
+            </w:r>
+            <w:r>
+              <w:rPr>
                 <w:webHidden/>
-                <w:sz w:val="28"/>
-                <w:szCs w:val="28"/>
               </w:rPr>
               <w:fldChar w:fldCharType="separate"/>
             </w:r>
             <w:r>
               <w:rPr>
-                <w:rFonts w:ascii="Times New Roman" w:hAnsi="Times New Roman"/>
-                <w:noProof/>
                 <w:webHidden/>
-                <w:sz w:val="28"/>
-                <w:szCs w:val="28"/>
               </w:rPr>
               <w:t>3</w:t>
             </w:r>
             <w:r>
               <w:rPr>
-                <w:rFonts w:ascii="Times New Roman" w:hAnsi="Times New Roman"/>
-                <w:noProof/>
                 <w:webHidden/>
-                <w:sz w:val="28"/>
-                <w:szCs w:val="28"/>
               </w:rPr>
               <w:fldChar w:fldCharType="end"/>
             </w:r>
@@ -576,7 +934,7 @@
           <w:pPr>
             <w:pStyle w:val="TOC2"/>
             <w:tabs>
-              <w:tab w:val="right" w:leader="dot" w:pos="9345"/>
+              <w:tab w:val="left" w:pos="840"/>
             </w:tabs>
             <w:rPr>
               <w:rFonts w:ascii="Times New Roman" w:eastAsiaTheme="minorEastAsia" w:hAnsi="Times New Roman"/>
@@ -587,17 +945,7 @@
               <w:lang w:val="ru-RU"/>
             </w:rPr>
           </w:pPr>
-          <w:hyperlink w:anchor="_Toc226315601" w:history="1">
-            <w:r>
-              <w:rPr>
-                <w:rStyle w:val="Hyperlink"/>
-                <w:rFonts w:ascii="Times New Roman" w:hAnsi="Times New Roman"/>
-                <w:noProof/>
-                <w:sz w:val="28"/>
-                <w:szCs w:val="28"/>
-              </w:rPr>
-              <w:t xml:space="preserve">1.1 Опис алгоритму </w:t>
-            </w:r>
+          <w:hyperlink w:anchor="_Toc231146525" w:history="1">
             <w:r>
               <w:rPr>
                 <w:rStyle w:val="Hyperlink"/>
@@ -607,6 +955,38 @@
                 <w:szCs w:val="28"/>
                 <w:lang w:val="uk-UA"/>
               </w:rPr>
+              <w:t>1.1</w:t>
+            </w:r>
+            <w:r>
+              <w:rPr>
+                <w:rFonts w:ascii="Times New Roman" w:eastAsiaTheme="minorEastAsia" w:hAnsi="Times New Roman"/>
+                <w:smallCaps w:val="0"/>
+                <w:noProof/>
+                <w:sz w:val="28"/>
+                <w:szCs w:val="28"/>
+                <w:lang w:val="ru-RU"/>
+              </w:rPr>
+              <w:tab/>
+            </w:r>
+            <w:r>
+              <w:rPr>
+                <w:rStyle w:val="Hyperlink"/>
+                <w:rFonts w:ascii="Times New Roman" w:hAnsi="Times New Roman"/>
+                <w:noProof/>
+                <w:sz w:val="28"/>
+                <w:szCs w:val="28"/>
+              </w:rPr>
+              <w:t xml:space="preserve">Опис алгоритму </w:t>
+            </w:r>
+            <w:r>
+              <w:rPr>
+                <w:rStyle w:val="Hyperlink"/>
+                <w:rFonts w:ascii="Times New Roman" w:hAnsi="Times New Roman"/>
+                <w:noProof/>
+                <w:sz w:val="28"/>
+                <w:szCs w:val="28"/>
+                <w:lang w:val="uk-UA"/>
+              </w:rPr>
               <w:t>Ханойської вежі</w:t>
             </w:r>
             <w:r>
@@ -637,7 +1017,7 @@
                 <w:sz w:val="28"/>
                 <w:szCs w:val="28"/>
               </w:rPr>
-              <w:instrText xml:space="preserve"> PAGEREF _Toc226315601 \h </w:instrText>
+              <w:instrText xml:space="preserve"> PAGEREF _Toc231146525 \h </w:instrText>
             </w:r>
             <w:r>
               <w:rPr>
@@ -684,7 +1064,7 @@
           <w:pPr>
             <w:pStyle w:val="TOC2"/>
             <w:tabs>
-              <w:tab w:val="right" w:leader="dot" w:pos="9345"/>
+              <w:tab w:val="left" w:pos="840"/>
             </w:tabs>
             <w:rPr>
               <w:rFonts w:ascii="Times New Roman" w:eastAsiaTheme="minorEastAsia" w:hAnsi="Times New Roman"/>
@@ -695,7 +1075,7 @@
               <w:lang w:val="ru-RU"/>
             </w:rPr>
           </w:pPr>
-          <w:hyperlink w:anchor="_Toc226315602" w:history="1">
+          <w:hyperlink w:anchor="_Toc231146526" w:history="1">
             <w:r>
               <w:rPr>
                 <w:rStyle w:val="Hyperlink"/>
@@ -704,7 +1084,28 @@
                 <w:sz w:val="28"/>
                 <w:szCs w:val="28"/>
               </w:rPr>
-              <w:t>1.2 Приклад реалізації алгоритму сортування вибором</w:t>
+              <w:t>1.2</w:t>
+            </w:r>
+            <w:r>
+              <w:rPr>
+                <w:rFonts w:ascii="Times New Roman" w:eastAsiaTheme="minorEastAsia" w:hAnsi="Times New Roman"/>
+                <w:smallCaps w:val="0"/>
+                <w:noProof/>
+                <w:sz w:val="28"/>
+                <w:szCs w:val="28"/>
+                <w:lang w:val="ru-RU"/>
+              </w:rPr>
+              <w:tab/>
+            </w:r>
+            <w:r>
+              <w:rPr>
+                <w:rStyle w:val="Hyperlink"/>
+                <w:rFonts w:ascii="Times New Roman" w:hAnsi="Times New Roman"/>
+                <w:noProof/>
+                <w:sz w:val="28"/>
+                <w:szCs w:val="28"/>
+              </w:rPr>
+              <w:t>Приклад реалізації алгоритму сортування вибором</w:t>
             </w:r>
             <w:r>
               <w:rPr>
@@ -734,7 +1135,7 @@
                 <w:sz w:val="28"/>
                 <w:szCs w:val="28"/>
               </w:rPr>
-              <w:instrText xml:space="preserve"> PAGEREF _Toc226315602 \h </w:instrText>
+              <w:instrText xml:space="preserve"> PAGEREF _Toc231146526 \h </w:instrText>
             </w:r>
             <w:r>
               <w:rPr>
@@ -780,9 +1181,6 @@
         <w:p>
           <w:pPr>
             <w:pStyle w:val="TOC2"/>
-            <w:tabs>
-              <w:tab w:val="right" w:leader="dot" w:pos="9345"/>
-            </w:tabs>
             <w:rPr>
               <w:rFonts w:ascii="Times New Roman" w:eastAsiaTheme="minorEastAsia" w:hAnsi="Times New Roman"/>
               <w:smallCaps w:val="0"/>
@@ -792,7 +1190,7 @@
               <w:lang w:val="ru-RU"/>
             </w:rPr>
           </w:pPr>
-          <w:hyperlink w:anchor="_Toc226315603" w:history="1">
+          <w:hyperlink w:anchor="_Toc231146527" w:history="1">
             <w:r>
               <w:rPr>
                 <w:rStyle w:val="Hyperlink"/>
@@ -853,7 +1251,7 @@
                 <w:sz w:val="28"/>
                 <w:szCs w:val="28"/>
               </w:rPr>
-              <w:instrText xml:space="preserve"> PAGEREF _Toc226315603 \h </w:instrText>
+              <w:instrText xml:space="preserve"> PAGEREF _Toc231146527 \h </w:instrText>
             </w:r>
             <w:r>
               <w:rPr>
@@ -899,9 +1297,6 @@
         <w:p>
           <w:pPr>
             <w:pStyle w:val="TOC2"/>
-            <w:tabs>
-              <w:tab w:val="right" w:leader="dot" w:pos="9345"/>
-            </w:tabs>
             <w:rPr>
               <w:rFonts w:ascii="Times New Roman" w:eastAsiaTheme="minorEastAsia" w:hAnsi="Times New Roman"/>
               <w:smallCaps w:val="0"/>
@@ -911,7 +1306,7 @@
               <w:lang w:val="ru-RU"/>
             </w:rPr>
           </w:pPr>
-          <w:hyperlink w:anchor="_Toc226315604" w:history="1">
+          <w:hyperlink w:anchor="_Toc231146528" w:history="1">
             <w:r>
               <w:rPr>
                 <w:rStyle w:val="Hyperlink"/>
@@ -982,7 +1377,7 @@
                 <w:sz w:val="28"/>
                 <w:szCs w:val="28"/>
               </w:rPr>
-              <w:instrText xml:space="preserve"> PAGEREF _Toc226315604 \h </w:instrText>
+              <w:instrText xml:space="preserve"> PAGEREF _Toc231146528 \h </w:instrText>
             </w:r>
             <w:r>
               <w:rPr>
@@ -1028,9 +1423,6 @@
         <w:p>
           <w:pPr>
             <w:pStyle w:val="TOC2"/>
-            <w:tabs>
-              <w:tab w:val="right" w:leader="dot" w:pos="9345"/>
-            </w:tabs>
             <w:rPr>
               <w:rFonts w:ascii="Times New Roman" w:eastAsiaTheme="minorEastAsia" w:hAnsi="Times New Roman"/>
               <w:smallCaps w:val="0"/>
@@ -1040,7 +1432,7 @@
               <w:lang w:val="ru-RU"/>
             </w:rPr>
           </w:pPr>
-          <w:hyperlink w:anchor="_Toc226315605" w:history="1">
+          <w:hyperlink w:anchor="_Toc231146529" w:history="1">
             <w:r>
               <w:rPr>
                 <w:rStyle w:val="Hyperlink"/>
@@ -1100,7 +1492,7 @@
                 <w:sz w:val="28"/>
                 <w:szCs w:val="28"/>
               </w:rPr>
-              <w:instrText xml:space="preserve"> PAGEREF _Toc226315605 \h </w:instrText>
+              <w:instrText xml:space="preserve"> PAGEREF _Toc231146529 \h </w:instrText>
             </w:r>
             <w:r>
               <w:rPr>
@@ -1146,9 +1538,6 @@
         <w:p>
           <w:pPr>
             <w:pStyle w:val="TOC2"/>
-            <w:tabs>
-              <w:tab w:val="right" w:leader="dot" w:pos="9345"/>
-            </w:tabs>
             <w:rPr>
               <w:rFonts w:ascii="Times New Roman" w:eastAsiaTheme="minorEastAsia" w:hAnsi="Times New Roman"/>
               <w:smallCaps w:val="0"/>
@@ -1158,7 +1547,7 @@
               <w:lang w:val="ru-RU"/>
             </w:rPr>
           </w:pPr>
-          <w:hyperlink w:anchor="_Toc226315606" w:history="1">
+          <w:hyperlink w:anchor="_Toc231146530" w:history="1">
             <w:r>
               <w:rPr>
                 <w:rStyle w:val="Hyperlink"/>
@@ -1229,7 +1618,7 @@
                 <w:sz w:val="28"/>
                 <w:szCs w:val="28"/>
               </w:rPr>
-              <w:instrText xml:space="preserve"> PAGEREF _Toc226315606 \h </w:instrText>
+              <w:instrText xml:space="preserve"> PAGEREF _Toc231146530 \h </w:instrText>
             </w:r>
             <w:r>
               <w:rPr>
@@ -1274,22 +1663,17 @@
         </w:p>
         <w:p>
           <w:pPr>
-            <w:pStyle w:val="TOC1"/>
-            <w:tabs>
-              <w:tab w:val="right" w:leader="dot" w:pos="9345"/>
-            </w:tabs>
+            <w:pStyle w:val="TOC2"/>
             <w:rPr>
               <w:rFonts w:ascii="Times New Roman" w:eastAsiaTheme="minorEastAsia" w:hAnsi="Times New Roman"/>
-              <w:b w:val="0"/>
-              <w:bCs w:val="0"/>
-              <w:caps w:val="0"/>
+              <w:smallCaps w:val="0"/>
               <w:noProof/>
               <w:sz w:val="28"/>
               <w:szCs w:val="28"/>
               <w:lang w:val="ru-RU"/>
             </w:rPr>
           </w:pPr>
-          <w:hyperlink w:anchor="_Toc226315607" w:history="1">
+          <w:hyperlink w:anchor="_Toc231146531" w:history="1">
             <w:r>
               <w:rPr>
                 <w:rStyle w:val="Hyperlink"/>
@@ -1297,8 +1681,9 @@
                 <w:noProof/>
                 <w:sz w:val="28"/>
                 <w:szCs w:val="28"/>
-              </w:rPr>
-              <w:t>СПИСОК ВИКОРИСТАНИХ ДЖЕРЕЛ</w:t>
+                <w:lang w:val="uk-UA"/>
+              </w:rPr>
+              <w:t>Висновок</w:t>
             </w:r>
             <w:r>
               <w:rPr>
@@ -1328,7 +1713,7 @@
                 <w:sz w:val="28"/>
                 <w:szCs w:val="28"/>
               </w:rPr>
-              <w:instrText xml:space="preserve"> PAGEREF _Toc226315607 \h </w:instrText>
+              <w:instrText xml:space="preserve"> PAGEREF _Toc231146531 \h </w:instrText>
             </w:r>
             <w:r>
               <w:rPr>
@@ -1366,6 +1751,67 @@
                 <w:webHidden/>
                 <w:sz w:val="28"/>
                 <w:szCs w:val="28"/>
+              </w:rPr>
+              <w:fldChar w:fldCharType="end"/>
+            </w:r>
+          </w:hyperlink>
+        </w:p>
+        <w:p>
+          <w:pPr>
+            <w:pStyle w:val="TOC1"/>
+            <w:rPr>
+              <w:rFonts w:eastAsiaTheme="minorEastAsia"/>
+              <w:b w:val="0"/>
+              <w:bCs w:val="0"/>
+              <w:caps w:val="0"/>
+              <w:lang w:val="ru-RU"/>
+            </w:rPr>
+          </w:pPr>
+          <w:hyperlink w:anchor="_Toc231146532" w:history="1">
+            <w:r>
+              <w:rPr>
+                <w:rStyle w:val="Hyperlink"/>
+              </w:rPr>
+              <w:t>СПИСОК ВИКОРИСТАНИХ ДЖЕРЕЛ</w:t>
+            </w:r>
+            <w:r>
+              <w:rPr>
+                <w:webHidden/>
+              </w:rPr>
+              <w:tab/>
+            </w:r>
+            <w:r>
+              <w:rPr>
+                <w:webHidden/>
+              </w:rPr>
+              <w:fldChar w:fldCharType="begin"/>
+            </w:r>
+            <w:r>
+              <w:rPr>
+                <w:webHidden/>
+              </w:rPr>
+              <w:instrText xml:space="preserve"> PAGEREF _Toc231146532 \h </w:instrText>
+            </w:r>
+            <w:r>
+              <w:rPr>
+                <w:webHidden/>
+              </w:rPr>
+            </w:r>
+            <w:r>
+              <w:rPr>
+                <w:webHidden/>
+              </w:rPr>
+              <w:fldChar w:fldCharType="separate"/>
+            </w:r>
+            <w:r>
+              <w:rPr>
+                <w:webHidden/>
+              </w:rPr>
+              <w:t>13</w:t>
+            </w:r>
+            <w:r>
+              <w:rPr>
+                <w:webHidden/>
               </w:rPr>
               <w:fldChar w:fldCharType="end"/>
             </w:r>
@@ -1397,7 +1843,7 @@
           <w:b/>
         </w:rPr>
       </w:pPr>
-      <w:bookmarkStart w:id="0" w:name="_Toc226315600"/>
+      <w:bookmarkStart w:id="0" w:name="_Toc231146524"/>
       <w:r>
         <w:rPr>
           <w:rStyle w:val="Strong"/>
@@ -1420,7 +1866,7 @@
           <w:lang w:val="uk-UA"/>
         </w:rPr>
       </w:pPr>
-      <w:bookmarkStart w:id="1" w:name="_Toc226315601"/>
+      <w:bookmarkStart w:id="1" w:name="_Toc231146525"/>
       <w:r>
         <w:t xml:space="preserve">Опис алгоритму </w:t>
       </w:r>
@@ -1458,12 +1904,7 @@
         <w:t xml:space="preserve">наступним чином. </w:t>
       </w:r>
       <w:r>
-        <w:t>Спочатку задача переміщення N дисків розбивається на три логічні кроки. Алгоритм рекурсивно переносить підвежу з N−1 верхніх дисків з початкового стрижня на буферний (допоміжний), використовуючи кінцевий стрижень як транзитний. Далі найбільший (нижній) диск, що залишився, переміщується з початкового стрижня безпосередньо на кінцевий. Потім ці дії повторюються для підвежі на буфері — алгоритм рекурсивно переносить ті ж N−1 дисків з буферного стрижня на кінцевий. Процес заглиблюєт</w:t>
-      </w:r>
-      <w:bookmarkStart w:id="2" w:name="_GoBack"/>
-      <w:bookmarkEnd w:id="2"/>
-      <w:r>
-        <w:t>ься і триває доти, доки кількість дисків для переміщення не дорівнюватиме нулю.</w:t>
+        <w:t>Спочатку задача переміщення N дисків розбивається на три логічні кроки. Алгоритм рекурсивно переносить підвежу з N−1 верхніх дисків з початкового стрижня на буферний (допоміжний), використовуючи кінцевий стрижень як транзитний. Далі найбільший (нижній) диск, що залишився, переміщується з початкового стрижня безпосередньо на кінцевий. Потім ці дії повторюються для підвежі на буфері — алгоритм рекурсивно переносить ті ж N−1 дисків з буферного стрижня на кінцевий. Процес заглиблюється і триває доти, доки кількість дисків для переміщення не дорівнюватиме нулю.</w:t>
       </w:r>
     </w:p>
     <w:p>
@@ -1659,11 +2100,11 @@
           <w:numId w:val="4"/>
         </w:numPr>
       </w:pPr>
-      <w:bookmarkStart w:id="3" w:name="_Toc226315602"/>
+      <w:bookmarkStart w:id="2" w:name="_Toc231146526"/>
       <w:r>
         <w:t>Приклад реалізації алгоритму сортування вибором</w:t>
       </w:r>
-      <w:bookmarkEnd w:id="3"/>
+      <w:bookmarkEnd w:id="2"/>
     </w:p>
     <w:p>
       <w:pPr>
@@ -1737,7 +2178,7 @@
           <w:lang w:val="ru-RU"/>
         </w:rPr>
         <w:drawing>
-          <wp:inline distT="0" distB="0" distL="0" distR="0" wp14:anchorId="56629E98" wp14:editId="206B1D2A">
+          <wp:inline distT="0" distB="0" distL="0" distR="0" wp14:anchorId="4112A4BE" wp14:editId="0346EE8C">
             <wp:extent cx="5021408" cy="2498090"/>
             <wp:effectExtent l="0" t="0" r="8255" b="0"/>
             <wp:docPr id="10" name="Picture 10"/>
@@ -1842,7 +2283,7 @@
           <w:lang w:val="ru-RU"/>
         </w:rPr>
         <w:drawing>
-          <wp:inline distT="0" distB="0" distL="0" distR="0" wp14:anchorId="484A95F8" wp14:editId="70683065">
+          <wp:inline distT="0" distB="0" distL="0" distR="0" wp14:anchorId="533A20AA" wp14:editId="7803EF40">
             <wp:extent cx="5024164" cy="2506980"/>
             <wp:effectExtent l="0" t="0" r="5080" b="7620"/>
             <wp:docPr id="11" name="Picture 11"/>
@@ -1958,7 +2399,7 @@
         </w:rPr>
         <w:lastRenderedPageBreak/>
         <w:drawing>
-          <wp:inline distT="0" distB="0" distL="0" distR="0" wp14:anchorId="681582B5" wp14:editId="1C4448E0">
+          <wp:inline distT="0" distB="0" distL="0" distR="0" wp14:anchorId="49FE64C2" wp14:editId="3F6C3FB7">
             <wp:extent cx="5021908" cy="2503170"/>
             <wp:effectExtent l="0" t="0" r="7620" b="0"/>
             <wp:docPr id="12" name="Picture 12"/>
@@ -2017,13 +2458,7 @@
         <w:rPr>
           <w:lang w:val="ru-RU"/>
         </w:rPr>
-        <w:t xml:space="preserve">Крок </w:t>
-      </w:r>
-      <w:r>
-        <w:rPr>
-          <w:lang w:val="ru-RU"/>
-        </w:rPr>
-        <w:t>2</w:t>
+        <w:t>Крок 2</w:t>
       </w:r>
     </w:p>
     <w:p>
@@ -2091,7 +2526,7 @@
           <w:lang w:val="ru-RU"/>
         </w:rPr>
         <w:drawing>
-          <wp:inline distT="0" distB="0" distL="0" distR="0" wp14:anchorId="02AC7B2B" wp14:editId="2DFDC02B">
+          <wp:inline distT="0" distB="0" distL="0" distR="0" wp14:anchorId="36D53622" wp14:editId="2C8A8A59">
             <wp:extent cx="4902200" cy="2451361"/>
             <wp:effectExtent l="0" t="0" r="0" b="6350"/>
             <wp:docPr id="13" name="Picture 13"/>
@@ -2150,13 +2585,7 @@
         <w:rPr>
           <w:lang w:val="ru-RU"/>
         </w:rPr>
-        <w:t xml:space="preserve">Крок </w:t>
-      </w:r>
-      <w:r>
-        <w:rPr>
-          <w:lang w:val="ru-RU"/>
-        </w:rPr>
-        <w:t>3</w:t>
+        <w:t>Крок 3</w:t>
       </w:r>
     </w:p>
     <w:p>
@@ -2223,7 +2652,7 @@
         </w:rPr>
         <w:lastRenderedPageBreak/>
         <w:drawing>
-          <wp:inline distT="0" distB="0" distL="0" distR="0" wp14:anchorId="7AC1F727" wp14:editId="7E339996">
+          <wp:inline distT="0" distB="0" distL="0" distR="0" wp14:anchorId="59EA438F" wp14:editId="0B2EACE1">
             <wp:extent cx="4905391" cy="2447714"/>
             <wp:effectExtent l="0" t="0" r="0" b="0"/>
             <wp:docPr id="14" name="Picture 14"/>
@@ -2282,13 +2711,7 @@
         <w:rPr>
           <w:lang w:val="ru-RU"/>
         </w:rPr>
-        <w:t xml:space="preserve">Крок </w:t>
-      </w:r>
-      <w:r>
-        <w:rPr>
-          <w:lang w:val="ru-RU"/>
-        </w:rPr>
-        <w:t>4</w:t>
+        <w:t>Крок 4</w:t>
       </w:r>
     </w:p>
     <w:p>
@@ -2332,7 +2755,7 @@
           <w:lang w:val="ru-RU"/>
         </w:rPr>
         <w:drawing>
-          <wp:inline distT="0" distB="0" distL="0" distR="0" wp14:anchorId="1C980A9A" wp14:editId="0FDB7A35">
+          <wp:inline distT="0" distB="0" distL="0" distR="0" wp14:anchorId="18AAE4BE" wp14:editId="6F161EEB">
             <wp:extent cx="4904279" cy="2444538"/>
             <wp:effectExtent l="0" t="0" r="0" b="0"/>
             <wp:docPr id="15" name="Picture 15"/>
@@ -2391,13 +2814,7 @@
         <w:rPr>
           <w:lang w:val="ru-RU"/>
         </w:rPr>
-        <w:t xml:space="preserve">Крок </w:t>
-      </w:r>
-      <w:r>
-        <w:rPr>
-          <w:lang w:val="ru-RU"/>
-        </w:rPr>
-        <w:t>5</w:t>
+        <w:t>Крок 5</w:t>
       </w:r>
     </w:p>
     <w:p>
@@ -2442,7 +2859,7 @@
         </w:rPr>
         <w:lastRenderedPageBreak/>
         <w:drawing>
-          <wp:inline distT="0" distB="0" distL="0" distR="0" wp14:anchorId="71EC08EF" wp14:editId="071FB62F">
+          <wp:inline distT="0" distB="0" distL="0" distR="0" wp14:anchorId="3EAD0BAA" wp14:editId="0FA560FD">
             <wp:extent cx="4972657" cy="2481278"/>
             <wp:effectExtent l="0" t="0" r="0" b="0"/>
             <wp:docPr id="16" name="Picture 16"/>
@@ -2501,13 +2918,7 @@
         <w:rPr>
           <w:lang w:val="ru-RU"/>
         </w:rPr>
-        <w:t xml:space="preserve">Крок </w:t>
-      </w:r>
-      <w:r>
-        <w:rPr>
-          <w:lang w:val="ru-RU"/>
-        </w:rPr>
-        <w:t>6</w:t>
+        <w:t>Крок 6</w:t>
       </w:r>
     </w:p>
     <w:p>
@@ -2551,7 +2962,7 @@
           <w:lang w:val="ru-RU"/>
         </w:rPr>
         <w:drawing>
-          <wp:inline distT="0" distB="0" distL="0" distR="0" wp14:anchorId="669CD834" wp14:editId="2A1F2666">
+          <wp:inline distT="0" distB="0" distL="0" distR="0" wp14:anchorId="5686706C" wp14:editId="7E93C702">
             <wp:extent cx="4991246" cy="2493222"/>
             <wp:effectExtent l="0" t="0" r="0" b="2540"/>
             <wp:docPr id="17" name="Picture 17"/>
@@ -2610,13 +3021,7 @@
         <w:rPr>
           <w:lang w:val="ru-RU"/>
         </w:rPr>
-        <w:t xml:space="preserve">Крок </w:t>
-      </w:r>
-      <w:r>
-        <w:rPr>
-          <w:lang w:val="ru-RU"/>
-        </w:rPr>
-        <w:t>7</w:t>
+        <w:t>Крок 7</w:t>
       </w:r>
     </w:p>
     <w:p>
@@ -2684,7 +3089,7 @@
           <w:lang w:val="en-US"/>
         </w:rPr>
       </w:pPr>
-      <w:bookmarkStart w:id="4" w:name="_Toc226315603"/>
+      <w:bookmarkStart w:id="3" w:name="_Toc231146527"/>
       <w:r>
         <w:lastRenderedPageBreak/>
         <w:t xml:space="preserve">1.3 Блок схема алгоритму </w:t>
@@ -2701,7 +3106,7 @@
         </w:rPr>
         <w:t>ї вежі</w:t>
       </w:r>
-      <w:bookmarkEnd w:id="4"/>
+      <w:bookmarkEnd w:id="3"/>
     </w:p>
     <w:p>
       <w:pPr>
@@ -2713,7 +3118,7 @@
           <w:lang w:val="ru-RU"/>
         </w:rPr>
         <w:drawing>
-          <wp:inline distT="0" distB="0" distL="0" distR="0" wp14:anchorId="0810D2ED" wp14:editId="08788699">
+          <wp:inline distT="0" distB="0" distL="0" distR="0" wp14:anchorId="06468786" wp14:editId="5AC9D374">
             <wp:extent cx="2019582" cy="3648584"/>
             <wp:effectExtent l="0" t="0" r="0" b="9525"/>
             <wp:docPr id="5" name="Picture 5"/>
@@ -2791,7 +3196,7 @@
           <w:lang w:val="ru-RU"/>
         </w:rPr>
         <w:drawing>
-          <wp:inline distT="0" distB="0" distL="0" distR="0" wp14:anchorId="12D04D6A" wp14:editId="5C3686F7">
+          <wp:inline distT="0" distB="0" distL="0" distR="0" wp14:anchorId="0BC1F6B0" wp14:editId="2B2186D8">
             <wp:extent cx="6033346" cy="3537496"/>
             <wp:effectExtent l="0" t="0" r="5715" b="6350"/>
             <wp:docPr id="7" name="Picture 7"/>
@@ -2896,7 +3301,7 @@
           <w:lang w:val="uk-UA"/>
         </w:rPr>
       </w:pPr>
-      <w:bookmarkStart w:id="5" w:name="_Toc226315604"/>
+      <w:bookmarkStart w:id="4" w:name="_Toc231146528"/>
       <w:r>
         <w:lastRenderedPageBreak/>
         <w:t xml:space="preserve">1.4 </w:t>
@@ -2916,22 +3321,1067 @@
         </w:rPr>
         <w:t xml:space="preserve"> Ханойської вежі</w:t>
       </w:r>
+      <w:bookmarkEnd w:id="4"/>
+      <w:r>
+        <w:rPr>
+          <w:lang w:val="uk-UA"/>
+        </w:rPr>
+        <w:t xml:space="preserve"> </w:t>
+      </w:r>
+    </w:p>
+    <w:p>
+      <w:pPr>
+        <w:spacing w:line="360" w:lineRule="auto"/>
+        <w:jc w:val="both"/>
+        <w:rPr>
+          <w:lang w:val="uk-UA"/>
+        </w:rPr>
+      </w:pPr>
+    </w:p>
+    <w:p>
+      <w:pPr>
+        <w:jc w:val="both"/>
+        <w:rPr>
+          <w:rFonts w:ascii="Consolas" w:eastAsia="Consolas" w:hAnsi="Consolas" w:cs="Consolas"/>
+          <w:color w:val="000000"/>
+          <w:sz w:val="24"/>
+          <w:szCs w:val="24"/>
+        </w:rPr>
+      </w:pPr>
+      <w:r>
+        <w:rPr>
+          <w:rFonts w:ascii="Consolas" w:eastAsia="Consolas" w:hAnsi="Consolas" w:cs="Consolas"/>
+          <w:color w:val="000000"/>
+          <w:sz w:val="24"/>
+          <w:szCs w:val="24"/>
+          <w:lang w:val="uk-UA"/>
+        </w:rPr>
+        <w:t>Функція</w:t>
+      </w:r>
+      <w:r>
+        <w:rPr>
+          <w:rFonts w:ascii="Consolas" w:eastAsia="Consolas" w:hAnsi="Consolas" w:cs="Consolas"/>
+          <w:color w:val="000000"/>
+          <w:sz w:val="24"/>
+          <w:szCs w:val="24"/>
+        </w:rPr>
+        <w:t xml:space="preserve"> </w:t>
+      </w:r>
+      <w:r>
+        <w:rPr>
+          <w:rFonts w:ascii="Consolas" w:eastAsia="Consolas" w:hAnsi="Consolas" w:cs="Consolas"/>
+          <w:color w:val="000000"/>
+          <w:sz w:val="24"/>
+          <w:szCs w:val="24"/>
+          <w:lang w:val="uk-UA"/>
+        </w:rPr>
+        <w:t>ХанойськаВежа</w:t>
+      </w:r>
+      <w:r>
+        <w:rPr>
+          <w:rFonts w:ascii="Consolas" w:eastAsia="Consolas" w:hAnsi="Consolas" w:cs="Consolas"/>
+          <w:color w:val="000000"/>
+          <w:sz w:val="24"/>
+          <w:szCs w:val="24"/>
+        </w:rPr>
+        <w:t>(</w:t>
+      </w:r>
+      <w:r>
+        <w:rPr>
+          <w:rFonts w:ascii="Consolas" w:eastAsia="Consolas" w:hAnsi="Consolas" w:cs="Consolas"/>
+          <w:color w:val="000000"/>
+          <w:sz w:val="24"/>
+          <w:szCs w:val="24"/>
+          <w:lang w:val="uk-UA"/>
+        </w:rPr>
+        <w:t>кількістьДисків</w:t>
+      </w:r>
+      <w:r>
+        <w:rPr>
+          <w:rFonts w:ascii="Consolas" w:eastAsia="Consolas" w:hAnsi="Consolas" w:cs="Consolas"/>
+          <w:color w:val="000000"/>
+          <w:sz w:val="24"/>
+          <w:szCs w:val="24"/>
+        </w:rPr>
+        <w:t xml:space="preserve">, </w:t>
+      </w:r>
+      <w:r>
+        <w:rPr>
+          <w:rFonts w:ascii="Consolas" w:eastAsia="Consolas" w:hAnsi="Consolas" w:cs="Consolas"/>
+          <w:color w:val="000000"/>
+          <w:sz w:val="24"/>
+          <w:szCs w:val="24"/>
+          <w:lang w:val="uk-UA"/>
+        </w:rPr>
+        <w:t>Початкова</w:t>
+      </w:r>
+      <w:r>
+        <w:rPr>
+          <w:rFonts w:ascii="Consolas" w:eastAsia="Consolas" w:hAnsi="Consolas" w:cs="Consolas"/>
+          <w:color w:val="000000"/>
+          <w:sz w:val="24"/>
+          <w:szCs w:val="24"/>
+        </w:rPr>
+        <w:t xml:space="preserve">, </w:t>
+      </w:r>
+      <w:r>
+        <w:rPr>
+          <w:rFonts w:ascii="Consolas" w:eastAsia="Consolas" w:hAnsi="Consolas" w:cs="Consolas"/>
+          <w:color w:val="000000"/>
+          <w:sz w:val="24"/>
+          <w:szCs w:val="24"/>
+          <w:lang w:val="uk-UA"/>
+        </w:rPr>
+        <w:t>Потрібна</w:t>
+      </w:r>
+      <w:r>
+        <w:rPr>
+          <w:rFonts w:ascii="Consolas" w:eastAsia="Consolas" w:hAnsi="Consolas" w:cs="Consolas"/>
+          <w:color w:val="000000"/>
+          <w:sz w:val="24"/>
+          <w:szCs w:val="24"/>
+        </w:rPr>
+        <w:t xml:space="preserve">, </w:t>
+      </w:r>
+      <w:r>
+        <w:rPr>
+          <w:rFonts w:ascii="Consolas" w:eastAsia="Consolas" w:hAnsi="Consolas" w:cs="Consolas"/>
+          <w:color w:val="000000"/>
+          <w:sz w:val="24"/>
+          <w:szCs w:val="24"/>
+          <w:lang w:val="uk-UA"/>
+        </w:rPr>
+        <w:t>Допоміжна</w:t>
+      </w:r>
+      <w:r>
+        <w:rPr>
+          <w:rFonts w:ascii="Consolas" w:eastAsia="Consolas" w:hAnsi="Consolas" w:cs="Consolas"/>
+          <w:color w:val="000000"/>
+          <w:sz w:val="24"/>
+          <w:szCs w:val="24"/>
+        </w:rPr>
+        <w:t>) {</w:t>
+      </w:r>
+    </w:p>
+    <w:p>
+      <w:pPr>
+        <w:jc w:val="both"/>
+        <w:rPr>
+          <w:rFonts w:ascii="Consolas" w:eastAsia="Consolas" w:hAnsi="Consolas" w:cs="Consolas"/>
+          <w:color w:val="000000"/>
+          <w:sz w:val="24"/>
+          <w:szCs w:val="24"/>
+        </w:rPr>
+      </w:pPr>
+      <w:r>
+        <w:rPr>
+          <w:rFonts w:ascii="Consolas" w:eastAsia="Consolas" w:hAnsi="Consolas" w:cs="Consolas"/>
+          <w:color w:val="000000"/>
+          <w:sz w:val="24"/>
+          <w:szCs w:val="24"/>
+        </w:rPr>
+        <w:t xml:space="preserve">    </w:t>
+      </w:r>
+      <w:r>
+        <w:rPr>
+          <w:rFonts w:ascii="Consolas" w:eastAsia="Consolas" w:hAnsi="Consolas" w:cs="Consolas"/>
+          <w:color w:val="000000"/>
+          <w:sz w:val="24"/>
+          <w:szCs w:val="24"/>
+          <w:lang w:val="uk-UA"/>
+        </w:rPr>
+        <w:t>Якщо</w:t>
+      </w:r>
+      <w:r>
+        <w:rPr>
+          <w:rFonts w:ascii="Consolas" w:eastAsia="Consolas" w:hAnsi="Consolas" w:cs="Consolas"/>
+          <w:color w:val="000000"/>
+          <w:sz w:val="24"/>
+          <w:szCs w:val="24"/>
+        </w:rPr>
+        <w:t xml:space="preserve"> </w:t>
+      </w:r>
+      <w:r>
+        <w:rPr>
+          <w:rFonts w:ascii="Consolas" w:eastAsia="Consolas" w:hAnsi="Consolas" w:cs="Consolas"/>
+          <w:color w:val="000000"/>
+          <w:sz w:val="24"/>
+          <w:szCs w:val="24"/>
+          <w:lang w:val="uk-UA"/>
+        </w:rPr>
+        <w:t>кількістьДисків</w:t>
+      </w:r>
+      <w:r>
+        <w:rPr>
+          <w:rFonts w:ascii="Consolas" w:eastAsia="Consolas" w:hAnsi="Consolas" w:cs="Consolas"/>
+          <w:color w:val="000000"/>
+          <w:sz w:val="24"/>
+          <w:szCs w:val="24"/>
+          <w:lang w:val="uk-UA"/>
+        </w:rPr>
+        <w:t xml:space="preserve"> не дорінює</w:t>
+      </w:r>
+      <w:r>
+        <w:rPr>
+          <w:rFonts w:ascii="Consolas" w:eastAsia="Consolas" w:hAnsi="Consolas" w:cs="Consolas"/>
+          <w:color w:val="000000"/>
+          <w:sz w:val="24"/>
+          <w:szCs w:val="24"/>
+        </w:rPr>
+        <w:t xml:space="preserve"> 0</w:t>
+      </w:r>
+      <w:r>
+        <w:rPr>
+          <w:rFonts w:ascii="Consolas" w:eastAsia="Consolas" w:hAnsi="Consolas" w:cs="Consolas"/>
+          <w:color w:val="000000"/>
+          <w:sz w:val="24"/>
+          <w:szCs w:val="24"/>
+        </w:rPr>
+        <w:t xml:space="preserve"> {</w:t>
+      </w:r>
+    </w:p>
+    <w:p>
+      <w:pPr>
+        <w:jc w:val="both"/>
+        <w:rPr>
+          <w:rFonts w:ascii="Consolas" w:eastAsia="Consolas" w:hAnsi="Consolas" w:cs="Consolas"/>
+          <w:color w:val="000000"/>
+          <w:sz w:val="24"/>
+          <w:szCs w:val="24"/>
+        </w:rPr>
+      </w:pPr>
+      <w:r>
+        <w:rPr>
+          <w:rFonts w:ascii="Consolas" w:eastAsia="Consolas" w:hAnsi="Consolas" w:cs="Consolas"/>
+          <w:color w:val="000000"/>
+          <w:sz w:val="24"/>
+          <w:szCs w:val="24"/>
+        </w:rPr>
+        <w:t xml:space="preserve">        </w:t>
+      </w:r>
+      <w:r>
+        <w:rPr>
+          <w:rFonts w:ascii="Consolas" w:eastAsia="Consolas" w:hAnsi="Consolas" w:cs="Consolas"/>
+          <w:color w:val="000000"/>
+          <w:sz w:val="24"/>
+          <w:szCs w:val="24"/>
+          <w:lang w:val="uk-UA"/>
+        </w:rPr>
+        <w:t>ХанойськаВежа</w:t>
+      </w:r>
+      <w:r>
+        <w:rPr>
+          <w:rFonts w:ascii="Consolas" w:eastAsia="Consolas" w:hAnsi="Consolas" w:cs="Consolas"/>
+          <w:color w:val="000000"/>
+          <w:sz w:val="24"/>
+          <w:szCs w:val="24"/>
+        </w:rPr>
+        <w:t xml:space="preserve"> </w:t>
+      </w:r>
+      <w:r>
+        <w:rPr>
+          <w:rFonts w:ascii="Consolas" w:eastAsia="Consolas" w:hAnsi="Consolas" w:cs="Consolas"/>
+          <w:color w:val="000000"/>
+          <w:sz w:val="24"/>
+          <w:szCs w:val="24"/>
+        </w:rPr>
+        <w:t>(</w:t>
+      </w:r>
+      <w:r>
+        <w:rPr>
+          <w:rFonts w:ascii="Consolas" w:eastAsia="Consolas" w:hAnsi="Consolas" w:cs="Consolas"/>
+          <w:color w:val="000000"/>
+          <w:sz w:val="24"/>
+          <w:szCs w:val="24"/>
+          <w:lang w:val="uk-UA"/>
+        </w:rPr>
+        <w:t xml:space="preserve">кількістьДисків </w:t>
+      </w:r>
+      <w:r>
+        <w:rPr>
+          <w:rFonts w:ascii="Consolas" w:eastAsia="Consolas" w:hAnsi="Consolas" w:cs="Consolas"/>
+          <w:color w:val="000000"/>
+          <w:sz w:val="24"/>
+          <w:szCs w:val="24"/>
+        </w:rPr>
+        <w:t xml:space="preserve">- 1, </w:t>
+      </w:r>
+      <w:r>
+        <w:rPr>
+          <w:rFonts w:ascii="Consolas" w:eastAsia="Consolas" w:hAnsi="Consolas" w:cs="Consolas"/>
+          <w:color w:val="000000"/>
+          <w:sz w:val="24"/>
+          <w:szCs w:val="24"/>
+          <w:lang w:val="uk-UA"/>
+        </w:rPr>
+        <w:t>Початкова</w:t>
+      </w:r>
+      <w:r>
+        <w:rPr>
+          <w:rFonts w:ascii="Consolas" w:eastAsia="Consolas" w:hAnsi="Consolas" w:cs="Consolas"/>
+          <w:color w:val="000000"/>
+          <w:sz w:val="24"/>
+          <w:szCs w:val="24"/>
+        </w:rPr>
+        <w:t xml:space="preserve">, </w:t>
+      </w:r>
+      <w:r>
+        <w:rPr>
+          <w:rFonts w:ascii="Consolas" w:eastAsia="Consolas" w:hAnsi="Consolas" w:cs="Consolas"/>
+          <w:color w:val="000000"/>
+          <w:sz w:val="24"/>
+          <w:szCs w:val="24"/>
+          <w:lang w:val="uk-UA"/>
+        </w:rPr>
+        <w:t>Допоміжна</w:t>
+      </w:r>
+      <w:r>
+        <w:rPr>
+          <w:rFonts w:ascii="Consolas" w:eastAsia="Consolas" w:hAnsi="Consolas" w:cs="Consolas"/>
+          <w:color w:val="000000"/>
+          <w:sz w:val="24"/>
+          <w:szCs w:val="24"/>
+        </w:rPr>
+        <w:t xml:space="preserve">, </w:t>
+      </w:r>
+      <w:r>
+        <w:rPr>
+          <w:rFonts w:ascii="Consolas" w:eastAsia="Consolas" w:hAnsi="Consolas" w:cs="Consolas"/>
+          <w:color w:val="000000"/>
+          <w:sz w:val="24"/>
+          <w:szCs w:val="24"/>
+          <w:lang w:val="uk-UA"/>
+        </w:rPr>
+        <w:t>Потрібна</w:t>
+      </w:r>
+      <w:r>
+        <w:rPr>
+          <w:rFonts w:ascii="Consolas" w:eastAsia="Consolas" w:hAnsi="Consolas" w:cs="Consolas"/>
+          <w:color w:val="000000"/>
+          <w:sz w:val="24"/>
+          <w:szCs w:val="24"/>
+        </w:rPr>
+        <w:t>);</w:t>
+      </w:r>
+    </w:p>
+    <w:p>
+      <w:pPr>
+        <w:jc w:val="both"/>
+        <w:rPr>
+          <w:rFonts w:ascii="Consolas" w:eastAsia="Consolas" w:hAnsi="Consolas" w:cs="Consolas"/>
+          <w:color w:val="000000"/>
+          <w:sz w:val="24"/>
+          <w:szCs w:val="24"/>
+        </w:rPr>
+      </w:pPr>
+      <w:r>
+        <w:rPr>
+          <w:rFonts w:ascii="Consolas" w:eastAsia="Consolas" w:hAnsi="Consolas" w:cs="Consolas"/>
+          <w:color w:val="000000"/>
+          <w:sz w:val="24"/>
+          <w:szCs w:val="24"/>
+        </w:rPr>
+        <w:t xml:space="preserve">        </w:t>
+      </w:r>
+      <w:proofErr w:type="gramStart"/>
+      <w:r>
+        <w:rPr>
+          <w:rFonts w:ascii="Consolas" w:eastAsia="Consolas" w:hAnsi="Consolas" w:cs="Consolas"/>
+          <w:color w:val="000000"/>
+          <w:sz w:val="24"/>
+          <w:szCs w:val="24"/>
+          <w:lang w:val="en-US"/>
+        </w:rPr>
+        <w:t>Print</w:t>
+      </w:r>
+      <w:r>
+        <w:rPr>
+          <w:rFonts w:ascii="Consolas" w:eastAsia="Consolas" w:hAnsi="Consolas" w:cs="Consolas"/>
+          <w:color w:val="000000"/>
+          <w:sz w:val="24"/>
+          <w:szCs w:val="24"/>
+        </w:rPr>
+        <w:t>(</w:t>
+      </w:r>
+      <w:proofErr w:type="gramEnd"/>
+      <w:r>
+        <w:rPr>
+          <w:rFonts w:ascii="Consolas" w:eastAsia="Consolas" w:hAnsi="Consolas" w:cs="Consolas"/>
+          <w:color w:val="000000"/>
+          <w:sz w:val="24"/>
+          <w:szCs w:val="24"/>
+        </w:rPr>
+        <w:t>"</w:t>
+      </w:r>
+      <w:r>
+        <w:rPr>
+          <w:rFonts w:ascii="Consolas" w:eastAsia="Consolas" w:hAnsi="Consolas" w:cs="Consolas"/>
+          <w:color w:val="000000"/>
+          <w:sz w:val="24"/>
+          <w:szCs w:val="24"/>
+          <w:lang w:val="uk-UA"/>
+        </w:rPr>
+        <w:t>Переміщуємо</w:t>
+      </w:r>
+      <w:r>
+        <w:rPr>
+          <w:rFonts w:ascii="Consolas" w:eastAsia="Consolas" w:hAnsi="Consolas" w:cs="Consolas"/>
+          <w:color w:val="000000"/>
+          <w:sz w:val="24"/>
+          <w:szCs w:val="24"/>
+        </w:rPr>
+        <w:t xml:space="preserve"> </w:t>
+      </w:r>
+      <w:r>
+        <w:rPr>
+          <w:rFonts w:ascii="Consolas" w:eastAsia="Consolas" w:hAnsi="Consolas" w:cs="Consolas"/>
+          <w:color w:val="000000"/>
+          <w:sz w:val="24"/>
+          <w:szCs w:val="24"/>
+          <w:lang w:val="uk-UA"/>
+        </w:rPr>
+        <w:t>диск</w:t>
+      </w:r>
+      <w:r>
+        <w:rPr>
+          <w:rFonts w:ascii="Consolas" w:eastAsia="Consolas" w:hAnsi="Consolas" w:cs="Consolas"/>
+          <w:color w:val="000000"/>
+          <w:sz w:val="24"/>
+          <w:szCs w:val="24"/>
+        </w:rPr>
+        <w:t xml:space="preserve"> </w:t>
+      </w:r>
+      <w:r>
+        <w:rPr>
+          <w:rFonts w:ascii="Consolas" w:eastAsia="Consolas" w:hAnsi="Consolas" w:cs="Consolas"/>
+          <w:color w:val="000000"/>
+          <w:sz w:val="24"/>
+          <w:szCs w:val="24"/>
+          <w:lang w:val="uk-UA"/>
+        </w:rPr>
+        <w:t>номер</w:t>
+      </w:r>
+      <w:r>
+        <w:rPr>
+          <w:rFonts w:ascii="Consolas" w:eastAsia="Consolas" w:hAnsi="Consolas" w:cs="Consolas"/>
+          <w:color w:val="000000"/>
+          <w:sz w:val="24"/>
+          <w:szCs w:val="24"/>
+        </w:rPr>
+        <w:t xml:space="preserve"> {</w:t>
+      </w:r>
+      <w:r>
+        <w:rPr>
+          <w:rFonts w:ascii="Consolas" w:eastAsia="Consolas" w:hAnsi="Consolas" w:cs="Consolas"/>
+          <w:color w:val="000000"/>
+          <w:sz w:val="24"/>
+          <w:szCs w:val="24"/>
+          <w:lang w:val="uk-UA"/>
+        </w:rPr>
+        <w:t xml:space="preserve"> </w:t>
+      </w:r>
+      <w:r>
+        <w:rPr>
+          <w:rFonts w:ascii="Consolas" w:eastAsia="Consolas" w:hAnsi="Consolas" w:cs="Consolas"/>
+          <w:color w:val="000000"/>
+          <w:sz w:val="24"/>
+          <w:szCs w:val="24"/>
+          <w:lang w:val="uk-UA"/>
+        </w:rPr>
+        <w:t xml:space="preserve">кількістьДисків </w:t>
+      </w:r>
+      <w:r>
+        <w:rPr>
+          <w:rFonts w:ascii="Consolas" w:eastAsia="Consolas" w:hAnsi="Consolas" w:cs="Consolas"/>
+          <w:color w:val="000000"/>
+          <w:sz w:val="24"/>
+          <w:szCs w:val="24"/>
+        </w:rPr>
+        <w:t xml:space="preserve">} </w:t>
+      </w:r>
+      <w:r>
+        <w:rPr>
+          <w:rFonts w:ascii="Consolas" w:eastAsia="Consolas" w:hAnsi="Consolas" w:cs="Consolas"/>
+          <w:color w:val="000000"/>
+          <w:sz w:val="24"/>
+          <w:szCs w:val="24"/>
+          <w:lang w:val="uk-UA"/>
+        </w:rPr>
+        <w:t>з</w:t>
+      </w:r>
+      <w:r>
+        <w:rPr>
+          <w:rFonts w:ascii="Consolas" w:eastAsia="Consolas" w:hAnsi="Consolas" w:cs="Consolas"/>
+          <w:color w:val="000000"/>
+          <w:sz w:val="24"/>
+          <w:szCs w:val="24"/>
+        </w:rPr>
+        <w:t xml:space="preserve"> {</w:t>
+      </w:r>
+      <w:r>
+        <w:rPr>
+          <w:rFonts w:ascii="Consolas" w:eastAsia="Consolas" w:hAnsi="Consolas" w:cs="Consolas"/>
+          <w:color w:val="000000"/>
+          <w:sz w:val="24"/>
+          <w:szCs w:val="24"/>
+          <w:lang w:val="uk-UA"/>
+        </w:rPr>
+        <w:t xml:space="preserve"> </w:t>
+      </w:r>
+      <w:r>
+        <w:rPr>
+          <w:rFonts w:ascii="Consolas" w:eastAsia="Consolas" w:hAnsi="Consolas" w:cs="Consolas"/>
+          <w:color w:val="000000"/>
+          <w:sz w:val="24"/>
+          <w:szCs w:val="24"/>
+          <w:lang w:val="uk-UA"/>
+        </w:rPr>
+        <w:t>Початкова</w:t>
+      </w:r>
+      <w:r>
+        <w:rPr>
+          <w:rFonts w:ascii="Consolas" w:eastAsia="Consolas" w:hAnsi="Consolas" w:cs="Consolas"/>
+          <w:color w:val="000000"/>
+          <w:sz w:val="24"/>
+          <w:szCs w:val="24"/>
+        </w:rPr>
+        <w:t xml:space="preserve"> </w:t>
+      </w:r>
+      <w:r>
+        <w:rPr>
+          <w:rFonts w:ascii="Consolas" w:eastAsia="Consolas" w:hAnsi="Consolas" w:cs="Consolas"/>
+          <w:color w:val="000000"/>
+          <w:sz w:val="24"/>
+          <w:szCs w:val="24"/>
+        </w:rPr>
+        <w:t xml:space="preserve">} </w:t>
+      </w:r>
+      <w:r>
+        <w:rPr>
+          <w:rFonts w:ascii="Consolas" w:eastAsia="Consolas" w:hAnsi="Consolas" w:cs="Consolas"/>
+          <w:color w:val="000000"/>
+          <w:sz w:val="24"/>
+          <w:szCs w:val="24"/>
+          <w:lang w:val="uk-UA"/>
+        </w:rPr>
+        <w:t>до</w:t>
+      </w:r>
+      <w:r>
+        <w:rPr>
+          <w:rFonts w:ascii="Consolas" w:eastAsia="Consolas" w:hAnsi="Consolas" w:cs="Consolas"/>
+          <w:color w:val="000000"/>
+          <w:sz w:val="24"/>
+          <w:szCs w:val="24"/>
+        </w:rPr>
+        <w:t xml:space="preserve"> {</w:t>
+      </w:r>
+      <w:r>
+        <w:rPr>
+          <w:rFonts w:ascii="Consolas" w:eastAsia="Consolas" w:hAnsi="Consolas" w:cs="Consolas"/>
+          <w:color w:val="000000"/>
+          <w:sz w:val="24"/>
+          <w:szCs w:val="24"/>
+          <w:lang w:val="uk-UA"/>
+        </w:rPr>
+        <w:t xml:space="preserve"> </w:t>
+      </w:r>
+      <w:r>
+        <w:rPr>
+          <w:rFonts w:ascii="Consolas" w:eastAsia="Consolas" w:hAnsi="Consolas" w:cs="Consolas"/>
+          <w:color w:val="000000"/>
+          <w:sz w:val="24"/>
+          <w:szCs w:val="24"/>
+          <w:lang w:val="uk-UA"/>
+        </w:rPr>
+        <w:t>Потрібна</w:t>
+      </w:r>
+      <w:r>
+        <w:rPr>
+          <w:rFonts w:ascii="Consolas" w:eastAsia="Consolas" w:hAnsi="Consolas" w:cs="Consolas"/>
+          <w:color w:val="000000"/>
+          <w:sz w:val="24"/>
+          <w:szCs w:val="24"/>
+        </w:rPr>
+        <w:t xml:space="preserve"> </w:t>
+      </w:r>
+      <w:r>
+        <w:rPr>
+          <w:rFonts w:ascii="Consolas" w:eastAsia="Consolas" w:hAnsi="Consolas" w:cs="Consolas"/>
+          <w:color w:val="000000"/>
+          <w:sz w:val="24"/>
+          <w:szCs w:val="24"/>
+        </w:rPr>
+        <w:t>}");</w:t>
+      </w:r>
+    </w:p>
+    <w:p>
+      <w:pPr>
+        <w:jc w:val="both"/>
+        <w:rPr>
+          <w:rFonts w:ascii="Consolas" w:eastAsia="Consolas" w:hAnsi="Consolas" w:cs="Consolas"/>
+          <w:color w:val="000000"/>
+          <w:sz w:val="24"/>
+          <w:szCs w:val="24"/>
+        </w:rPr>
+      </w:pPr>
+      <w:r>
+        <w:rPr>
+          <w:rFonts w:ascii="Consolas" w:eastAsia="Consolas" w:hAnsi="Consolas" w:cs="Consolas"/>
+          <w:color w:val="000000"/>
+          <w:sz w:val="24"/>
+          <w:szCs w:val="24"/>
+        </w:rPr>
+        <w:t xml:space="preserve">        </w:t>
+      </w:r>
+      <w:r>
+        <w:rPr>
+          <w:rFonts w:ascii="Consolas" w:eastAsia="Consolas" w:hAnsi="Consolas" w:cs="Consolas"/>
+          <w:color w:val="000000"/>
+          <w:sz w:val="24"/>
+          <w:szCs w:val="24"/>
+          <w:lang w:val="uk-UA"/>
+        </w:rPr>
+        <w:t>ХанойськаВежа</w:t>
+      </w:r>
+      <w:r>
+        <w:rPr>
+          <w:rFonts w:ascii="Consolas" w:eastAsia="Consolas" w:hAnsi="Consolas" w:cs="Consolas"/>
+          <w:color w:val="000000"/>
+          <w:sz w:val="24"/>
+          <w:szCs w:val="24"/>
+        </w:rPr>
+        <w:t xml:space="preserve"> </w:t>
+      </w:r>
+      <w:r>
+        <w:rPr>
+          <w:rFonts w:ascii="Consolas" w:eastAsia="Consolas" w:hAnsi="Consolas" w:cs="Consolas"/>
+          <w:color w:val="000000"/>
+          <w:sz w:val="24"/>
+          <w:szCs w:val="24"/>
+        </w:rPr>
+        <w:t>(</w:t>
+      </w:r>
+      <w:r>
+        <w:rPr>
+          <w:rFonts w:ascii="Consolas" w:eastAsia="Consolas" w:hAnsi="Consolas" w:cs="Consolas"/>
+          <w:color w:val="000000"/>
+          <w:sz w:val="24"/>
+          <w:szCs w:val="24"/>
+          <w:lang w:val="uk-UA"/>
+        </w:rPr>
+        <w:t xml:space="preserve">кількістьДисків </w:t>
+      </w:r>
+      <w:r>
+        <w:rPr>
+          <w:rFonts w:ascii="Consolas" w:eastAsia="Consolas" w:hAnsi="Consolas" w:cs="Consolas"/>
+          <w:color w:val="000000"/>
+          <w:sz w:val="24"/>
+          <w:szCs w:val="24"/>
+        </w:rPr>
+        <w:t xml:space="preserve">- 1, </w:t>
+      </w:r>
+      <w:r>
+        <w:rPr>
+          <w:rFonts w:ascii="Consolas" w:eastAsia="Consolas" w:hAnsi="Consolas" w:cs="Consolas"/>
+          <w:color w:val="000000"/>
+          <w:sz w:val="24"/>
+          <w:szCs w:val="24"/>
+          <w:lang w:val="uk-UA"/>
+        </w:rPr>
+        <w:t>Допоміжна</w:t>
+      </w:r>
+      <w:r>
+        <w:rPr>
+          <w:rFonts w:ascii="Consolas" w:eastAsia="Consolas" w:hAnsi="Consolas" w:cs="Consolas"/>
+          <w:color w:val="000000"/>
+          <w:sz w:val="24"/>
+          <w:szCs w:val="24"/>
+        </w:rPr>
+        <w:t xml:space="preserve">, </w:t>
+      </w:r>
+      <w:r>
+        <w:rPr>
+          <w:rFonts w:ascii="Consolas" w:eastAsia="Consolas" w:hAnsi="Consolas" w:cs="Consolas"/>
+          <w:color w:val="000000"/>
+          <w:sz w:val="24"/>
+          <w:szCs w:val="24"/>
+          <w:lang w:val="uk-UA"/>
+        </w:rPr>
+        <w:t>Потрібна</w:t>
+      </w:r>
+      <w:r>
+        <w:rPr>
+          <w:rFonts w:ascii="Consolas" w:eastAsia="Consolas" w:hAnsi="Consolas" w:cs="Consolas"/>
+          <w:color w:val="000000"/>
+          <w:sz w:val="24"/>
+          <w:szCs w:val="24"/>
+        </w:rPr>
+        <w:t xml:space="preserve">, </w:t>
+      </w:r>
+      <w:r>
+        <w:rPr>
+          <w:rFonts w:ascii="Consolas" w:eastAsia="Consolas" w:hAnsi="Consolas" w:cs="Consolas"/>
+          <w:color w:val="000000"/>
+          <w:sz w:val="24"/>
+          <w:szCs w:val="24"/>
+          <w:lang w:val="uk-UA"/>
+        </w:rPr>
+        <w:t>Початкова</w:t>
+      </w:r>
+      <w:r>
+        <w:rPr>
+          <w:rFonts w:ascii="Consolas" w:eastAsia="Consolas" w:hAnsi="Consolas" w:cs="Consolas"/>
+          <w:color w:val="000000"/>
+          <w:sz w:val="24"/>
+          <w:szCs w:val="24"/>
+        </w:rPr>
+        <w:t>);</w:t>
+      </w:r>
+    </w:p>
+    <w:p>
+      <w:pPr>
+        <w:jc w:val="both"/>
+        <w:rPr>
+          <w:rFonts w:ascii="Consolas" w:eastAsia="Consolas" w:hAnsi="Consolas" w:cs="Consolas"/>
+          <w:color w:val="000000"/>
+          <w:sz w:val="24"/>
+          <w:szCs w:val="24"/>
+        </w:rPr>
+      </w:pPr>
+      <w:r>
+        <w:rPr>
+          <w:rFonts w:ascii="Consolas" w:eastAsia="Consolas" w:hAnsi="Consolas" w:cs="Consolas"/>
+          <w:color w:val="000000"/>
+          <w:sz w:val="24"/>
+          <w:szCs w:val="24"/>
+        </w:rPr>
+        <w:t xml:space="preserve">    }</w:t>
+      </w:r>
+    </w:p>
+    <w:p>
+      <w:pPr>
+        <w:jc w:val="both"/>
+        <w:rPr>
+          <w:rFonts w:ascii="Consolas" w:eastAsia="Consolas" w:hAnsi="Consolas" w:cs="Consolas"/>
+          <w:color w:val="000000"/>
+          <w:sz w:val="24"/>
+          <w:szCs w:val="24"/>
+        </w:rPr>
+      </w:pPr>
+      <w:r>
+        <w:rPr>
+          <w:rFonts w:ascii="Consolas" w:eastAsia="Consolas" w:hAnsi="Consolas" w:cs="Consolas"/>
+          <w:color w:val="000000"/>
+          <w:sz w:val="24"/>
+          <w:szCs w:val="24"/>
+        </w:rPr>
+        <w:t>}</w:t>
+      </w:r>
+    </w:p>
+    <w:p>
+      <w:pPr>
+        <w:spacing w:line="360" w:lineRule="auto"/>
+        <w:jc w:val="both"/>
+      </w:pPr>
+    </w:p>
+    <w:p>
+      <w:pPr>
+        <w:spacing w:line="360" w:lineRule="auto"/>
+        <w:jc w:val="both"/>
+        <w:rPr>
+          <w:b/>
+          <w:bCs/>
+        </w:rPr>
+      </w:pPr>
+    </w:p>
+    <w:p>
+      <w:pPr>
+        <w:pStyle w:val="Heading8"/>
+      </w:pPr>
+      <w:bookmarkStart w:id="5" w:name="_Toc231146529"/>
+      <w:r>
+        <w:t>1.</w:t>
+      </w:r>
+      <w:r>
+        <w:rPr>
+          <w:lang w:val="uk-UA"/>
+        </w:rPr>
+        <w:t>5</w:t>
+      </w:r>
+      <w:r>
+        <w:rPr>
+          <w:lang w:val="uk-UA"/>
+        </w:rPr>
+        <w:t xml:space="preserve"> </w:t>
+      </w:r>
+      <w:r>
+        <w:t>Програмна реалізація алгоритму</w:t>
+      </w:r>
       <w:bookmarkEnd w:id="5"/>
+    </w:p>
+    <w:p/>
+    <w:p>
+      <w:pPr>
+        <w:jc w:val="both"/>
+        <w:rPr>
+          <w:rFonts w:ascii="Consolas" w:eastAsia="Consolas" w:hAnsi="Consolas" w:cs="Consolas"/>
+          <w:color w:val="000000"/>
+          <w:sz w:val="24"/>
+          <w:szCs w:val="24"/>
+        </w:rPr>
+      </w:pPr>
+      <w:r>
+        <w:rPr>
+          <w:rFonts w:ascii="Consolas" w:eastAsia="Consolas" w:hAnsi="Consolas" w:cs="Consolas"/>
+          <w:color w:val="000000"/>
+          <w:sz w:val="24"/>
+          <w:szCs w:val="24"/>
+        </w:rPr>
+        <w:t>public static void HanoiTowers(int disksAmount, int from, int to, int buffer) {</w:t>
+      </w:r>
+    </w:p>
+    <w:p>
+      <w:pPr>
+        <w:jc w:val="both"/>
+        <w:rPr>
+          <w:rFonts w:ascii="Consolas" w:eastAsia="Consolas" w:hAnsi="Consolas" w:cs="Consolas"/>
+          <w:color w:val="000000"/>
+          <w:sz w:val="24"/>
+          <w:szCs w:val="24"/>
+        </w:rPr>
+      </w:pPr>
+      <w:r>
+        <w:rPr>
+          <w:rFonts w:ascii="Consolas" w:eastAsia="Consolas" w:hAnsi="Consolas" w:cs="Consolas"/>
+          <w:color w:val="000000"/>
+          <w:sz w:val="24"/>
+          <w:szCs w:val="24"/>
+        </w:rPr>
+        <w:t xml:space="preserve">    if (disksAmount != 0) {</w:t>
+      </w:r>
+    </w:p>
+    <w:p>
+      <w:pPr>
+        <w:jc w:val="both"/>
+        <w:rPr>
+          <w:rFonts w:ascii="Consolas" w:eastAsia="Consolas" w:hAnsi="Consolas" w:cs="Consolas"/>
+          <w:color w:val="000000"/>
+          <w:sz w:val="24"/>
+          <w:szCs w:val="24"/>
+        </w:rPr>
+      </w:pPr>
+      <w:r>
+        <w:rPr>
+          <w:rFonts w:ascii="Consolas" w:eastAsia="Consolas" w:hAnsi="Consolas" w:cs="Consolas"/>
+          <w:color w:val="000000"/>
+          <w:sz w:val="24"/>
+          <w:szCs w:val="24"/>
+        </w:rPr>
+        <w:t xml:space="preserve">        // Переміщуємо диск з початкової вежі до буферної</w:t>
+      </w:r>
+    </w:p>
+    <w:p>
+      <w:pPr>
+        <w:jc w:val="both"/>
+        <w:rPr>
+          <w:rFonts w:ascii="Consolas" w:eastAsia="Consolas" w:hAnsi="Consolas" w:cs="Consolas"/>
+          <w:color w:val="000000"/>
+          <w:sz w:val="24"/>
+          <w:szCs w:val="24"/>
+        </w:rPr>
+      </w:pPr>
+      <w:r>
+        <w:rPr>
+          <w:rFonts w:ascii="Consolas" w:eastAsia="Consolas" w:hAnsi="Consolas" w:cs="Consolas"/>
+          <w:color w:val="000000"/>
+          <w:sz w:val="24"/>
+          <w:szCs w:val="24"/>
+        </w:rPr>
+        <w:t xml:space="preserve">        HanoiTowers(disksAmount - 1, from, buffer, to);</w:t>
+      </w:r>
+    </w:p>
+    <w:p>
+      <w:pPr>
+        <w:jc w:val="both"/>
+        <w:rPr>
+          <w:rFonts w:ascii="Consolas" w:eastAsia="Consolas" w:hAnsi="Consolas" w:cs="Consolas"/>
+          <w:color w:val="000000"/>
+          <w:sz w:val="24"/>
+          <w:szCs w:val="24"/>
+        </w:rPr>
+      </w:pPr>
+      <w:r>
+        <w:rPr>
+          <w:rFonts w:ascii="Consolas" w:eastAsia="Consolas" w:hAnsi="Consolas" w:cs="Consolas"/>
+          <w:color w:val="000000"/>
+          <w:sz w:val="24"/>
+          <w:szCs w:val="24"/>
+        </w:rPr>
+        <w:t xml:space="preserve">        Console.WriteLine($"Moving disk number {disksAmount} from {from} to {to}");</w:t>
+      </w:r>
+    </w:p>
+    <w:p>
+      <w:pPr>
+        <w:jc w:val="both"/>
+        <w:rPr>
+          <w:rFonts w:ascii="Consolas" w:eastAsia="Consolas" w:hAnsi="Consolas" w:cs="Consolas"/>
+          <w:color w:val="000000"/>
+          <w:sz w:val="24"/>
+          <w:szCs w:val="24"/>
+        </w:rPr>
+      </w:pPr>
+      <w:r>
+        <w:rPr>
+          <w:rFonts w:ascii="Consolas" w:eastAsia="Consolas" w:hAnsi="Consolas" w:cs="Consolas"/>
+          <w:color w:val="000000"/>
+          <w:sz w:val="24"/>
+          <w:szCs w:val="24"/>
+        </w:rPr>
+        <w:t xml:space="preserve">        // Переміщуємо диск з буферної вежі до кінцевої</w:t>
+      </w:r>
+    </w:p>
+    <w:p>
+      <w:pPr>
+        <w:jc w:val="both"/>
+        <w:rPr>
+          <w:rFonts w:ascii="Consolas" w:eastAsia="Consolas" w:hAnsi="Consolas" w:cs="Consolas"/>
+          <w:color w:val="000000"/>
+          <w:sz w:val="24"/>
+          <w:szCs w:val="24"/>
+        </w:rPr>
+      </w:pPr>
+      <w:r>
+        <w:rPr>
+          <w:rFonts w:ascii="Consolas" w:eastAsia="Consolas" w:hAnsi="Consolas" w:cs="Consolas"/>
+          <w:color w:val="000000"/>
+          <w:sz w:val="24"/>
+          <w:szCs w:val="24"/>
+        </w:rPr>
+        <w:t xml:space="preserve">        HanoiTowers(disksAmount - 1, buffer, to, from);</w:t>
+      </w:r>
+    </w:p>
+    <w:p>
+      <w:pPr>
+        <w:jc w:val="both"/>
+        <w:rPr>
+          <w:rFonts w:ascii="Consolas" w:eastAsia="Consolas" w:hAnsi="Consolas" w:cs="Consolas"/>
+          <w:color w:val="000000"/>
+          <w:sz w:val="24"/>
+          <w:szCs w:val="24"/>
+        </w:rPr>
+      </w:pPr>
+      <w:r>
+        <w:rPr>
+          <w:rFonts w:ascii="Consolas" w:eastAsia="Consolas" w:hAnsi="Consolas" w:cs="Consolas"/>
+          <w:color w:val="000000"/>
+          <w:sz w:val="24"/>
+          <w:szCs w:val="24"/>
+        </w:rPr>
+        <w:t xml:space="preserve">    }</w:t>
+      </w:r>
+    </w:p>
+    <w:p>
+      <w:pPr>
+        <w:jc w:val="both"/>
+        <w:rPr>
+          <w:rFonts w:ascii="Consolas" w:eastAsia="Consolas" w:hAnsi="Consolas" w:cs="Consolas"/>
+          <w:color w:val="000000"/>
+          <w:sz w:val="24"/>
+          <w:szCs w:val="24"/>
+        </w:rPr>
+      </w:pPr>
+      <w:r>
+        <w:rPr>
+          <w:rFonts w:ascii="Consolas" w:eastAsia="Consolas" w:hAnsi="Consolas" w:cs="Consolas"/>
+          <w:color w:val="000000"/>
+          <w:sz w:val="24"/>
+          <w:szCs w:val="24"/>
+        </w:rPr>
+        <w:t>}</w:t>
+      </w:r>
+    </w:p>
+    <w:p>
+      <w:pPr>
+        <w:jc w:val="both"/>
+        <w:rPr>
+          <w:rFonts w:ascii="Consolas" w:eastAsia="Consolas" w:hAnsi="Consolas" w:cs="Consolas"/>
+          <w:color w:val="000000"/>
+          <w:sz w:val="27"/>
+          <w:szCs w:val="27"/>
+        </w:rPr>
+      </w:pPr>
+    </w:p>
+    <w:p>
+      <w:pPr>
+        <w:pStyle w:val="Heading8"/>
+        <w:rPr>
+          <w:lang w:val="uk-UA"/>
+        </w:rPr>
+      </w:pPr>
+      <w:bookmarkStart w:id="6" w:name="_Toc231146530"/>
+      <w:r>
+        <w:t>1.</w:t>
+      </w:r>
+      <w:r>
+        <w:rPr>
+          <w:lang w:val="uk-UA"/>
+        </w:rPr>
+        <w:t>6</w:t>
+      </w:r>
       <w:r>
         <w:rPr>
           <w:lang w:val="uk-UA"/>
         </w:rPr>
         <w:t xml:space="preserve"> </w:t>
       </w:r>
-    </w:p>
-    <w:p>
-      <w:pPr>
-        <w:spacing w:line="360" w:lineRule="auto"/>
-        <w:jc w:val="both"/>
-        <w:rPr>
-          <w:lang w:val="uk-UA"/>
-        </w:rPr>
-      </w:pPr>
+      <w:r>
+        <w:t xml:space="preserve">Результати тестування алгоритму </w:t>
+      </w:r>
+      <w:r>
+        <w:rPr>
+          <w:lang w:val="uk-UA"/>
+        </w:rPr>
+        <w:t>Ханойської вежі</w:t>
+      </w:r>
+      <w:bookmarkEnd w:id="6"/>
+    </w:p>
+    <w:p>
+      <w:pPr>
+        <w:rPr>
+          <w:lang w:val="uk-UA"/>
+        </w:rPr>
+      </w:pPr>
+    </w:p>
+    <w:p>
+      <w:pPr>
+        <w:spacing w:line="360" w:lineRule="auto"/>
+        <w:rPr>
+          <w:i/>
+          <w:iCs/>
+        </w:rPr>
+      </w:pPr>
+      <w:r>
+        <w:rPr>
+          <w:i/>
+          <w:iCs/>
+        </w:rPr>
+        <w:t xml:space="preserve">Тест </w:t>
+      </w:r>
+      <w:r>
+        <w:rPr>
+          <w:i/>
+          <w:iCs/>
+          <w:lang w:val="uk-UA"/>
+        </w:rPr>
+        <w:t>№</w:t>
+      </w:r>
+      <w:r>
+        <w:rPr>
+          <w:i/>
+          <w:iCs/>
+        </w:rPr>
+        <w:t>1</w:t>
+      </w:r>
     </w:p>
     <w:p>
       <w:pPr>
@@ -2947,35 +4397,15 @@
         <w:jc w:val="both"/>
         <w:rPr>
           <w:color w:val="000000"/>
-        </w:rPr>
-      </w:pPr>
-      <w:r>
-        <w:rPr>
-          <w:b/>
-          <w:bCs/>
-          <w:color w:val="000000"/>
-        </w:rPr>
-        <w:t>Крок 1</w:t>
-      </w:r>
-      <w:r>
-        <w:rPr>
-          <w:color w:val="000000"/>
-        </w:rPr>
-        <w:t xml:space="preserve"> : </w:t>
-      </w:r>
-      <w:r>
-        <w:rPr>
-          <w:color w:val="000000"/>
-          <w:lang w:val="uk-UA"/>
-        </w:rPr>
-        <w:t xml:space="preserve">Визначення кількості дисків у вежі </w:t>
-      </w:r>
-      <w:r>
-        <w:rPr>
-          <w:color w:val="000000"/>
-          <w:lang w:val="en-US"/>
-        </w:rPr>
-        <w:t>q</w:t>
+          <w:lang w:val="uk-UA"/>
+        </w:rPr>
+      </w:pPr>
+      <w:r>
+        <w:rPr>
+          <w:color w:val="000000"/>
+          <w:lang w:val="uk-UA"/>
+        </w:rPr>
+        <w:t>Початкові параметри:</w:t>
       </w:r>
     </w:p>
     <w:p>
@@ -2997,33 +4427,15 @@
       </w:pPr>
       <w:r>
         <w:rPr>
-          <w:b/>
-          <w:bCs/>
-          <w:color w:val="000000"/>
-        </w:rPr>
-        <w:t>Крок 2</w:t>
-      </w:r>
-      <w:r>
-        <w:rPr>
-          <w:color w:val="000000"/>
-        </w:rPr>
-        <w:t xml:space="preserve"> : Визначення </w:t>
-      </w:r>
-      <w:r>
-        <w:rPr>
-          <w:color w:val="000000"/>
-          <w:lang w:val="uk-UA"/>
-        </w:rPr>
-        <w:t xml:space="preserve">порядку, де знаходиться: </w:t>
-      </w:r>
-    </w:p>
-    <w:p>
-      <w:pPr>
-        <w:pStyle w:val="ListParagraph"/>
-        <w:numPr>
-          <w:ilvl w:val="0"/>
-          <w:numId w:val="3"/>
-        </w:numPr>
+          <w:color w:val="000000"/>
+          <w:lang w:val="uk-UA"/>
+        </w:rPr>
+        <w:tab/>
+        <w:t>Кількість дисків – 3;</w:t>
+      </w:r>
+    </w:p>
+    <w:p>
+      <w:pPr>
         <w:pBdr>
           <w:top w:val="nil"/>
           <w:left w:val="nil"/>
@@ -3036,52 +4448,20 @@
         <w:jc w:val="both"/>
         <w:rPr>
           <w:color w:val="000000"/>
-          <w:lang w:val="ru-RU"/>
-        </w:rPr>
-      </w:pPr>
-      <w:r>
-        <w:rPr>
-          <w:color w:val="000000"/>
-          <w:lang w:val="uk-UA"/>
-        </w:rPr>
-        <w:t>стержень</w:t>
-      </w:r>
-      <w:r>
-        <w:rPr>
-          <w:color w:val="000000"/>
-          <w:lang w:val="uk-UA"/>
-        </w:rPr>
-        <w:t>, звідки потрібно перекласти диски (</w:t>
-      </w:r>
-      <w:r>
-        <w:rPr>
-          <w:color w:val="000000"/>
-          <w:lang w:val="en-US"/>
-        </w:rPr>
-        <w:t>from</w:t>
-      </w:r>
-      <w:r>
-        <w:rPr>
-          <w:color w:val="000000"/>
-          <w:lang w:val="uk-UA"/>
-        </w:rPr>
-        <w:t>)</w:t>
-      </w:r>
-      <w:r>
-        <w:rPr>
-          <w:color w:val="000000"/>
-          <w:lang w:val="ru-RU"/>
-        </w:rPr>
-        <w:t>;</w:t>
-      </w:r>
-    </w:p>
-    <w:p>
-      <w:pPr>
-        <w:pStyle w:val="ListParagraph"/>
-        <w:numPr>
-          <w:ilvl w:val="0"/>
-          <w:numId w:val="3"/>
-        </w:numPr>
+          <w:lang w:val="uk-UA"/>
+        </w:rPr>
+      </w:pPr>
+      <w:r>
+        <w:rPr>
+          <w:color w:val="000000"/>
+          <w:lang w:val="uk-UA"/>
+        </w:rPr>
+        <w:tab/>
+        <w:t>Початковий стержень – 1;</w:t>
+      </w:r>
+    </w:p>
+    <w:p>
+      <w:pPr>
         <w:pBdr>
           <w:top w:val="nil"/>
           <w:left w:val="nil"/>
@@ -3091,55 +4471,23 @@
         </w:pBdr>
         <w:shd w:val="clear" w:color="auto" w:fill="FFFFFF"/>
         <w:spacing w:line="360" w:lineRule="auto"/>
-        <w:jc w:val="both"/>
-        <w:rPr>
-          <w:color w:val="000000"/>
-          <w:lang w:val="ru-RU"/>
-        </w:rPr>
-      </w:pPr>
-      <w:r>
-        <w:rPr>
-          <w:color w:val="000000"/>
-          <w:lang w:val="uk-UA"/>
-        </w:rPr>
-        <w:t>стержень</w:t>
-      </w:r>
-      <w:r>
-        <w:rPr>
-          <w:color w:val="000000"/>
-          <w:lang w:val="uk-UA"/>
-        </w:rPr>
-        <w:t>, куди потрібно перекласти диски (</w:t>
-      </w:r>
-      <w:r>
-        <w:rPr>
-          <w:color w:val="000000"/>
-          <w:lang w:val="en-US"/>
-        </w:rPr>
-        <w:t>to</w:t>
-      </w:r>
-      <w:r>
-        <w:rPr>
-          <w:color w:val="000000"/>
-          <w:lang w:val="uk-UA"/>
-        </w:rPr>
-        <w:t>)</w:t>
-      </w:r>
-      <w:r>
-        <w:rPr>
-          <w:color w:val="000000"/>
-          <w:lang w:val="ru-RU"/>
-        </w:rPr>
-        <w:t>;</w:t>
-      </w:r>
-    </w:p>
-    <w:p>
-      <w:pPr>
-        <w:pStyle w:val="ListParagraph"/>
-        <w:numPr>
-          <w:ilvl w:val="0"/>
-          <w:numId w:val="3"/>
-        </w:numPr>
+        <w:ind w:firstLine="720"/>
+        <w:jc w:val="both"/>
+        <w:rPr>
+          <w:color w:val="000000"/>
+          <w:lang w:val="uk-UA"/>
+        </w:rPr>
+      </w:pPr>
+      <w:r>
+        <w:rPr>
+          <w:color w:val="000000"/>
+          <w:lang w:val="uk-UA"/>
+        </w:rPr>
+        <w:t>Кінцевий стержень – 2;</w:t>
+      </w:r>
+    </w:p>
+    <w:p>
+      <w:pPr>
         <w:pBdr>
           <w:top w:val="nil"/>
           <w:left w:val="nil"/>
@@ -3152,64 +4500,16 @@
         <w:jc w:val="both"/>
         <w:rPr>
           <w:color w:val="000000"/>
-          <w:lang w:val="en-US"/>
-        </w:rPr>
-      </w:pPr>
-      <w:r>
-        <w:rPr>
-          <w:color w:val="000000"/>
-          <w:lang w:val="ru-RU"/>
-        </w:rPr>
-        <w:t>запасн</w:t>
-      </w:r>
-      <w:r>
-        <w:rPr>
-          <w:color w:val="000000"/>
-          <w:lang w:val="ru-RU"/>
-        </w:rPr>
-        <w:t>ий</w:t>
-      </w:r>
-      <w:r>
-        <w:rPr>
-          <w:color w:val="000000"/>
-          <w:lang w:val="ru-RU"/>
-        </w:rPr>
-        <w:t xml:space="preserve"> </w:t>
-      </w:r>
-      <w:r>
-        <w:rPr>
-          <w:color w:val="000000"/>
-          <w:lang w:val="ru-RU"/>
-        </w:rPr>
-        <w:t>стержень</w:t>
-      </w:r>
-      <w:r>
-        <w:rPr>
-          <w:color w:val="000000"/>
-          <w:lang w:val="uk-UA"/>
-        </w:rPr>
-        <w:t xml:space="preserve"> (</w:t>
-      </w:r>
-      <w:r>
-        <w:rPr>
-          <w:color w:val="000000"/>
-          <w:lang w:val="en-US"/>
-        </w:rPr>
-        <w:t>buffer</w:t>
-      </w:r>
-      <w:r>
-        <w:rPr>
-          <w:color w:val="000000"/>
-          <w:lang w:val="uk-UA"/>
-        </w:rPr>
-        <w:t>)</w:t>
-      </w:r>
-      <w:r>
-        <w:rPr>
-          <w:color w:val="000000"/>
-          <w:lang w:val="en-US"/>
-        </w:rPr>
-        <w:t>.</w:t>
+          <w:lang w:val="uk-UA"/>
+        </w:rPr>
+      </w:pPr>
+      <w:r>
+        <w:rPr>
+          <w:color w:val="000000"/>
+          <w:lang w:val="uk-UA"/>
+        </w:rPr>
+        <w:tab/>
+        <w:t>Додатковий стержень – 3;</w:t>
       </w:r>
     </w:p>
     <w:p>
@@ -3223,983 +4523,22 @@
         </w:pBdr>
         <w:shd w:val="clear" w:color="auto" w:fill="FFFFFF"/>
         <w:spacing w:line="360" w:lineRule="auto"/>
-        <w:jc w:val="both"/>
-        <w:rPr>
-          <w:color w:val="000000"/>
-          <w:lang w:val="uk-UA"/>
-        </w:rPr>
-      </w:pPr>
-      <w:r>
-        <w:rPr>
-          <w:b/>
-          <w:bCs/>
-          <w:color w:val="000000"/>
-        </w:rPr>
-        <w:t>Крок 3</w:t>
-      </w:r>
-      <w:r>
-        <w:rPr>
-          <w:color w:val="000000"/>
-        </w:rPr>
-        <w:t xml:space="preserve"> : </w:t>
-      </w:r>
-      <w:r>
-        <w:rPr>
+        <w:rPr>
+          <w:color w:val="000000"/>
+          <w:lang w:val="uk-UA"/>
+        </w:rPr>
+      </w:pPr>
+      <w:r>
+        <w:rPr>
+          <w:noProof/>
           <w:color w:val="000000"/>
           <w:lang w:val="ru-RU"/>
         </w:rPr>
-        <w:t xml:space="preserve">Якщо </w:t>
-      </w:r>
-      <w:r>
-        <w:rPr>
-          <w:color w:val="000000"/>
-          <w:lang w:val="en-US"/>
-        </w:rPr>
-        <w:t>q</w:t>
-      </w:r>
-      <w:r>
-        <w:rPr>
-          <w:color w:val="000000"/>
-          <w:lang w:val="ru-RU"/>
-        </w:rPr>
-        <w:t xml:space="preserve"> &gt; 0, </w:t>
-      </w:r>
-      <w:r>
-        <w:rPr>
-          <w:color w:val="000000"/>
-          <w:lang w:val="uk-UA"/>
-        </w:rPr>
-        <w:t>то переходимо до п.4, інакше – п.</w:t>
-      </w:r>
-      <w:r>
-        <w:rPr>
-          <w:color w:val="000000"/>
-          <w:lang w:val="uk-UA"/>
-        </w:rPr>
-        <w:t>7</w:t>
-      </w:r>
-    </w:p>
-    <w:p>
-      <w:pPr>
-        <w:pBdr>
-          <w:top w:val="nil"/>
-          <w:left w:val="nil"/>
-          <w:bottom w:val="nil"/>
-          <w:right w:val="nil"/>
-          <w:between w:val="nil"/>
-        </w:pBdr>
-        <w:shd w:val="clear" w:color="auto" w:fill="FFFFFF"/>
-        <w:spacing w:line="360" w:lineRule="auto"/>
-        <w:jc w:val="both"/>
-        <w:rPr>
-          <w:color w:val="000000"/>
-          <w:lang w:val="uk-UA"/>
-        </w:rPr>
-      </w:pPr>
-      <w:r>
-        <w:rPr>
-          <w:b/>
-          <w:bCs/>
-          <w:color w:val="000000"/>
-        </w:rPr>
-        <w:t>Крок 4</w:t>
-      </w:r>
-      <w:r>
-        <w:rPr>
-          <w:color w:val="000000"/>
-        </w:rPr>
-        <w:t xml:space="preserve"> : </w:t>
-      </w:r>
-      <w:r>
-        <w:rPr>
-          <w:color w:val="000000"/>
-          <w:lang w:val="uk-UA"/>
-        </w:rPr>
-        <w:t xml:space="preserve">Переміщуємо </w:t>
-      </w:r>
-      <w:r>
-        <w:rPr>
-          <w:color w:val="000000"/>
-          <w:lang w:val="en-US"/>
-        </w:rPr>
-        <w:t>q</w:t>
-      </w:r>
-      <w:r>
-        <w:rPr>
-          <w:color w:val="000000"/>
-          <w:lang w:val="uk-UA"/>
-        </w:rPr>
-        <w:t>-1 диск</w:t>
-      </w:r>
-      <w:r>
-        <w:rPr>
-          <w:color w:val="000000"/>
-          <w:lang w:val="uk-UA"/>
-        </w:rPr>
-        <w:t>і</w:t>
-      </w:r>
-      <w:r>
-        <w:rPr>
-          <w:color w:val="000000"/>
-          <w:lang w:val="uk-UA"/>
-        </w:rPr>
-        <w:t>в</w:t>
-      </w:r>
-      <w:r>
-        <w:rPr>
-          <w:color w:val="000000"/>
-          <w:lang w:val="uk-UA"/>
-        </w:rPr>
-        <w:t xml:space="preserve"> </w:t>
-      </w:r>
-      <w:r>
-        <w:rPr>
-          <w:color w:val="000000"/>
-          <w:lang w:val="uk-UA"/>
-        </w:rPr>
-        <w:t xml:space="preserve">з вежі </w:t>
-      </w:r>
-      <w:r>
-        <w:rPr>
-          <w:color w:val="000000"/>
-          <w:lang w:val="en-US"/>
-        </w:rPr>
-        <w:t>from</w:t>
-      </w:r>
-      <w:r>
-        <w:rPr>
-          <w:color w:val="000000"/>
-          <w:lang w:val="uk-UA"/>
-        </w:rPr>
-        <w:t xml:space="preserve"> </w:t>
-      </w:r>
-      <w:r>
-        <w:rPr>
-          <w:color w:val="000000"/>
-          <w:lang w:val="uk-UA"/>
-        </w:rPr>
-        <w:t>до вежі</w:t>
-      </w:r>
-      <w:r>
-        <w:rPr>
-          <w:color w:val="000000"/>
-          <w:lang w:val="uk-UA"/>
-        </w:rPr>
-        <w:t xml:space="preserve"> </w:t>
-      </w:r>
-      <w:r>
-        <w:rPr>
-          <w:color w:val="000000"/>
-          <w:lang w:val="en-US"/>
-        </w:rPr>
-        <w:t>buffer</w:t>
-      </w:r>
-      <w:r>
-        <w:rPr>
-          <w:color w:val="000000"/>
-          <w:lang w:val="uk-UA"/>
-        </w:rPr>
-        <w:t>.</w:t>
-      </w:r>
-    </w:p>
-    <w:p>
-      <w:pPr>
-        <w:pBdr>
-          <w:top w:val="nil"/>
-          <w:left w:val="nil"/>
-          <w:bottom w:val="nil"/>
-          <w:right w:val="nil"/>
-          <w:between w:val="nil"/>
-        </w:pBdr>
-        <w:shd w:val="clear" w:color="auto" w:fill="FFFFFF"/>
-        <w:spacing w:line="360" w:lineRule="auto"/>
-        <w:jc w:val="both"/>
-        <w:rPr>
-          <w:color w:val="000000"/>
-          <w:lang w:val="ru-RU"/>
-        </w:rPr>
-      </w:pPr>
-      <w:r>
-        <w:rPr>
-          <w:b/>
-          <w:bCs/>
-          <w:color w:val="000000"/>
-        </w:rPr>
-        <w:t>Крок 5</w:t>
-      </w:r>
-      <w:r>
-        <w:rPr>
-          <w:color w:val="000000"/>
-        </w:rPr>
-        <w:t xml:space="preserve"> : </w:t>
-      </w:r>
-      <w:r>
-        <w:rPr>
-          <w:color w:val="000000"/>
-          <w:lang w:val="uk-UA"/>
-        </w:rPr>
-        <w:t xml:space="preserve">Переміщуємо </w:t>
-      </w:r>
-      <w:r>
-        <w:rPr>
-          <w:color w:val="000000"/>
-          <w:lang w:val="uk-UA"/>
-        </w:rPr>
-        <w:t>останній</w:t>
-      </w:r>
-      <w:r>
-        <w:rPr>
-          <w:color w:val="000000"/>
-          <w:lang w:val="uk-UA"/>
-        </w:rPr>
-        <w:t xml:space="preserve"> диск з вежі </w:t>
-      </w:r>
-      <w:r>
-        <w:rPr>
-          <w:color w:val="000000"/>
-          <w:lang w:val="en-US"/>
-        </w:rPr>
-        <w:t>from</w:t>
-      </w:r>
-      <w:r>
-        <w:rPr>
-          <w:color w:val="000000"/>
-          <w:lang w:val="ru-RU"/>
-        </w:rPr>
-        <w:t xml:space="preserve"> </w:t>
-      </w:r>
-      <w:r>
-        <w:rPr>
-          <w:color w:val="000000"/>
-          <w:lang w:val="uk-UA"/>
-        </w:rPr>
-        <w:t>до вежі</w:t>
-      </w:r>
-      <w:r>
-        <w:rPr>
-          <w:color w:val="000000"/>
-          <w:lang w:val="ru-RU"/>
-        </w:rPr>
-        <w:t xml:space="preserve"> </w:t>
-      </w:r>
-      <w:r>
-        <w:rPr>
-          <w:color w:val="000000"/>
-          <w:lang w:val="en-US"/>
-        </w:rPr>
-        <w:t>to</w:t>
-      </w:r>
-    </w:p>
-    <w:p>
-      <w:pPr>
-        <w:spacing w:line="360" w:lineRule="auto"/>
-        <w:jc w:val="both"/>
-        <w:rPr>
-          <w:lang w:val="ru-RU"/>
-        </w:rPr>
-      </w:pPr>
-      <w:r>
-        <w:rPr>
-          <w:b/>
-          <w:bCs/>
-        </w:rPr>
-        <w:t>Крок 6</w:t>
-      </w:r>
-      <w:r>
-        <w:t xml:space="preserve"> : </w:t>
-      </w:r>
-      <w:r>
-        <w:rPr>
-          <w:lang w:val="uk-UA"/>
-        </w:rPr>
-        <w:t xml:space="preserve">Переміщуємо </w:t>
-      </w:r>
-      <w:r>
-        <w:rPr>
-          <w:lang w:val="en-US"/>
-        </w:rPr>
-        <w:t>q</w:t>
-      </w:r>
-      <w:r>
-        <w:rPr>
-          <w:lang w:val="ru-RU"/>
-        </w:rPr>
-        <w:t xml:space="preserve">-1 </w:t>
-      </w:r>
-      <w:r>
-        <w:rPr>
-          <w:lang w:val="uk-UA"/>
-        </w:rPr>
-        <w:t xml:space="preserve">дисків з вежі </w:t>
-      </w:r>
-      <w:r>
-        <w:rPr>
-          <w:lang w:val="en-US"/>
-        </w:rPr>
-        <w:t>buffer</w:t>
-      </w:r>
-      <w:r>
-        <w:rPr>
-          <w:lang w:val="ru-RU"/>
-        </w:rPr>
-        <w:t xml:space="preserve"> </w:t>
-      </w:r>
-      <w:r>
-        <w:rPr>
-          <w:lang w:val="uk-UA"/>
-        </w:rPr>
-        <w:t xml:space="preserve">до вежі </w:t>
-      </w:r>
-      <w:r>
-        <w:rPr>
-          <w:lang w:val="en-US"/>
-        </w:rPr>
-        <w:t>to</w:t>
-      </w:r>
-    </w:p>
-    <w:p>
-      <w:pPr>
-        <w:spacing w:line="360" w:lineRule="auto"/>
-        <w:jc w:val="both"/>
-      </w:pPr>
-      <w:r>
-        <w:rPr>
-          <w:b/>
-          <w:bCs/>
-        </w:rPr>
-        <w:t xml:space="preserve">Крок </w:t>
-      </w:r>
-      <w:r>
-        <w:rPr>
-          <w:b/>
-          <w:bCs/>
-          <w:lang w:val="uk-UA"/>
-        </w:rPr>
-        <w:t>7</w:t>
-      </w:r>
-      <w:r>
-        <w:rPr>
-          <w:b/>
-          <w:bCs/>
-        </w:rPr>
-        <w:t xml:space="preserve"> </w:t>
-      </w:r>
-      <w:r>
-        <w:t xml:space="preserve">: Кінець. </w:t>
-      </w:r>
-    </w:p>
-    <w:p>
-      <w:pPr>
-        <w:spacing w:line="360" w:lineRule="auto"/>
-        <w:jc w:val="both"/>
-      </w:pPr>
-    </w:p>
-    <w:p>
-      <w:pPr>
-        <w:spacing w:line="360" w:lineRule="auto"/>
-        <w:jc w:val="both"/>
-        <w:rPr>
-          <w:b/>
-          <w:bCs/>
-        </w:rPr>
-      </w:pPr>
-    </w:p>
-    <w:p>
-      <w:pPr>
-        <w:pStyle w:val="Heading8"/>
-      </w:pPr>
-      <w:r>
-        <w:t>1.</w:t>
-      </w:r>
-      <w:r>
-        <w:rPr>
-          <w:lang w:val="uk-UA"/>
-        </w:rPr>
-        <w:t>5</w:t>
-      </w:r>
-      <w:r>
-        <w:rPr>
-          <w:lang w:val="uk-UA"/>
-        </w:rPr>
-        <w:t xml:space="preserve"> </w:t>
-      </w:r>
-      <w:bookmarkStart w:id="6" w:name="_Toc226315605"/>
-      <w:r>
-        <w:t>Програмна реалізація алгоритму</w:t>
-      </w:r>
-      <w:bookmarkEnd w:id="6"/>
-    </w:p>
-    <w:p/>
-    <w:p>
-      <w:pPr>
-        <w:jc w:val="both"/>
-        <w:rPr>
-          <w:rFonts w:ascii="Consolas" w:eastAsia="Consolas" w:hAnsi="Consolas" w:cs="Consolas"/>
-          <w:color w:val="000000"/>
-          <w:sz w:val="24"/>
-          <w:szCs w:val="24"/>
-        </w:rPr>
-      </w:pPr>
-      <w:r>
-        <w:rPr>
-          <w:rFonts w:ascii="Consolas" w:eastAsia="Consolas" w:hAnsi="Consolas" w:cs="Consolas"/>
-          <w:color w:val="000000"/>
-          <w:sz w:val="24"/>
-          <w:szCs w:val="24"/>
-        </w:rPr>
-        <w:t>public static void HanoiTowers(int disksAmount, int from, int to, int buffer) {</w:t>
-      </w:r>
-    </w:p>
-    <w:p>
-      <w:pPr>
-        <w:jc w:val="both"/>
-        <w:rPr>
-          <w:rFonts w:ascii="Consolas" w:eastAsia="Consolas" w:hAnsi="Consolas" w:cs="Consolas"/>
-          <w:color w:val="000000"/>
-          <w:sz w:val="24"/>
-          <w:szCs w:val="24"/>
-        </w:rPr>
-      </w:pPr>
-      <w:r>
-        <w:rPr>
-          <w:rFonts w:ascii="Consolas" w:eastAsia="Consolas" w:hAnsi="Consolas" w:cs="Consolas"/>
-          <w:color w:val="000000"/>
-          <w:sz w:val="24"/>
-          <w:szCs w:val="24"/>
-        </w:rPr>
-        <w:t xml:space="preserve">    if (disksAmount != 0) {</w:t>
-      </w:r>
-    </w:p>
-    <w:p>
-      <w:pPr>
-        <w:jc w:val="both"/>
-        <w:rPr>
-          <w:rFonts w:ascii="Consolas" w:eastAsia="Consolas" w:hAnsi="Consolas" w:cs="Consolas"/>
-          <w:color w:val="000000"/>
-          <w:sz w:val="24"/>
-          <w:szCs w:val="24"/>
-        </w:rPr>
-      </w:pPr>
-      <w:r>
-        <w:rPr>
-          <w:rFonts w:ascii="Consolas" w:eastAsia="Consolas" w:hAnsi="Consolas" w:cs="Consolas"/>
-          <w:color w:val="000000"/>
-          <w:sz w:val="24"/>
-          <w:szCs w:val="24"/>
-        </w:rPr>
-        <w:t xml:space="preserve">        // Переміщуємо диск з початкової вежі до буферної</w:t>
-      </w:r>
-    </w:p>
-    <w:p>
-      <w:pPr>
-        <w:jc w:val="both"/>
-        <w:rPr>
-          <w:rFonts w:ascii="Consolas" w:eastAsia="Consolas" w:hAnsi="Consolas" w:cs="Consolas"/>
-          <w:color w:val="000000"/>
-          <w:sz w:val="24"/>
-          <w:szCs w:val="24"/>
-        </w:rPr>
-      </w:pPr>
-      <w:r>
-        <w:rPr>
-          <w:rFonts w:ascii="Consolas" w:eastAsia="Consolas" w:hAnsi="Consolas" w:cs="Consolas"/>
-          <w:color w:val="000000"/>
-          <w:sz w:val="24"/>
-          <w:szCs w:val="24"/>
-        </w:rPr>
-        <w:t xml:space="preserve">        HanoiTowers(disksAmount - 1, from, buffer, to);</w:t>
-      </w:r>
-    </w:p>
-    <w:p>
-      <w:pPr>
-        <w:jc w:val="both"/>
-        <w:rPr>
-          <w:rFonts w:ascii="Consolas" w:eastAsia="Consolas" w:hAnsi="Consolas" w:cs="Consolas"/>
-          <w:color w:val="000000"/>
-          <w:sz w:val="24"/>
-          <w:szCs w:val="24"/>
-        </w:rPr>
-      </w:pPr>
-      <w:r>
-        <w:rPr>
-          <w:rFonts w:ascii="Consolas" w:eastAsia="Consolas" w:hAnsi="Consolas" w:cs="Consolas"/>
-          <w:color w:val="000000"/>
-          <w:sz w:val="24"/>
-          <w:szCs w:val="24"/>
-        </w:rPr>
-        <w:t xml:space="preserve">        Console.WriteLine($"Moving disk number {disksAmount} from {from} to {to}");</w:t>
-      </w:r>
-    </w:p>
-    <w:p>
-      <w:pPr>
-        <w:jc w:val="both"/>
-        <w:rPr>
-          <w:rFonts w:ascii="Consolas" w:eastAsia="Consolas" w:hAnsi="Consolas" w:cs="Consolas"/>
-          <w:color w:val="000000"/>
-          <w:sz w:val="24"/>
-          <w:szCs w:val="24"/>
-        </w:rPr>
-      </w:pPr>
-      <w:r>
-        <w:rPr>
-          <w:rFonts w:ascii="Consolas" w:eastAsia="Consolas" w:hAnsi="Consolas" w:cs="Consolas"/>
-          <w:color w:val="000000"/>
-          <w:sz w:val="24"/>
-          <w:szCs w:val="24"/>
-        </w:rPr>
-        <w:t xml:space="preserve">        // Переміщуємо диск з буферної вежі до кінцевої</w:t>
-      </w:r>
-    </w:p>
-    <w:p>
-      <w:pPr>
-        <w:jc w:val="both"/>
-        <w:rPr>
-          <w:rFonts w:ascii="Consolas" w:eastAsia="Consolas" w:hAnsi="Consolas" w:cs="Consolas"/>
-          <w:color w:val="000000"/>
-          <w:sz w:val="24"/>
-          <w:szCs w:val="24"/>
-        </w:rPr>
-      </w:pPr>
-      <w:r>
-        <w:rPr>
-          <w:rFonts w:ascii="Consolas" w:eastAsia="Consolas" w:hAnsi="Consolas" w:cs="Consolas"/>
-          <w:color w:val="000000"/>
-          <w:sz w:val="24"/>
-          <w:szCs w:val="24"/>
-        </w:rPr>
-        <w:t xml:space="preserve">        HanoiTowers(disksAmount - 1, buffer, to, from);</w:t>
-      </w:r>
-    </w:p>
-    <w:p>
-      <w:pPr>
-        <w:jc w:val="both"/>
-        <w:rPr>
-          <w:rFonts w:ascii="Consolas" w:eastAsia="Consolas" w:hAnsi="Consolas" w:cs="Consolas"/>
-          <w:color w:val="000000"/>
-          <w:sz w:val="24"/>
-          <w:szCs w:val="24"/>
-        </w:rPr>
-      </w:pPr>
-      <w:r>
-        <w:rPr>
-          <w:rFonts w:ascii="Consolas" w:eastAsia="Consolas" w:hAnsi="Consolas" w:cs="Consolas"/>
-          <w:color w:val="000000"/>
-          <w:sz w:val="24"/>
-          <w:szCs w:val="24"/>
-        </w:rPr>
-        <w:t xml:space="preserve">    }</w:t>
-      </w:r>
-    </w:p>
-    <w:p>
-      <w:pPr>
-        <w:jc w:val="both"/>
-        <w:rPr>
-          <w:rFonts w:ascii="Consolas" w:eastAsia="Consolas" w:hAnsi="Consolas" w:cs="Consolas"/>
-          <w:color w:val="000000"/>
-          <w:sz w:val="24"/>
-          <w:szCs w:val="24"/>
-        </w:rPr>
-      </w:pPr>
-      <w:r>
-        <w:rPr>
-          <w:rFonts w:ascii="Consolas" w:eastAsia="Consolas" w:hAnsi="Consolas" w:cs="Consolas"/>
-          <w:color w:val="000000"/>
-          <w:sz w:val="24"/>
-          <w:szCs w:val="24"/>
-        </w:rPr>
-        <w:t>}</w:t>
-      </w:r>
-    </w:p>
-    <w:p>
-      <w:pPr>
-        <w:jc w:val="both"/>
-        <w:rPr>
-          <w:rFonts w:ascii="Consolas" w:eastAsia="Consolas" w:hAnsi="Consolas" w:cs="Consolas"/>
-          <w:color w:val="000000"/>
-          <w:sz w:val="24"/>
-          <w:szCs w:val="24"/>
-        </w:rPr>
-      </w:pPr>
-      <w:r>
-        <w:rPr>
-          <w:rFonts w:ascii="Consolas" w:eastAsia="Consolas" w:hAnsi="Consolas" w:cs="Consolas"/>
-          <w:color w:val="000000"/>
-          <w:sz w:val="24"/>
-          <w:szCs w:val="24"/>
-        </w:rPr>
-        <w:t>public static void Main(string[] args) {</w:t>
-      </w:r>
-    </w:p>
-    <w:p>
-      <w:pPr>
-        <w:jc w:val="both"/>
-        <w:rPr>
-          <w:rFonts w:ascii="Consolas" w:eastAsia="Consolas" w:hAnsi="Consolas" w:cs="Consolas"/>
-          <w:color w:val="000000"/>
-          <w:sz w:val="24"/>
-          <w:szCs w:val="24"/>
-        </w:rPr>
-      </w:pPr>
-      <w:r>
-        <w:rPr>
-          <w:rFonts w:ascii="Consolas" w:eastAsia="Consolas" w:hAnsi="Consolas" w:cs="Consolas"/>
-          <w:color w:val="000000"/>
-          <w:sz w:val="24"/>
-          <w:szCs w:val="24"/>
-        </w:rPr>
-        <w:t xml:space="preserve">    int disksAmount = 4;</w:t>
-      </w:r>
-    </w:p>
-    <w:p>
-      <w:pPr>
-        <w:jc w:val="both"/>
-        <w:rPr>
-          <w:rFonts w:ascii="Consolas" w:eastAsia="Consolas" w:hAnsi="Consolas" w:cs="Consolas"/>
-          <w:color w:val="000000"/>
-          <w:sz w:val="24"/>
-          <w:szCs w:val="24"/>
-        </w:rPr>
-      </w:pPr>
-      <w:r>
-        <w:rPr>
-          <w:rFonts w:ascii="Consolas" w:eastAsia="Consolas" w:hAnsi="Consolas" w:cs="Consolas"/>
-          <w:color w:val="000000"/>
-          <w:sz w:val="24"/>
-          <w:szCs w:val="24"/>
-        </w:rPr>
-        <w:t xml:space="preserve">    int from = 1;</w:t>
-      </w:r>
-    </w:p>
-    <w:p>
-      <w:pPr>
-        <w:jc w:val="both"/>
-        <w:rPr>
-          <w:rFonts w:ascii="Consolas" w:eastAsia="Consolas" w:hAnsi="Consolas" w:cs="Consolas"/>
-          <w:color w:val="000000"/>
-          <w:sz w:val="24"/>
-          <w:szCs w:val="24"/>
-        </w:rPr>
-      </w:pPr>
-      <w:r>
-        <w:rPr>
-          <w:rFonts w:ascii="Consolas" w:eastAsia="Consolas" w:hAnsi="Consolas" w:cs="Consolas"/>
-          <w:color w:val="000000"/>
-          <w:sz w:val="24"/>
-          <w:szCs w:val="24"/>
-        </w:rPr>
-        <w:t xml:space="preserve">    int to = 2;</w:t>
-      </w:r>
-    </w:p>
-    <w:p>
-      <w:pPr>
-        <w:jc w:val="both"/>
-        <w:rPr>
-          <w:rFonts w:ascii="Consolas" w:eastAsia="Consolas" w:hAnsi="Consolas" w:cs="Consolas"/>
-          <w:color w:val="000000"/>
-          <w:sz w:val="24"/>
-          <w:szCs w:val="24"/>
-        </w:rPr>
-      </w:pPr>
-      <w:r>
-        <w:rPr>
-          <w:rFonts w:ascii="Consolas" w:eastAsia="Consolas" w:hAnsi="Consolas" w:cs="Consolas"/>
-          <w:color w:val="000000"/>
-          <w:sz w:val="24"/>
-          <w:szCs w:val="24"/>
-        </w:rPr>
-        <w:t xml:space="preserve">    int buffer = 3;</w:t>
-      </w:r>
-    </w:p>
-    <w:p>
-      <w:pPr>
-        <w:jc w:val="both"/>
-        <w:rPr>
-          <w:rFonts w:ascii="Consolas" w:eastAsia="Consolas" w:hAnsi="Consolas" w:cs="Consolas"/>
-          <w:color w:val="000000"/>
-          <w:sz w:val="24"/>
-          <w:szCs w:val="24"/>
-        </w:rPr>
-      </w:pPr>
-    </w:p>
-    <w:p>
-      <w:pPr>
-        <w:jc w:val="both"/>
-        <w:rPr>
-          <w:rFonts w:ascii="Consolas" w:eastAsia="Consolas" w:hAnsi="Consolas" w:cs="Consolas"/>
-          <w:color w:val="000000"/>
-          <w:sz w:val="24"/>
-          <w:szCs w:val="24"/>
-        </w:rPr>
-      </w:pPr>
-      <w:r>
-        <w:rPr>
-          <w:rFonts w:ascii="Consolas" w:eastAsia="Consolas" w:hAnsi="Consolas" w:cs="Consolas"/>
-          <w:color w:val="000000"/>
-          <w:sz w:val="24"/>
-          <w:szCs w:val="24"/>
-        </w:rPr>
-        <w:t xml:space="preserve">    HanoiTowers(disksAmount, from, to, buffer);</w:t>
-      </w:r>
-    </w:p>
-    <w:p>
-      <w:pPr>
-        <w:jc w:val="both"/>
-        <w:rPr>
-          <w:rFonts w:ascii="Consolas" w:eastAsia="Consolas" w:hAnsi="Consolas" w:cs="Consolas"/>
-          <w:color w:val="000000"/>
-          <w:sz w:val="24"/>
-          <w:szCs w:val="24"/>
-        </w:rPr>
-      </w:pPr>
-      <w:r>
-        <w:rPr>
-          <w:rFonts w:ascii="Consolas" w:eastAsia="Consolas" w:hAnsi="Consolas" w:cs="Consolas"/>
-          <w:color w:val="000000"/>
-          <w:sz w:val="24"/>
-          <w:szCs w:val="24"/>
-        </w:rPr>
-        <w:t>}</w:t>
-      </w:r>
-    </w:p>
-    <w:p>
-      <w:pPr>
-        <w:jc w:val="both"/>
-        <w:rPr>
-          <w:rFonts w:ascii="Consolas" w:eastAsia="Consolas" w:hAnsi="Consolas" w:cs="Consolas"/>
-          <w:color w:val="000000"/>
-          <w:sz w:val="27"/>
-          <w:szCs w:val="27"/>
-        </w:rPr>
-      </w:pPr>
-    </w:p>
-    <w:p>
-      <w:pPr>
-        <w:pStyle w:val="Heading8"/>
-        <w:rPr>
-          <w:lang w:val="uk-UA"/>
-        </w:rPr>
-      </w:pPr>
-      <w:bookmarkStart w:id="7" w:name="_Toc226315606"/>
-      <w:r>
-        <w:t>1.</w:t>
-      </w:r>
-      <w:r>
-        <w:rPr>
-          <w:lang w:val="uk-UA"/>
-        </w:rPr>
-        <w:t>6</w:t>
-      </w:r>
-      <w:r>
-        <w:rPr>
-          <w:lang w:val="uk-UA"/>
-        </w:rPr>
-        <w:t xml:space="preserve"> </w:t>
-      </w:r>
-      <w:r>
-        <w:t xml:space="preserve">Результати тестування алгоритму </w:t>
-      </w:r>
-      <w:r>
-        <w:rPr>
-          <w:lang w:val="uk-UA"/>
-        </w:rPr>
-        <w:t>Ханойської вежі</w:t>
-      </w:r>
-      <w:bookmarkEnd w:id="7"/>
-    </w:p>
-    <w:p>
-      <w:pPr>
-        <w:rPr>
-          <w:lang w:val="uk-UA"/>
-        </w:rPr>
-      </w:pPr>
-    </w:p>
-    <w:p>
-      <w:pPr>
-        <w:spacing w:line="360" w:lineRule="auto"/>
-        <w:rPr>
-          <w:i/>
-          <w:iCs/>
-        </w:rPr>
-      </w:pPr>
-      <w:r>
-        <w:rPr>
-          <w:i/>
-          <w:iCs/>
-        </w:rPr>
-        <w:t xml:space="preserve">Тест </w:t>
-      </w:r>
-      <w:r>
-        <w:rPr>
-          <w:i/>
-          <w:iCs/>
-          <w:lang w:val="uk-UA"/>
-        </w:rPr>
-        <w:t>№</w:t>
-      </w:r>
-      <w:r>
-        <w:rPr>
-          <w:i/>
-          <w:iCs/>
-        </w:rPr>
-        <w:t>1</w:t>
-      </w:r>
-    </w:p>
-    <w:p>
-      <w:pPr>
-        <w:pBdr>
-          <w:top w:val="nil"/>
-          <w:left w:val="nil"/>
-          <w:bottom w:val="nil"/>
-          <w:right w:val="nil"/>
-          <w:between w:val="nil"/>
-        </w:pBdr>
-        <w:shd w:val="clear" w:color="auto" w:fill="FFFFFF"/>
-        <w:spacing w:line="360" w:lineRule="auto"/>
-        <w:jc w:val="both"/>
-        <w:rPr>
-          <w:color w:val="000000"/>
-          <w:lang w:val="uk-UA"/>
-        </w:rPr>
-      </w:pPr>
-      <w:r>
-        <w:rPr>
-          <w:color w:val="000000"/>
-          <w:lang w:val="uk-UA"/>
-        </w:rPr>
-        <w:t>Початкові параметри:</w:t>
-      </w:r>
-    </w:p>
-    <w:p>
-      <w:pPr>
-        <w:pBdr>
-          <w:top w:val="nil"/>
-          <w:left w:val="nil"/>
-          <w:bottom w:val="nil"/>
-          <w:right w:val="nil"/>
-          <w:between w:val="nil"/>
-        </w:pBdr>
-        <w:shd w:val="clear" w:color="auto" w:fill="FFFFFF"/>
-        <w:spacing w:line="360" w:lineRule="auto"/>
-        <w:jc w:val="both"/>
-        <w:rPr>
-          <w:color w:val="000000"/>
-          <w:lang w:val="uk-UA"/>
-        </w:rPr>
-      </w:pPr>
-      <w:r>
-        <w:rPr>
-          <w:color w:val="000000"/>
-          <w:lang w:val="uk-UA"/>
-        </w:rPr>
         <w:lastRenderedPageBreak/>
-        <w:tab/>
-        <w:t>Кількість дисків – 3;</w:t>
-      </w:r>
-    </w:p>
-    <w:p>
-      <w:pPr>
-        <w:pBdr>
-          <w:top w:val="nil"/>
-          <w:left w:val="nil"/>
-          <w:bottom w:val="nil"/>
-          <w:right w:val="nil"/>
-          <w:between w:val="nil"/>
-        </w:pBdr>
-        <w:shd w:val="clear" w:color="auto" w:fill="FFFFFF"/>
-        <w:spacing w:line="360" w:lineRule="auto"/>
-        <w:jc w:val="both"/>
-        <w:rPr>
-          <w:color w:val="000000"/>
-          <w:lang w:val="uk-UA"/>
-        </w:rPr>
-      </w:pPr>
-      <w:r>
-        <w:rPr>
-          <w:color w:val="000000"/>
-          <w:lang w:val="uk-UA"/>
-        </w:rPr>
-        <w:tab/>
-        <w:t>Початковий стержень – 1;</w:t>
-      </w:r>
-    </w:p>
-    <w:p>
-      <w:pPr>
-        <w:pBdr>
-          <w:top w:val="nil"/>
-          <w:left w:val="nil"/>
-          <w:bottom w:val="nil"/>
-          <w:right w:val="nil"/>
-          <w:between w:val="nil"/>
-        </w:pBdr>
-        <w:shd w:val="clear" w:color="auto" w:fill="FFFFFF"/>
-        <w:spacing w:line="360" w:lineRule="auto"/>
-        <w:ind w:firstLine="720"/>
-        <w:jc w:val="both"/>
-        <w:rPr>
-          <w:color w:val="000000"/>
-          <w:lang w:val="uk-UA"/>
-        </w:rPr>
-      </w:pPr>
-      <w:r>
-        <w:rPr>
-          <w:color w:val="000000"/>
-          <w:lang w:val="uk-UA"/>
-        </w:rPr>
-        <w:t>Кінцевий стержень – 2;</w:t>
-      </w:r>
-    </w:p>
-    <w:p>
-      <w:pPr>
-        <w:pBdr>
-          <w:top w:val="nil"/>
-          <w:left w:val="nil"/>
-          <w:bottom w:val="nil"/>
-          <w:right w:val="nil"/>
-          <w:between w:val="nil"/>
-        </w:pBdr>
-        <w:shd w:val="clear" w:color="auto" w:fill="FFFFFF"/>
-        <w:spacing w:line="360" w:lineRule="auto"/>
-        <w:jc w:val="both"/>
-        <w:rPr>
-          <w:color w:val="000000"/>
-          <w:lang w:val="uk-UA"/>
-        </w:rPr>
-      </w:pPr>
-      <w:r>
-        <w:rPr>
-          <w:color w:val="000000"/>
-          <w:lang w:val="uk-UA"/>
-        </w:rPr>
-        <w:tab/>
-        <w:t>Додатковий стержень – 3;</w:t>
-      </w:r>
-    </w:p>
-    <w:p>
-      <w:pPr>
-        <w:pBdr>
-          <w:top w:val="nil"/>
-          <w:left w:val="nil"/>
-          <w:bottom w:val="nil"/>
-          <w:right w:val="nil"/>
-          <w:between w:val="nil"/>
-        </w:pBdr>
-        <w:shd w:val="clear" w:color="auto" w:fill="FFFFFF"/>
-        <w:spacing w:line="360" w:lineRule="auto"/>
-        <w:rPr>
-          <w:color w:val="000000"/>
-          <w:lang w:val="uk-UA"/>
-        </w:rPr>
-      </w:pPr>
-      <w:r>
-        <w:rPr>
-          <w:noProof/>
-          <w:color w:val="000000"/>
-          <w:lang w:val="ru-RU"/>
-        </w:rPr>
         <w:drawing>
-          <wp:inline distT="0" distB="0" distL="0" distR="0" wp14:anchorId="5E14B562" wp14:editId="4242AA14">
-            <wp:extent cx="3006090" cy="1284008"/>
-            <wp:effectExtent l="0" t="0" r="3810" b="0"/>
+          <wp:inline distT="0" distB="0" distL="0" distR="0" wp14:anchorId="403EDC31" wp14:editId="469227D4">
+            <wp:extent cx="3019377" cy="1289684"/>
+            <wp:effectExtent l="0" t="0" r="0" b="6350"/>
             <wp:docPr id="3" name="Picture 3"/>
             <wp:cNvGraphicFramePr>
               <a:graphicFrameLocks xmlns:a="http://schemas.openxmlformats.org/drawingml/2006/main" noChangeAspect="1"/>
@@ -4212,7 +4551,13 @@
                     <pic:cNvPicPr/>
                   </pic:nvPicPr>
                   <pic:blipFill>
-                    <a:blip r:embed="rId18"/>
+                    <a:blip r:embed="rId18">
+                      <a:extLst>
+                        <a:ext uri="{28A0092B-C50C-407E-A947-70E740481C1C}">
+                          <a14:useLocalDpi xmlns:a14="http://schemas.microsoft.com/office/drawing/2010/main" val="0"/>
+                        </a:ext>
+                      </a:extLst>
+                    </a:blip>
                     <a:stretch>
                       <a:fillRect/>
                     </a:stretch>
@@ -4220,7 +4565,7 @@
                   <pic:spPr>
                     <a:xfrm>
                       <a:off x="0" y="0"/>
-                      <a:ext cx="3019379" cy="1289684"/>
+                      <a:ext cx="3019377" cy="1289684"/>
                     </a:xfrm>
                     <a:prstGeom prst="rect">
                       <a:avLst/>
@@ -4448,9 +4793,9 @@
           <w:lang w:val="ru-RU"/>
         </w:rPr>
         <w:drawing>
-          <wp:inline distT="0" distB="0" distL="0" distR="0" wp14:anchorId="1F1977C2" wp14:editId="3041221D">
-            <wp:extent cx="3015508" cy="2644140"/>
-            <wp:effectExtent l="0" t="0" r="0" b="3810"/>
+          <wp:inline distT="0" distB="0" distL="0" distR="0" wp14:anchorId="700EDCA9" wp14:editId="053427C6">
+            <wp:extent cx="3042001" cy="2667371"/>
+            <wp:effectExtent l="0" t="0" r="6350" b="0"/>
             <wp:docPr id="6" name="Picture 6"/>
             <wp:cNvGraphicFramePr>
               <a:graphicFrameLocks xmlns:a="http://schemas.openxmlformats.org/drawingml/2006/main" noChangeAspect="1"/>
@@ -4463,7 +4808,13 @@
                     <pic:cNvPicPr/>
                   </pic:nvPicPr>
                   <pic:blipFill>
-                    <a:blip r:embed="rId19"/>
+                    <a:blip r:embed="rId19">
+                      <a:extLst>
+                        <a:ext uri="{28A0092B-C50C-407E-A947-70E740481C1C}">
+                          <a14:useLocalDpi xmlns:a14="http://schemas.microsoft.com/office/drawing/2010/main" val="0"/>
+                        </a:ext>
+                      </a:extLst>
+                    </a:blip>
                     <a:stretch>
                       <a:fillRect/>
                     </a:stretch>
@@ -4471,7 +4822,7 @@
                   <pic:spPr>
                     <a:xfrm>
                       <a:off x="0" y="0"/>
-                      <a:ext cx="3042002" cy="2667371"/>
+                      <a:ext cx="3042001" cy="2667371"/>
                     </a:xfrm>
                     <a:prstGeom prst="rect">
                       <a:avLst/>
@@ -4669,7 +5020,6 @@
           <w:color w:val="000000"/>
           <w:lang w:val="uk-UA"/>
         </w:rPr>
-        <w:lastRenderedPageBreak/>
         <w:tab/>
         <w:t>Додатковий стержень – 3;</w:t>
       </w:r>
@@ -4696,10 +5046,11 @@
           <w:color w:val="000000"/>
           <w:lang w:val="ru-RU"/>
         </w:rPr>
+        <w:lastRenderedPageBreak/>
         <w:drawing>
-          <wp:inline distT="0" distB="0" distL="0" distR="0" wp14:anchorId="55A3354F" wp14:editId="7140EBC4">
-            <wp:extent cx="3015508" cy="2644140"/>
-            <wp:effectExtent l="0" t="0" r="0" b="3810"/>
+          <wp:inline distT="0" distB="0" distL="0" distR="0" wp14:anchorId="3CE68B74" wp14:editId="7380C7A4">
+            <wp:extent cx="3223032" cy="5816183"/>
+            <wp:effectExtent l="0" t="0" r="0" b="0"/>
             <wp:docPr id="8" name="Picture 8"/>
             <wp:cNvGraphicFramePr>
               <a:graphicFrameLocks xmlns:a="http://schemas.openxmlformats.org/drawingml/2006/main" noChangeAspect="1"/>
@@ -4712,7 +5063,13 @@
                     <pic:cNvPicPr/>
                   </pic:nvPicPr>
                   <pic:blipFill>
-                    <a:blip r:embed="rId19"/>
+                    <a:blip r:embed="rId20">
+                      <a:extLst>
+                        <a:ext uri="{28A0092B-C50C-407E-A947-70E740481C1C}">
+                          <a14:useLocalDpi xmlns:a14="http://schemas.microsoft.com/office/drawing/2010/main" val="0"/>
+                        </a:ext>
+                      </a:extLst>
+                    </a:blip>
                     <a:stretch>
                       <a:fillRect/>
                     </a:stretch>
@@ -4720,7 +5077,7 @@
                   <pic:spPr>
                     <a:xfrm>
                       <a:off x="0" y="0"/>
-                      <a:ext cx="3042002" cy="2667371"/>
+                      <a:ext cx="3304479" cy="5963160"/>
                     </a:xfrm>
                     <a:prstGeom prst="rect">
                       <a:avLst/>
@@ -4993,9 +5350,9 @@
           <w:lang w:val="ru-RU"/>
         </w:rPr>
         <w:drawing>
-          <wp:inline distT="0" distB="0" distL="0" distR="0" wp14:anchorId="447A37F0" wp14:editId="1B8BA11A">
-            <wp:extent cx="5819195" cy="457200"/>
-            <wp:effectExtent l="0" t="0" r="0" b="0"/>
+          <wp:inline distT="0" distB="0" distL="0" distR="0" wp14:anchorId="2E77CB00" wp14:editId="44B3928C">
+            <wp:extent cx="5762348" cy="452540"/>
+            <wp:effectExtent l="0" t="0" r="0" b="5080"/>
             <wp:docPr id="9" name="Picture 9"/>
             <wp:cNvGraphicFramePr>
               <a:graphicFrameLocks xmlns:a="http://schemas.openxmlformats.org/drawingml/2006/main" noChangeAspect="1"/>
@@ -5008,7 +5365,13 @@
                     <pic:cNvPicPr/>
                   </pic:nvPicPr>
                   <pic:blipFill>
-                    <a:blip r:embed="rId20"/>
+                    <a:blip r:embed="rId21">
+                      <a:extLst>
+                        <a:ext uri="{28A0092B-C50C-407E-A947-70E740481C1C}">
+                          <a14:useLocalDpi xmlns:a14="http://schemas.microsoft.com/office/drawing/2010/main" val="0"/>
+                        </a:ext>
+                      </a:extLst>
+                    </a:blip>
                     <a:stretch>
                       <a:fillRect/>
                     </a:stretch>
@@ -5016,7 +5379,7 @@
                   <pic:spPr>
                     <a:xfrm>
                       <a:off x="0" y="0"/>
-                      <a:ext cx="6737872" cy="529378"/>
+                      <a:ext cx="6547973" cy="514238"/>
                     </a:xfrm>
                     <a:prstGeom prst="rect">
                       <a:avLst/>
@@ -5077,6 +5440,193 @@
       <w:pPr>
         <w:spacing w:line="360" w:lineRule="auto"/>
       </w:pPr>
+    </w:p>
+    <w:p>
+      <w:pPr>
+        <w:pStyle w:val="Heading8"/>
+        <w:rPr>
+          <w:lang w:val="uk-UA"/>
+        </w:rPr>
+      </w:pPr>
+      <w:bookmarkStart w:id="7" w:name="_Toc231146531"/>
+      <w:r>
+        <w:rPr>
+          <w:lang w:val="uk-UA"/>
+        </w:rPr>
+        <w:lastRenderedPageBreak/>
+        <w:t>Висновок</w:t>
+      </w:r>
+      <w:bookmarkEnd w:id="7"/>
+    </w:p>
+    <w:p>
+      <w:pPr>
+        <w:spacing w:line="360" w:lineRule="auto"/>
+        <w:jc w:val="both"/>
+        <w:rPr>
+          <w:lang w:val="uk-UA"/>
+        </w:rPr>
+      </w:pPr>
+    </w:p>
+    <w:p>
+      <w:pPr>
+        <w:spacing w:line="360" w:lineRule="auto"/>
+        <w:ind w:firstLine="720"/>
+        <w:jc w:val="both"/>
+      </w:pPr>
+      <w:r>
+        <w:rPr>
+          <w:rFonts w:eastAsia="Consolas"/>
+          <w:color w:val="000000"/>
+          <w:lang w:val="uk-UA"/>
+        </w:rPr>
+        <w:t>Сьогодні під час</w:t>
+      </w:r>
+      <w:r>
+        <w:rPr>
+          <w:rFonts w:eastAsia="Consolas"/>
+          <w:color w:val="000000"/>
+          <w:lang w:val="uk-UA"/>
+        </w:rPr>
+        <w:t xml:space="preserve"> виконання розрахунково-графічної роботи з дисципліни «Алгоритми та структури даних» </w:t>
+      </w:r>
+      <w:r>
+        <w:rPr>
+          <w:rFonts w:eastAsia="Consolas"/>
+          <w:color w:val="000000"/>
+          <w:lang w:val="uk-UA"/>
+        </w:rPr>
+        <w:t>я</w:t>
+      </w:r>
+      <w:r>
+        <w:rPr>
+          <w:rFonts w:eastAsia="Consolas"/>
+          <w:color w:val="000000"/>
+          <w:lang w:val="uk-UA"/>
+        </w:rPr>
+        <w:t xml:space="preserve"> детально </w:t>
+      </w:r>
+      <w:r>
+        <w:rPr>
+          <w:rFonts w:eastAsia="Consolas"/>
+          <w:color w:val="000000"/>
+          <w:lang w:val="uk-UA"/>
+        </w:rPr>
+        <w:t xml:space="preserve">дослідив та </w:t>
+      </w:r>
+      <w:r>
+        <w:rPr>
+          <w:rFonts w:eastAsia="Consolas"/>
+          <w:color w:val="000000"/>
+          <w:lang w:val="uk-UA"/>
+        </w:rPr>
+        <w:t>реаліз</w:t>
+      </w:r>
+      <w:r>
+        <w:rPr>
+          <w:rFonts w:eastAsia="Consolas"/>
+          <w:color w:val="000000"/>
+          <w:lang w:val="uk-UA"/>
+        </w:rPr>
+        <w:t>ував</w:t>
+      </w:r>
+      <w:r>
+        <w:rPr>
+          <w:rFonts w:eastAsia="Consolas"/>
+          <w:color w:val="000000"/>
+          <w:lang w:val="uk-UA"/>
+        </w:rPr>
+        <w:t xml:space="preserve"> класичний рекурсивний алгоритм розв’язання задачі Ханойської вежі</w:t>
+      </w:r>
+      <w:r>
+        <w:rPr>
+          <w:rFonts w:eastAsia="Consolas"/>
+          <w:color w:val="000000"/>
+          <w:lang w:val="uk-UA"/>
+        </w:rPr>
+        <w:t xml:space="preserve"> </w:t>
+      </w:r>
+      <w:r>
+        <w:rPr>
+          <w:rFonts w:eastAsia="Consolas"/>
+          <w:color w:val="000000"/>
+          <w:lang w:val="uk-UA"/>
+        </w:rPr>
+        <w:t>мовою програмування C#.</w:t>
+      </w:r>
+      <w:r>
+        <w:rPr>
+          <w:rFonts w:eastAsia="Consolas"/>
+          <w:color w:val="000000"/>
+          <w:lang w:val="uk-UA"/>
+        </w:rPr>
+        <w:t xml:space="preserve"> </w:t>
+      </w:r>
+      <w:r>
+        <w:rPr>
+          <w:rFonts w:eastAsia="Consolas"/>
+          <w:color w:val="000000"/>
+          <w:lang w:val="uk-UA"/>
+        </w:rPr>
+        <w:t>Р</w:t>
+      </w:r>
+      <w:r>
+        <w:rPr>
+          <w:rFonts w:eastAsia="Consolas"/>
+          <w:color w:val="000000"/>
+          <w:lang w:val="uk-UA"/>
+        </w:rPr>
+        <w:t>озрахунково-графічн</w:t>
+      </w:r>
+      <w:r>
+        <w:rPr>
+          <w:rFonts w:eastAsia="Consolas"/>
+          <w:color w:val="000000"/>
+          <w:lang w:val="uk-UA"/>
+        </w:rPr>
+        <w:t>а</w:t>
+      </w:r>
+      <w:r>
+        <w:rPr>
+          <w:rFonts w:eastAsia="Consolas"/>
+          <w:color w:val="000000"/>
+          <w:lang w:val="uk-UA"/>
+        </w:rPr>
+        <w:t xml:space="preserve"> робот</w:t>
+      </w:r>
+      <w:r>
+        <w:rPr>
+          <w:rFonts w:eastAsia="Consolas"/>
+          <w:color w:val="000000"/>
+          <w:lang w:val="uk-UA"/>
+        </w:rPr>
+        <w:t>а</w:t>
+      </w:r>
+      <w:r>
+        <w:rPr>
+          <w:rFonts w:eastAsia="Consolas"/>
+          <w:color w:val="000000"/>
+          <w:lang w:val="uk-UA"/>
+        </w:rPr>
+        <w:t xml:space="preserve"> дозволил</w:t>
+      </w:r>
+      <w:r>
+        <w:rPr>
+          <w:rFonts w:eastAsia="Consolas"/>
+          <w:color w:val="000000"/>
+          <w:lang w:val="uk-UA"/>
+        </w:rPr>
+        <w:t>а мені</w:t>
+      </w:r>
+      <w:r>
+        <w:rPr>
+          <w:rFonts w:eastAsia="Consolas"/>
+          <w:color w:val="000000"/>
+          <w:lang w:val="uk-UA"/>
+        </w:rPr>
+        <w:t xml:space="preserve"> закріпити на практиці фундаментальні принципи побудови та аналізу рекурсивних алгоритмів, освоїти методи оцінювання їхньої ефективності, а також вдосконалити навички розробки надійного програмного коду для вирішення складних комбінаторних задач.</w:t>
+      </w:r>
+      <w:bookmarkStart w:id="8" w:name="_GoBack"/>
+      <w:bookmarkEnd w:id="8"/>
       <w:r>
         <w:br w:type="page"/>
       </w:r>
@@ -5085,12 +5635,12 @@
       <w:pPr>
         <w:pStyle w:val="Heading7"/>
       </w:pPr>
-      <w:bookmarkStart w:id="8" w:name="_Toc226315607"/>
+      <w:bookmarkStart w:id="9" w:name="_Toc231146532"/>
       <w:r>
         <w:lastRenderedPageBreak/>
         <w:t>СПИСОК ВИКОРИСТАНИХ ДЖЕРЕЛ</w:t>
       </w:r>
-      <w:bookmarkEnd w:id="8"/>
+      <w:bookmarkEnd w:id="9"/>
     </w:p>
     <w:p>
       <w:pPr>
@@ -5254,7 +5804,7 @@
         </w:rPr>
         <w:t>(</w:t>
       </w:r>
-      <w:hyperlink r:id="rId21">
+      <w:hyperlink r:id="rId22">
         <w:r>
           <w:rPr>
             <w:color w:val="000000"/>
@@ -5349,7 +5899,7 @@
         </w:rPr>
         <w:t xml:space="preserve"> (</w:t>
       </w:r>
-      <w:hyperlink r:id="rId22">
+      <w:hyperlink r:id="rId23">
         <w:r>
           <w:rPr>
             <w:color w:val="000000"/>
@@ -5413,7 +5963,7 @@
       </w:pPr>
     </w:p>
     <w:sectPr>
-      <w:footerReference w:type="default" r:id="rId23"/>
+      <w:footerReference w:type="default" r:id="rId24"/>
       <w:pgSz w:w="11906" w:h="16838"/>
       <w:pgMar w:top="1134" w:right="850" w:bottom="1134" w:left="1701" w:header="708" w:footer="708" w:gutter="0"/>
       <w:pgNumType w:start="1"/>
@@ -5486,7 +6036,7 @@
         <w:noProof/>
         <w:color w:val="000000"/>
       </w:rPr>
-      <w:t>4</w:t>
+      <w:t>12</w:t>
     </w:r>
     <w:r>
       <w:rPr>
@@ -6351,7 +6901,7 @@
   </w:latentStyles>
   <w:style w:type="paragraph" w:default="1" w:styleId="Normal">
     <w:name w:val="Normal"/>
-    <w:rsid w:val="000B619D"/>
+    <w:rsid w:val="00B1136E"/>
   </w:style>
   <w:style w:type="paragraph" w:styleId="Heading1">
     <w:name w:val="heading 1"/>
@@ -6654,18 +7204,19 @@
     <w:autoRedefine/>
     <w:uiPriority w:val="39"/>
     <w:unhideWhenUsed/>
-    <w:rsid w:val="004A159E"/>
+    <w:rsid w:val="00CC1595"/>
     <w:pPr>
-      <w:spacing w:before="120" w:after="120"/>
+      <w:tabs>
+        <w:tab w:val="right" w:leader="dot" w:pos="9345"/>
+      </w:tabs>
+      <w:spacing w:before="120" w:after="120" w:line="360" w:lineRule="auto"/>
       <w:jc w:val="left"/>
     </w:pPr>
     <w:rPr>
-      <w:rFonts w:asciiTheme="minorHAnsi" w:hAnsiTheme="minorHAnsi"/>
       <w:b/>
       <w:bCs/>
       <w:caps/>
-      <w:sz w:val="20"/>
-      <w:szCs w:val="20"/>
+      <w:noProof/>
     </w:rPr>
   </w:style>
   <w:style w:type="paragraph" w:styleId="TOC2">
@@ -6675,9 +7226,13 @@
     <w:autoRedefine/>
     <w:uiPriority w:val="39"/>
     <w:unhideWhenUsed/>
-    <w:rsid w:val="004A159E"/>
+    <w:rsid w:val="0002580A"/>
     <w:pPr>
-      <w:ind w:left="280"/>
+      <w:tabs>
+        <w:tab w:val="right" w:leader="dot" w:pos="9345"/>
+      </w:tabs>
+      <w:spacing w:line="360" w:lineRule="auto"/>
+      <w:ind w:left="278"/>
       <w:jc w:val="left"/>
     </w:pPr>
     <w:rPr>
@@ -7143,7 +7698,7 @@
 </file>
 
 <file path=customXml/itemProps1.xml><?xml version="1.0" encoding="utf-8"?>
-<ds:datastoreItem xmlns:ds="http://schemas.openxmlformats.org/officeDocument/2006/customXml" ds:itemID="{69BCFB1B-329C-43B0-879D-5B6A1EEF64F3}">
+<ds:datastoreItem xmlns:ds="http://schemas.openxmlformats.org/officeDocument/2006/customXml" ds:itemID="{9933BED8-96B5-4872-8E57-6D54204156CA}">
   <ds:schemaRefs>
     <ds:schemaRef ds:uri="http://schemas.openxmlformats.org/officeDocument/2006/bibliography"/>
   </ds:schemaRefs>

--- a/report.docx
+++ b/report.docx
@@ -151,19 +151,7 @@
         <w:rPr>
           <w:lang w:val="uk-UA"/>
         </w:rPr>
-        <w:t>з дисципліни “</w:t>
-      </w:r>
-      <w:r>
-        <w:rPr>
-          <w:lang w:val="uk-UA"/>
-        </w:rPr>
-        <w:t>Алгоритми та структури даних</w:t>
-      </w:r>
-      <w:r>
-        <w:rPr>
-          <w:lang w:val="uk-UA"/>
-        </w:rPr>
-        <w:t>”</w:t>
+        <w:t>з дисципліни “Алгоритми та структури даних”</w:t>
       </w:r>
     </w:p>
     <w:p>
@@ -520,7 +508,7 @@
                               <w:rPr>
                                 <w:lang w:val="uk-UA"/>
                               </w:rPr>
-                              <w:t>ла</w:t>
+                              <w:t>в</w:t>
                             </w:r>
                             <w:r>
                               <w:rPr>
@@ -541,13 +529,7 @@
                               <w:rPr>
                                 <w:lang w:val="uk-UA"/>
                               </w:rPr>
-                              <w:t xml:space="preserve">к.т.н., </w:t>
-                            </w:r>
-                            <w:r>
-                              <w:rPr>
-                                <w:lang w:val="uk-UA"/>
-                              </w:rPr>
-                              <w:t>доцент кафедри ІТП</w:t>
+                              <w:t>к.т.н., доцент кафедри ІТП</w:t>
                             </w:r>
                           </w:p>
                           <w:p>
@@ -609,7 +591,11 @@
           </mc:Choice>
           <mc:Fallback>
             <w:pict>
-              <v:shape w14:anchorId="7C6BA566" id="Text Box 1" o:spid="_x0000_s1027" type="#_x0000_t202" style="position:absolute;left:0;text-align:left;margin-left:-25.35pt;margin-top:.1pt;width:183pt;height:180.8pt;z-index:251659264;visibility:visible;mso-wrap-style:square;mso-wrap-distance-left:9pt;mso-wrap-distance-top:0;mso-wrap-distance-right:9pt;mso-wrap-distance-bottom:0;mso-position-horizontal:absolute;mso-position-horizontal-relative:text;mso-position-vertical:absolute;mso-position-vertical-relative:text;v-text-anchor:top" o:gfxdata="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" fillcolor="white [3201]" stroked="f" strokeweight="6pt">
+              <v:shapetype w14:anchorId="7C6BA566" id="_x0000_t202" coordsize="21600,21600" o:spt="202" path="m,l,21600r21600,l21600,xe">
+                <v:stroke joinstyle="miter"/>
+                <v:path gradientshapeok="t" o:connecttype="rect"/>
+              </v:shapetype>
+              <v:shape id="Text Box 1" o:spid="_x0000_s1027" type="#_x0000_t202" style="position:absolute;left:0;text-align:left;margin-left:-25.35pt;margin-top:.1pt;width:183pt;height:180.8pt;z-index:251659264;visibility:visible;mso-wrap-style:square;mso-wrap-distance-left:9pt;mso-wrap-distance-top:0;mso-wrap-distance-right:9pt;mso-wrap-distance-bottom:0;mso-position-horizontal:absolute;mso-position-horizontal-relative:text;mso-position-vertical:absolute;mso-position-vertical-relative:text;v-text-anchor:top" o:gfxdata="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" fillcolor="white [3201]" stroked="f" strokeweight="6pt">
                 <v:textbox>
                   <w:txbxContent>
                     <w:p>
@@ -630,7 +616,7 @@
                         <w:rPr>
                           <w:lang w:val="uk-UA"/>
                         </w:rPr>
-                        <w:t>ла</w:t>
+                        <w:t>в</w:t>
                       </w:r>
                       <w:r>
                         <w:rPr>
@@ -651,13 +637,7 @@
                         <w:rPr>
                           <w:lang w:val="uk-UA"/>
                         </w:rPr>
-                        <w:t xml:space="preserve">к.т.н., </w:t>
-                      </w:r>
-                      <w:r>
-                        <w:rPr>
-                          <w:lang w:val="uk-UA"/>
-                        </w:rPr>
-                        <w:t>доцент кафедри ІТП</w:t>
+                        <w:t>к.т.н., доцент кафедри ІТП</w:t>
                       </w:r>
                     </w:p>
                     <w:p>
@@ -838,7 +818,6 @@
             <w:jc w:val="center"/>
             <w:rPr>
               <w:rFonts w:ascii="Times New Roman" w:hAnsi="Times New Roman" w:cs="Times New Roman"/>
-              <w:b/>
               <w:color w:val="auto"/>
               <w:lang w:val="uk-UA"/>
             </w:rPr>
@@ -846,7 +825,6 @@
           <w:r>
             <w:rPr>
               <w:rFonts w:ascii="Times New Roman" w:hAnsi="Times New Roman" w:cs="Times New Roman"/>
-              <w:b/>
               <w:color w:val="auto"/>
               <w:lang w:val="uk-UA"/>
             </w:rPr>
@@ -884,46 +862,54 @@
             <w:r>
               <w:rPr>
                 <w:rStyle w:val="Hyperlink"/>
+                <w:b w:val="0"/>
               </w:rPr>
               <w:t>ПРОТОКОЛ ВИКОНАННЯ ЗАВДАННЯ</w:t>
             </w:r>
             <w:r>
               <w:rPr>
+                <w:b w:val="0"/>
                 <w:webHidden/>
               </w:rPr>
               <w:tab/>
             </w:r>
             <w:r>
               <w:rPr>
+                <w:b w:val="0"/>
                 <w:webHidden/>
               </w:rPr>
               <w:fldChar w:fldCharType="begin"/>
             </w:r>
             <w:r>
               <w:rPr>
+                <w:b w:val="0"/>
                 <w:webHidden/>
               </w:rPr>
               <w:instrText xml:space="preserve"> PAGEREF _Toc231146524 \h </w:instrText>
             </w:r>
             <w:r>
               <w:rPr>
+                <w:b w:val="0"/>
                 <w:webHidden/>
               </w:rPr>
             </w:r>
             <w:r>
               <w:rPr>
+                <w:b w:val="0"/>
                 <w:webHidden/>
               </w:rPr>
               <w:fldChar w:fldCharType="separate"/>
             </w:r>
             <w:r>
               <w:rPr>
+                <w:b w:val="0"/>
                 <w:webHidden/>
               </w:rPr>
               <w:t>3</w:t>
             </w:r>
             <w:r>
               <w:rPr>
+                <w:b w:val="0"/>
                 <w:webHidden/>
               </w:rPr>
               <w:fldChar w:fldCharType="end"/>
@@ -1771,46 +1757,54 @@
             <w:r>
               <w:rPr>
                 <w:rStyle w:val="Hyperlink"/>
+                <w:b w:val="0"/>
               </w:rPr>
               <w:t>СПИСОК ВИКОРИСТАНИХ ДЖЕРЕЛ</w:t>
             </w:r>
             <w:r>
               <w:rPr>
+                <w:b w:val="0"/>
                 <w:webHidden/>
               </w:rPr>
               <w:tab/>
             </w:r>
             <w:r>
               <w:rPr>
+                <w:b w:val="0"/>
                 <w:webHidden/>
               </w:rPr>
               <w:fldChar w:fldCharType="begin"/>
             </w:r>
             <w:r>
               <w:rPr>
+                <w:b w:val="0"/>
                 <w:webHidden/>
               </w:rPr>
               <w:instrText xml:space="preserve"> PAGEREF _Toc231146532 \h </w:instrText>
             </w:r>
             <w:r>
               <w:rPr>
+                <w:b w:val="0"/>
                 <w:webHidden/>
               </w:rPr>
             </w:r>
             <w:r>
               <w:rPr>
+                <w:b w:val="0"/>
                 <w:webHidden/>
               </w:rPr>
               <w:fldChar w:fldCharType="separate"/>
             </w:r>
             <w:r>
               <w:rPr>
+                <w:b w:val="0"/>
                 <w:webHidden/>
               </w:rPr>
               <w:t>13</w:t>
             </w:r>
             <w:r>
               <w:rPr>
+                <w:b w:val="0"/>
                 <w:webHidden/>
               </w:rPr>
               <w:fldChar w:fldCharType="end"/>
@@ -1840,14 +1834,12 @@
         <w:pStyle w:val="Heading7"/>
         <w:rPr>
           <w:rStyle w:val="Strong"/>
-          <w:b/>
         </w:rPr>
       </w:pPr>
       <w:bookmarkStart w:id="0" w:name="_Toc231146524"/>
       <w:r>
         <w:rPr>
           <w:rStyle w:val="Strong"/>
-          <w:b/>
         </w:rPr>
         <w:lastRenderedPageBreak/>
         <w:t>ПРОТОКОЛ ВИКОНАННЯ ЗАВДАННЯ</w:t>
@@ -1863,15 +1855,20 @@
           <w:numId w:val="4"/>
         </w:numPr>
         <w:rPr>
+          <w:b w:val="0"/>
           <w:lang w:val="uk-UA"/>
         </w:rPr>
       </w:pPr>
       <w:bookmarkStart w:id="1" w:name="_Toc231146525"/>
       <w:r>
+        <w:rPr>
+          <w:b w:val="0"/>
+        </w:rPr>
         <w:t xml:space="preserve">Опис алгоритму </w:t>
       </w:r>
       <w:r>
         <w:rPr>
+          <w:b w:val="0"/>
           <w:lang w:val="uk-UA"/>
         </w:rPr>
         <w:t>Ханойської вежі</w:t>
@@ -2099,9 +2096,15 @@
           <w:ilvl w:val="1"/>
           <w:numId w:val="4"/>
         </w:numPr>
+        <w:rPr>
+          <w:b w:val="0"/>
+        </w:rPr>
       </w:pPr>
       <w:bookmarkStart w:id="2" w:name="_Toc231146526"/>
       <w:r>
+        <w:rPr>
+          <w:b w:val="0"/>
+        </w:rPr>
         <w:t>Приклад реалізації алгоритму сортування вибором</w:t>
       </w:r>
       <w:bookmarkEnd w:id="2"/>
@@ -3086,22 +3089,28 @@
       <w:pPr>
         <w:pStyle w:val="Heading8"/>
         <w:rPr>
+          <w:b w:val="0"/>
           <w:lang w:val="en-US"/>
         </w:rPr>
       </w:pPr>
       <w:bookmarkStart w:id="3" w:name="_Toc231146527"/>
       <w:r>
+        <w:rPr>
+          <w:b w:val="0"/>
+        </w:rPr>
         <w:lastRenderedPageBreak/>
         <w:t xml:space="preserve">1.3 Блок схема алгоритму </w:t>
       </w:r>
       <w:r>
         <w:rPr>
+          <w:b w:val="0"/>
           <w:lang w:val="ru-RU"/>
         </w:rPr>
         <w:t>Ханойсько</w:t>
       </w:r>
       <w:r>
         <w:rPr>
+          <w:b w:val="0"/>
           <w:lang w:val="uk-UA"/>
         </w:rPr>
         <w:t>ї вежі</w:t>
@@ -3298,25 +3307,34 @@
       <w:pPr>
         <w:pStyle w:val="Heading8"/>
         <w:rPr>
+          <w:b w:val="0"/>
           <w:lang w:val="uk-UA"/>
         </w:rPr>
       </w:pPr>
       <w:bookmarkStart w:id="4" w:name="_Toc231146528"/>
       <w:r>
+        <w:rPr>
+          <w:b w:val="0"/>
+        </w:rPr>
         <w:lastRenderedPageBreak/>
         <w:t xml:space="preserve">1.4 </w:t>
       </w:r>
       <w:r>
         <w:rPr>
+          <w:b w:val="0"/>
           <w:lang w:val="uk-UA"/>
         </w:rPr>
         <w:t>Загальний п</w:t>
       </w:r>
       <w:r>
+        <w:rPr>
+          <w:b w:val="0"/>
+        </w:rPr>
         <w:t>севдокод алгоритму</w:t>
       </w:r>
       <w:r>
         <w:rPr>
+          <w:b w:val="0"/>
           <w:lang w:val="uk-UA"/>
         </w:rPr>
         <w:t xml:space="preserve"> Ханойської вежі</w:t>
@@ -3324,6 +3342,7 @@
       <w:bookmarkEnd w:id="4"/>
       <w:r>
         <w:rPr>
+          <w:b w:val="0"/>
           <w:lang w:val="uk-UA"/>
         </w:rPr>
         <w:t xml:space="preserve"> </w:t>
@@ -3509,17 +3528,7 @@
           <w:szCs w:val="24"/>
           <w:lang w:val="uk-UA"/>
         </w:rPr>
-        <w:t>кількістьДисків</w:t>
-      </w:r>
-      <w:r>
-        <w:rPr>
-          <w:rFonts w:ascii="Consolas" w:eastAsia="Consolas" w:hAnsi="Consolas" w:cs="Consolas"/>
-          <w:color w:val="000000"/>
-          <w:sz w:val="24"/>
-          <w:szCs w:val="24"/>
-          <w:lang w:val="uk-UA"/>
-        </w:rPr>
-        <w:t xml:space="preserve"> не дорінює</w:t>
+        <w:t>кількістьДисків не дорінює</w:t>
       </w:r>
       <w:r>
         <w:rPr>
@@ -3576,6 +3585,149 @@
           <w:sz w:val="24"/>
           <w:szCs w:val="24"/>
         </w:rPr>
+        <w:t xml:space="preserve"> (</w:t>
+      </w:r>
+      <w:r>
+        <w:rPr>
+          <w:rFonts w:ascii="Consolas" w:eastAsia="Consolas" w:hAnsi="Consolas" w:cs="Consolas"/>
+          <w:color w:val="000000"/>
+          <w:sz w:val="24"/>
+          <w:szCs w:val="24"/>
+          <w:lang w:val="uk-UA"/>
+        </w:rPr>
+        <w:t xml:space="preserve">кількістьДисків </w:t>
+      </w:r>
+      <w:r>
+        <w:rPr>
+          <w:rFonts w:ascii="Consolas" w:eastAsia="Consolas" w:hAnsi="Consolas" w:cs="Consolas"/>
+          <w:color w:val="000000"/>
+          <w:sz w:val="24"/>
+          <w:szCs w:val="24"/>
+        </w:rPr>
+        <w:t xml:space="preserve">- 1, </w:t>
+      </w:r>
+      <w:r>
+        <w:rPr>
+          <w:rFonts w:ascii="Consolas" w:eastAsia="Consolas" w:hAnsi="Consolas" w:cs="Consolas"/>
+          <w:color w:val="000000"/>
+          <w:sz w:val="24"/>
+          <w:szCs w:val="24"/>
+          <w:lang w:val="uk-UA"/>
+        </w:rPr>
+        <w:t>Початкова</w:t>
+      </w:r>
+      <w:r>
+        <w:rPr>
+          <w:rFonts w:ascii="Consolas" w:eastAsia="Consolas" w:hAnsi="Consolas" w:cs="Consolas"/>
+          <w:color w:val="000000"/>
+          <w:sz w:val="24"/>
+          <w:szCs w:val="24"/>
+        </w:rPr>
+        <w:t xml:space="preserve">, </w:t>
+      </w:r>
+      <w:r>
+        <w:rPr>
+          <w:rFonts w:ascii="Consolas" w:eastAsia="Consolas" w:hAnsi="Consolas" w:cs="Consolas"/>
+          <w:color w:val="000000"/>
+          <w:sz w:val="24"/>
+          <w:szCs w:val="24"/>
+          <w:lang w:val="uk-UA"/>
+        </w:rPr>
+        <w:t>Допоміжна</w:t>
+      </w:r>
+      <w:r>
+        <w:rPr>
+          <w:rFonts w:ascii="Consolas" w:eastAsia="Consolas" w:hAnsi="Consolas" w:cs="Consolas"/>
+          <w:color w:val="000000"/>
+          <w:sz w:val="24"/>
+          <w:szCs w:val="24"/>
+        </w:rPr>
+        <w:t xml:space="preserve">, </w:t>
+      </w:r>
+      <w:r>
+        <w:rPr>
+          <w:rFonts w:ascii="Consolas" w:eastAsia="Consolas" w:hAnsi="Consolas" w:cs="Consolas"/>
+          <w:color w:val="000000"/>
+          <w:sz w:val="24"/>
+          <w:szCs w:val="24"/>
+          <w:lang w:val="uk-UA"/>
+        </w:rPr>
+        <w:t>Потрібна</w:t>
+      </w:r>
+      <w:r>
+        <w:rPr>
+          <w:rFonts w:ascii="Consolas" w:eastAsia="Consolas" w:hAnsi="Consolas" w:cs="Consolas"/>
+          <w:color w:val="000000"/>
+          <w:sz w:val="24"/>
+          <w:szCs w:val="24"/>
+        </w:rPr>
+        <w:t>);</w:t>
+      </w:r>
+    </w:p>
+    <w:p>
+      <w:pPr>
+        <w:jc w:val="both"/>
+        <w:rPr>
+          <w:rFonts w:ascii="Consolas" w:eastAsia="Consolas" w:hAnsi="Consolas" w:cs="Consolas"/>
+          <w:color w:val="000000"/>
+          <w:sz w:val="24"/>
+          <w:szCs w:val="24"/>
+        </w:rPr>
+      </w:pPr>
+      <w:r>
+        <w:rPr>
+          <w:rFonts w:ascii="Consolas" w:eastAsia="Consolas" w:hAnsi="Consolas" w:cs="Consolas"/>
+          <w:color w:val="000000"/>
+          <w:sz w:val="24"/>
+          <w:szCs w:val="24"/>
+        </w:rPr>
+        <w:t xml:space="preserve">        </w:t>
+      </w:r>
+      <w:r>
+        <w:rPr>
+          <w:rFonts w:ascii="Consolas" w:eastAsia="Consolas" w:hAnsi="Consolas" w:cs="Consolas"/>
+          <w:color w:val="000000"/>
+          <w:sz w:val="24"/>
+          <w:szCs w:val="24"/>
+          <w:lang w:val="en-US"/>
+        </w:rPr>
+        <w:t>Print</w:t>
+      </w:r>
+      <w:r>
+        <w:rPr>
+          <w:rFonts w:ascii="Consolas" w:eastAsia="Consolas" w:hAnsi="Consolas" w:cs="Consolas"/>
+          <w:color w:val="000000"/>
+          <w:sz w:val="24"/>
+          <w:szCs w:val="24"/>
+        </w:rPr>
+        <w:t>(</w:t>
+      </w:r>
+      <w:r>
+        <w:rPr>
+          <w:rFonts w:ascii="Consolas" w:eastAsia="Consolas" w:hAnsi="Consolas" w:cs="Consolas"/>
+          <w:color w:val="000000"/>
+          <w:sz w:val="24"/>
+          <w:szCs w:val="24"/>
+        </w:rPr>
+        <w:t>"</w:t>
+      </w:r>
+      <w:r>
+        <w:rPr>
+          <w:rFonts w:ascii="Consolas" w:eastAsia="Consolas" w:hAnsi="Consolas" w:cs="Consolas"/>
+          <w:color w:val="000000"/>
+          <w:sz w:val="24"/>
+          <w:szCs w:val="24"/>
+          <w:lang w:val="uk-UA"/>
+        </w:rPr>
+        <w:t>Переміщуємо</w:t>
+      </w:r>
+      <w:r>
+        <w:rPr>
+          <w:rFonts w:ascii="Consolas" w:eastAsia="Consolas" w:hAnsi="Consolas" w:cs="Consolas"/>
+          <w:color w:val="000000"/>
+          <w:sz w:val="24"/>
+          <w:szCs w:val="24"/>
+        </w:rPr>
         <w:t xml:space="preserve"> </w:t>
       </w:r>
       <w:r>
@@ -3584,8 +3736,47 @@
           <w:color w:val="000000"/>
           <w:sz w:val="24"/>
           <w:szCs w:val="24"/>
-        </w:rPr>
-        <w:t>(</w:t>
+          <w:lang w:val="uk-UA"/>
+        </w:rPr>
+        <w:t>диск</w:t>
+      </w:r>
+      <w:r>
+        <w:rPr>
+          <w:rFonts w:ascii="Consolas" w:eastAsia="Consolas" w:hAnsi="Consolas" w:cs="Consolas"/>
+          <w:color w:val="000000"/>
+          <w:sz w:val="24"/>
+          <w:szCs w:val="24"/>
+        </w:rPr>
+        <w:t xml:space="preserve"> </w:t>
+      </w:r>
+      <w:r>
+        <w:rPr>
+          <w:rFonts w:ascii="Consolas" w:eastAsia="Consolas" w:hAnsi="Consolas" w:cs="Consolas"/>
+          <w:color w:val="000000"/>
+          <w:sz w:val="24"/>
+          <w:szCs w:val="24"/>
+          <w:lang w:val="uk-UA"/>
+        </w:rPr>
+        <w:t>номер</w:t>
+      </w:r>
+      <w:r>
+        <w:rPr>
+          <w:rFonts w:ascii="Consolas" w:eastAsia="Consolas" w:hAnsi="Consolas" w:cs="Consolas"/>
+          <w:color w:val="000000"/>
+          <w:sz w:val="24"/>
+          <w:szCs w:val="24"/>
+        </w:rPr>
+        <w:t xml:space="preserve"> {</w:t>
+      </w:r>
+      <w:r>
+        <w:rPr>
+          <w:rFonts w:ascii="Consolas" w:eastAsia="Consolas" w:hAnsi="Consolas" w:cs="Consolas"/>
+          <w:color w:val="000000"/>
+          <w:sz w:val="24"/>
+          <w:szCs w:val="24"/>
+          <w:lang w:val="uk-UA"/>
+        </w:rPr>
+        <w:t xml:space="preserve"> </w:t>
       </w:r>
       <w:r>
         <w:rPr>
@@ -3604,7 +3795,36 @@
           <w:sz w:val="24"/>
           <w:szCs w:val="24"/>
         </w:rPr>
-        <w:t xml:space="preserve">- 1, </w:t>
+        <w:t xml:space="preserve">} </w:t>
+      </w:r>
+      <w:r>
+        <w:rPr>
+          <w:rFonts w:ascii="Consolas" w:eastAsia="Consolas" w:hAnsi="Consolas" w:cs="Consolas"/>
+          <w:color w:val="000000"/>
+          <w:sz w:val="24"/>
+          <w:szCs w:val="24"/>
+          <w:lang w:val="uk-UA"/>
+        </w:rPr>
+        <w:t>з</w:t>
+      </w:r>
+      <w:r>
+        <w:rPr>
+          <w:rFonts w:ascii="Consolas" w:eastAsia="Consolas" w:hAnsi="Consolas" w:cs="Consolas"/>
+          <w:color w:val="000000"/>
+          <w:sz w:val="24"/>
+          <w:szCs w:val="24"/>
+        </w:rPr>
+        <w:t xml:space="preserve"> {</w:t>
+      </w:r>
+      <w:r>
+        <w:rPr>
+          <w:rFonts w:ascii="Consolas" w:eastAsia="Consolas" w:hAnsi="Consolas" w:cs="Consolas"/>
+          <w:color w:val="000000"/>
+          <w:sz w:val="24"/>
+          <w:szCs w:val="24"/>
+          <w:lang w:val="uk-UA"/>
+        </w:rPr>
+        <w:t xml:space="preserve"> </w:t>
       </w:r>
       <w:r>
         <w:rPr>
@@ -3623,26 +3843,45 @@
           <w:sz w:val="24"/>
           <w:szCs w:val="24"/>
         </w:rPr>
-        <w:t xml:space="preserve">, </w:t>
-      </w:r>
-      <w:r>
-        <w:rPr>
-          <w:rFonts w:ascii="Consolas" w:eastAsia="Consolas" w:hAnsi="Consolas" w:cs="Consolas"/>
-          <w:color w:val="000000"/>
-          <w:sz w:val="24"/>
-          <w:szCs w:val="24"/>
-          <w:lang w:val="uk-UA"/>
-        </w:rPr>
-        <w:t>Допоміжна</w:t>
-      </w:r>
-      <w:r>
-        <w:rPr>
-          <w:rFonts w:ascii="Consolas" w:eastAsia="Consolas" w:hAnsi="Consolas" w:cs="Consolas"/>
-          <w:color w:val="000000"/>
-          <w:sz w:val="24"/>
-          <w:szCs w:val="24"/>
-        </w:rPr>
-        <w:t xml:space="preserve">, </w:t>
+        <w:t xml:space="preserve"> </w:t>
+      </w:r>
+      <w:r>
+        <w:rPr>
+          <w:rFonts w:ascii="Consolas" w:eastAsia="Consolas" w:hAnsi="Consolas" w:cs="Consolas"/>
+          <w:color w:val="000000"/>
+          <w:sz w:val="24"/>
+          <w:szCs w:val="24"/>
+        </w:rPr>
+        <w:t xml:space="preserve">} </w:t>
+      </w:r>
+      <w:r>
+        <w:rPr>
+          <w:rFonts w:ascii="Consolas" w:eastAsia="Consolas" w:hAnsi="Consolas" w:cs="Consolas"/>
+          <w:color w:val="000000"/>
+          <w:sz w:val="24"/>
+          <w:szCs w:val="24"/>
+          <w:lang w:val="uk-UA"/>
+        </w:rPr>
+        <w:t>до</w:t>
+      </w:r>
+      <w:r>
+        <w:rPr>
+          <w:rFonts w:ascii="Consolas" w:eastAsia="Consolas" w:hAnsi="Consolas" w:cs="Consolas"/>
+          <w:color w:val="000000"/>
+          <w:sz w:val="24"/>
+          <w:szCs w:val="24"/>
+        </w:rPr>
+        <w:t xml:space="preserve"> {</w:t>
+      </w:r>
+      <w:r>
+        <w:rPr>
+          <w:rFonts w:ascii="Consolas" w:eastAsia="Consolas" w:hAnsi="Consolas" w:cs="Consolas"/>
+          <w:color w:val="000000"/>
+          <w:sz w:val="24"/>
+          <w:szCs w:val="24"/>
+          <w:lang w:val="uk-UA"/>
+        </w:rPr>
+        <w:t xml:space="preserve"> </w:t>
       </w:r>
       <w:r>
         <w:rPr>
@@ -3661,7 +3900,16 @@
           <w:sz w:val="24"/>
           <w:szCs w:val="24"/>
         </w:rPr>
-        <w:t>);</w:t>
+        <w:t xml:space="preserve"> </w:t>
+      </w:r>
+      <w:r>
+        <w:rPr>
+          <w:rFonts w:ascii="Consolas" w:eastAsia="Consolas" w:hAnsi="Consolas" w:cs="Consolas"/>
+          <w:color w:val="000000"/>
+          <w:sz w:val="24"/>
+          <w:szCs w:val="24"/>
+        </w:rPr>
+        <w:t>}");</w:t>
       </w:r>
     </w:p>
     <w:p>
@@ -3683,256 +3931,6 @@
         </w:rPr>
         <w:t xml:space="preserve">        </w:t>
       </w:r>
-      <w:proofErr w:type="gramStart"/>
-      <w:r>
-        <w:rPr>
-          <w:rFonts w:ascii="Consolas" w:eastAsia="Consolas" w:hAnsi="Consolas" w:cs="Consolas"/>
-          <w:color w:val="000000"/>
-          <w:sz w:val="24"/>
-          <w:szCs w:val="24"/>
-          <w:lang w:val="en-US"/>
-        </w:rPr>
-        <w:t>Print</w:t>
-      </w:r>
-      <w:r>
-        <w:rPr>
-          <w:rFonts w:ascii="Consolas" w:eastAsia="Consolas" w:hAnsi="Consolas" w:cs="Consolas"/>
-          <w:color w:val="000000"/>
-          <w:sz w:val="24"/>
-          <w:szCs w:val="24"/>
-        </w:rPr>
-        <w:t>(</w:t>
-      </w:r>
-      <w:proofErr w:type="gramEnd"/>
-      <w:r>
-        <w:rPr>
-          <w:rFonts w:ascii="Consolas" w:eastAsia="Consolas" w:hAnsi="Consolas" w:cs="Consolas"/>
-          <w:color w:val="000000"/>
-          <w:sz w:val="24"/>
-          <w:szCs w:val="24"/>
-        </w:rPr>
-        <w:t>"</w:t>
-      </w:r>
-      <w:r>
-        <w:rPr>
-          <w:rFonts w:ascii="Consolas" w:eastAsia="Consolas" w:hAnsi="Consolas" w:cs="Consolas"/>
-          <w:color w:val="000000"/>
-          <w:sz w:val="24"/>
-          <w:szCs w:val="24"/>
-          <w:lang w:val="uk-UA"/>
-        </w:rPr>
-        <w:t>Переміщуємо</w:t>
-      </w:r>
-      <w:r>
-        <w:rPr>
-          <w:rFonts w:ascii="Consolas" w:eastAsia="Consolas" w:hAnsi="Consolas" w:cs="Consolas"/>
-          <w:color w:val="000000"/>
-          <w:sz w:val="24"/>
-          <w:szCs w:val="24"/>
-        </w:rPr>
-        <w:t xml:space="preserve"> </w:t>
-      </w:r>
-      <w:r>
-        <w:rPr>
-          <w:rFonts w:ascii="Consolas" w:eastAsia="Consolas" w:hAnsi="Consolas" w:cs="Consolas"/>
-          <w:color w:val="000000"/>
-          <w:sz w:val="24"/>
-          <w:szCs w:val="24"/>
-          <w:lang w:val="uk-UA"/>
-        </w:rPr>
-        <w:t>диск</w:t>
-      </w:r>
-      <w:r>
-        <w:rPr>
-          <w:rFonts w:ascii="Consolas" w:eastAsia="Consolas" w:hAnsi="Consolas" w:cs="Consolas"/>
-          <w:color w:val="000000"/>
-          <w:sz w:val="24"/>
-          <w:szCs w:val="24"/>
-        </w:rPr>
-        <w:t xml:space="preserve"> </w:t>
-      </w:r>
-      <w:r>
-        <w:rPr>
-          <w:rFonts w:ascii="Consolas" w:eastAsia="Consolas" w:hAnsi="Consolas" w:cs="Consolas"/>
-          <w:color w:val="000000"/>
-          <w:sz w:val="24"/>
-          <w:szCs w:val="24"/>
-          <w:lang w:val="uk-UA"/>
-        </w:rPr>
-        <w:t>номер</w:t>
-      </w:r>
-      <w:r>
-        <w:rPr>
-          <w:rFonts w:ascii="Consolas" w:eastAsia="Consolas" w:hAnsi="Consolas" w:cs="Consolas"/>
-          <w:color w:val="000000"/>
-          <w:sz w:val="24"/>
-          <w:szCs w:val="24"/>
-        </w:rPr>
-        <w:t xml:space="preserve"> {</w:t>
-      </w:r>
-      <w:r>
-        <w:rPr>
-          <w:rFonts w:ascii="Consolas" w:eastAsia="Consolas" w:hAnsi="Consolas" w:cs="Consolas"/>
-          <w:color w:val="000000"/>
-          <w:sz w:val="24"/>
-          <w:szCs w:val="24"/>
-          <w:lang w:val="uk-UA"/>
-        </w:rPr>
-        <w:t xml:space="preserve"> </w:t>
-      </w:r>
-      <w:r>
-        <w:rPr>
-          <w:rFonts w:ascii="Consolas" w:eastAsia="Consolas" w:hAnsi="Consolas" w:cs="Consolas"/>
-          <w:color w:val="000000"/>
-          <w:sz w:val="24"/>
-          <w:szCs w:val="24"/>
-          <w:lang w:val="uk-UA"/>
-        </w:rPr>
-        <w:t xml:space="preserve">кількістьДисків </w:t>
-      </w:r>
-      <w:r>
-        <w:rPr>
-          <w:rFonts w:ascii="Consolas" w:eastAsia="Consolas" w:hAnsi="Consolas" w:cs="Consolas"/>
-          <w:color w:val="000000"/>
-          <w:sz w:val="24"/>
-          <w:szCs w:val="24"/>
-        </w:rPr>
-        <w:t xml:space="preserve">} </w:t>
-      </w:r>
-      <w:r>
-        <w:rPr>
-          <w:rFonts w:ascii="Consolas" w:eastAsia="Consolas" w:hAnsi="Consolas" w:cs="Consolas"/>
-          <w:color w:val="000000"/>
-          <w:sz w:val="24"/>
-          <w:szCs w:val="24"/>
-          <w:lang w:val="uk-UA"/>
-        </w:rPr>
-        <w:t>з</w:t>
-      </w:r>
-      <w:r>
-        <w:rPr>
-          <w:rFonts w:ascii="Consolas" w:eastAsia="Consolas" w:hAnsi="Consolas" w:cs="Consolas"/>
-          <w:color w:val="000000"/>
-          <w:sz w:val="24"/>
-          <w:szCs w:val="24"/>
-        </w:rPr>
-        <w:t xml:space="preserve"> {</w:t>
-      </w:r>
-      <w:r>
-        <w:rPr>
-          <w:rFonts w:ascii="Consolas" w:eastAsia="Consolas" w:hAnsi="Consolas" w:cs="Consolas"/>
-          <w:color w:val="000000"/>
-          <w:sz w:val="24"/>
-          <w:szCs w:val="24"/>
-          <w:lang w:val="uk-UA"/>
-        </w:rPr>
-        <w:t xml:space="preserve"> </w:t>
-      </w:r>
-      <w:r>
-        <w:rPr>
-          <w:rFonts w:ascii="Consolas" w:eastAsia="Consolas" w:hAnsi="Consolas" w:cs="Consolas"/>
-          <w:color w:val="000000"/>
-          <w:sz w:val="24"/>
-          <w:szCs w:val="24"/>
-          <w:lang w:val="uk-UA"/>
-        </w:rPr>
-        <w:t>Початкова</w:t>
-      </w:r>
-      <w:r>
-        <w:rPr>
-          <w:rFonts w:ascii="Consolas" w:eastAsia="Consolas" w:hAnsi="Consolas" w:cs="Consolas"/>
-          <w:color w:val="000000"/>
-          <w:sz w:val="24"/>
-          <w:szCs w:val="24"/>
-        </w:rPr>
-        <w:t xml:space="preserve"> </w:t>
-      </w:r>
-      <w:r>
-        <w:rPr>
-          <w:rFonts w:ascii="Consolas" w:eastAsia="Consolas" w:hAnsi="Consolas" w:cs="Consolas"/>
-          <w:color w:val="000000"/>
-          <w:sz w:val="24"/>
-          <w:szCs w:val="24"/>
-        </w:rPr>
-        <w:t xml:space="preserve">} </w:t>
-      </w:r>
-      <w:r>
-        <w:rPr>
-          <w:rFonts w:ascii="Consolas" w:eastAsia="Consolas" w:hAnsi="Consolas" w:cs="Consolas"/>
-          <w:color w:val="000000"/>
-          <w:sz w:val="24"/>
-          <w:szCs w:val="24"/>
-          <w:lang w:val="uk-UA"/>
-        </w:rPr>
-        <w:t>до</w:t>
-      </w:r>
-      <w:r>
-        <w:rPr>
-          <w:rFonts w:ascii="Consolas" w:eastAsia="Consolas" w:hAnsi="Consolas" w:cs="Consolas"/>
-          <w:color w:val="000000"/>
-          <w:sz w:val="24"/>
-          <w:szCs w:val="24"/>
-        </w:rPr>
-        <w:t xml:space="preserve"> {</w:t>
-      </w:r>
-      <w:r>
-        <w:rPr>
-          <w:rFonts w:ascii="Consolas" w:eastAsia="Consolas" w:hAnsi="Consolas" w:cs="Consolas"/>
-          <w:color w:val="000000"/>
-          <w:sz w:val="24"/>
-          <w:szCs w:val="24"/>
-          <w:lang w:val="uk-UA"/>
-        </w:rPr>
-        <w:t xml:space="preserve"> </w:t>
-      </w:r>
-      <w:r>
-        <w:rPr>
-          <w:rFonts w:ascii="Consolas" w:eastAsia="Consolas" w:hAnsi="Consolas" w:cs="Consolas"/>
-          <w:color w:val="000000"/>
-          <w:sz w:val="24"/>
-          <w:szCs w:val="24"/>
-          <w:lang w:val="uk-UA"/>
-        </w:rPr>
-        <w:t>Потрібна</w:t>
-      </w:r>
-      <w:r>
-        <w:rPr>
-          <w:rFonts w:ascii="Consolas" w:eastAsia="Consolas" w:hAnsi="Consolas" w:cs="Consolas"/>
-          <w:color w:val="000000"/>
-          <w:sz w:val="24"/>
-          <w:szCs w:val="24"/>
-        </w:rPr>
-        <w:t xml:space="preserve"> </w:t>
-      </w:r>
-      <w:r>
-        <w:rPr>
-          <w:rFonts w:ascii="Consolas" w:eastAsia="Consolas" w:hAnsi="Consolas" w:cs="Consolas"/>
-          <w:color w:val="000000"/>
-          <w:sz w:val="24"/>
-          <w:szCs w:val="24"/>
-        </w:rPr>
-        <w:t>}");</w:t>
-      </w:r>
-    </w:p>
-    <w:p>
-      <w:pPr>
-        <w:jc w:val="both"/>
-        <w:rPr>
-          <w:rFonts w:ascii="Consolas" w:eastAsia="Consolas" w:hAnsi="Consolas" w:cs="Consolas"/>
-          <w:color w:val="000000"/>
-          <w:sz w:val="24"/>
-          <w:szCs w:val="24"/>
-        </w:rPr>
-      </w:pPr>
-      <w:r>
-        <w:rPr>
-          <w:rFonts w:ascii="Consolas" w:eastAsia="Consolas" w:hAnsi="Consolas" w:cs="Consolas"/>
-          <w:color w:val="000000"/>
-          <w:sz w:val="24"/>
-          <w:szCs w:val="24"/>
-        </w:rPr>
-        <w:t xml:space="preserve">        </w:t>
-      </w:r>
       <w:r>
         <w:rPr>
           <w:rFonts w:ascii="Consolas" w:eastAsia="Consolas" w:hAnsi="Consolas" w:cs="Consolas"/>
@@ -3950,16 +3948,7 @@
           <w:sz w:val="24"/>
           <w:szCs w:val="24"/>
         </w:rPr>
-        <w:t xml:space="preserve"> </w:t>
-      </w:r>
-      <w:r>
-        <w:rPr>
-          <w:rFonts w:ascii="Consolas" w:eastAsia="Consolas" w:hAnsi="Consolas" w:cs="Consolas"/>
-          <w:color w:val="000000"/>
-          <w:sz w:val="24"/>
-          <w:szCs w:val="24"/>
-        </w:rPr>
-        <w:t>(</w:t>
+        <w:t xml:space="preserve"> (</w:t>
       </w:r>
       <w:r>
         <w:rPr>
@@ -4097,24 +4086,35 @@
     <w:p>
       <w:pPr>
         <w:pStyle w:val="Heading8"/>
+        <w:rPr>
+          <w:b w:val="0"/>
+        </w:rPr>
       </w:pPr>
       <w:bookmarkStart w:id="5" w:name="_Toc231146529"/>
       <w:r>
+        <w:rPr>
+          <w:b w:val="0"/>
+        </w:rPr>
         <w:t>1.</w:t>
       </w:r>
       <w:r>
         <w:rPr>
+          <w:b w:val="0"/>
           <w:lang w:val="uk-UA"/>
         </w:rPr>
         <w:t>5</w:t>
       </w:r>
       <w:r>
         <w:rPr>
+          <w:b w:val="0"/>
           <w:lang w:val="uk-UA"/>
         </w:rPr>
         <w:t xml:space="preserve"> </w:t>
       </w:r>
       <w:r>
+        <w:rPr>
+          <w:b w:val="0"/>
+        </w:rPr>
         <w:t>Програмна реалізація алгоритму</w:t>
       </w:r>
       <w:bookmarkEnd w:id="5"/>
@@ -4315,30 +4315,40 @@
       <w:pPr>
         <w:pStyle w:val="Heading8"/>
         <w:rPr>
+          <w:b w:val="0"/>
           <w:lang w:val="uk-UA"/>
         </w:rPr>
       </w:pPr>
       <w:bookmarkStart w:id="6" w:name="_Toc231146530"/>
       <w:r>
+        <w:rPr>
+          <w:b w:val="0"/>
+        </w:rPr>
         <w:t>1.</w:t>
       </w:r>
       <w:r>
         <w:rPr>
+          <w:b w:val="0"/>
           <w:lang w:val="uk-UA"/>
         </w:rPr>
         <w:t>6</w:t>
       </w:r>
       <w:r>
         <w:rPr>
+          <w:b w:val="0"/>
           <w:lang w:val="uk-UA"/>
         </w:rPr>
         <w:t xml:space="preserve"> </w:t>
       </w:r>
       <w:r>
+        <w:rPr>
+          <w:b w:val="0"/>
+        </w:rPr>
         <w:t xml:space="preserve">Результати тестування алгоритму </w:t>
       </w:r>
       <w:r>
         <w:rPr>
+          <w:b w:val="0"/>
           <w:lang w:val="uk-UA"/>
         </w:rPr>
         <w:t>Ханойської вежі</w:t>
@@ -5445,12 +5455,14 @@
       <w:pPr>
         <w:pStyle w:val="Heading8"/>
         <w:rPr>
+          <w:b w:val="0"/>
           <w:lang w:val="uk-UA"/>
         </w:rPr>
       </w:pPr>
       <w:bookmarkStart w:id="7" w:name="_Toc231146531"/>
       <w:r>
         <w:rPr>
+          <w:b w:val="0"/>
           <w:lang w:val="uk-UA"/>
         </w:rPr>
         <w:lastRenderedPageBreak/>
@@ -5479,7 +5491,7 @@
           <w:color w:val="000000"/>
           <w:lang w:val="uk-UA"/>
         </w:rPr>
-        <w:t>Сьогодні під час</w:t>
+        <w:t>Під</w:t>
       </w:r>
       <w:r>
         <w:rPr>
@@ -5487,7 +5499,7 @@
           <w:color w:val="000000"/>
           <w:lang w:val="uk-UA"/>
         </w:rPr>
-        <w:t xml:space="preserve"> виконання розрахунково-графічної роботи з дисципліни «Алгоритми та структури даних» </w:t>
+        <w:t xml:space="preserve"> час</w:t>
       </w:r>
       <w:r>
         <w:rPr>
@@ -5495,153 +5507,160 @@
           <w:color w:val="000000"/>
           <w:lang w:val="uk-UA"/>
         </w:rPr>
-        <w:t>я</w:t>
-      </w:r>
-      <w:r>
-        <w:rPr>
-          <w:rFonts w:eastAsia="Consolas"/>
-          <w:color w:val="000000"/>
-          <w:lang w:val="uk-UA"/>
-        </w:rPr>
-        <w:t xml:space="preserve"> детально </w:t>
-      </w:r>
-      <w:r>
-        <w:rPr>
-          <w:rFonts w:eastAsia="Consolas"/>
-          <w:color w:val="000000"/>
-          <w:lang w:val="uk-UA"/>
-        </w:rPr>
-        <w:t xml:space="preserve">дослідив та </w:t>
-      </w:r>
-      <w:r>
-        <w:rPr>
-          <w:rFonts w:eastAsia="Consolas"/>
-          <w:color w:val="000000"/>
-          <w:lang w:val="uk-UA"/>
-        </w:rPr>
-        <w:t>реаліз</w:t>
-      </w:r>
-      <w:r>
-        <w:rPr>
-          <w:rFonts w:eastAsia="Consolas"/>
-          <w:color w:val="000000"/>
-          <w:lang w:val="uk-UA"/>
-        </w:rPr>
-        <w:t>ував</w:t>
-      </w:r>
-      <w:r>
-        <w:rPr>
-          <w:rFonts w:eastAsia="Consolas"/>
-          <w:color w:val="000000"/>
-          <w:lang w:val="uk-UA"/>
-        </w:rPr>
-        <w:t xml:space="preserve"> класичний рекурсивний алгоритм розв’язання задачі Ханойської вежі</w:t>
-      </w:r>
-      <w:r>
-        <w:rPr>
-          <w:rFonts w:eastAsia="Consolas"/>
-          <w:color w:val="000000"/>
-          <w:lang w:val="uk-UA"/>
-        </w:rPr>
-        <w:t xml:space="preserve"> </w:t>
-      </w:r>
-      <w:r>
-        <w:rPr>
-          <w:rFonts w:eastAsia="Consolas"/>
-          <w:color w:val="000000"/>
-          <w:lang w:val="uk-UA"/>
-        </w:rPr>
-        <w:t>мовою програмування C#.</w:t>
-      </w:r>
-      <w:r>
-        <w:rPr>
-          <w:rFonts w:eastAsia="Consolas"/>
-          <w:color w:val="000000"/>
-          <w:lang w:val="uk-UA"/>
-        </w:rPr>
-        <w:t xml:space="preserve"> </w:t>
-      </w:r>
-      <w:r>
-        <w:rPr>
-          <w:rFonts w:eastAsia="Consolas"/>
-          <w:color w:val="000000"/>
-          <w:lang w:val="uk-UA"/>
-        </w:rPr>
-        <w:t>Р</w:t>
-      </w:r>
-      <w:r>
-        <w:rPr>
-          <w:rFonts w:eastAsia="Consolas"/>
-          <w:color w:val="000000"/>
-          <w:lang w:val="uk-UA"/>
-        </w:rPr>
-        <w:t>озрахунково-графічн</w:t>
-      </w:r>
-      <w:r>
-        <w:rPr>
-          <w:rFonts w:eastAsia="Consolas"/>
-          <w:color w:val="000000"/>
-          <w:lang w:val="uk-UA"/>
-        </w:rPr>
-        <w:t>а</w:t>
-      </w:r>
-      <w:r>
-        <w:rPr>
-          <w:rFonts w:eastAsia="Consolas"/>
-          <w:color w:val="000000"/>
-          <w:lang w:val="uk-UA"/>
-        </w:rPr>
-        <w:t xml:space="preserve"> робот</w:t>
-      </w:r>
-      <w:r>
-        <w:rPr>
-          <w:rFonts w:eastAsia="Consolas"/>
-          <w:color w:val="000000"/>
-          <w:lang w:val="uk-UA"/>
-        </w:rPr>
-        <w:t>а</w:t>
-      </w:r>
-      <w:r>
-        <w:rPr>
-          <w:rFonts w:eastAsia="Consolas"/>
-          <w:color w:val="000000"/>
-          <w:lang w:val="uk-UA"/>
-        </w:rPr>
-        <w:t xml:space="preserve"> дозволил</w:t>
-      </w:r>
-      <w:r>
-        <w:rPr>
-          <w:rFonts w:eastAsia="Consolas"/>
-          <w:color w:val="000000"/>
-          <w:lang w:val="uk-UA"/>
-        </w:rPr>
-        <w:t>а мені</w:t>
-      </w:r>
-      <w:r>
-        <w:rPr>
-          <w:rFonts w:eastAsia="Consolas"/>
-          <w:color w:val="000000"/>
-          <w:lang w:val="uk-UA"/>
-        </w:rPr>
-        <w:t xml:space="preserve"> закріпити на практиці фундаментальні принципи побудови та аналізу рекурсивних алгоритмів, освоїти методи оцінювання їхньої ефективності, а також вдосконалити навички розробки надійного програмного коду для вирішення складних комбінаторних задач.</w:t>
+        <w:t xml:space="preserve"> виконання розрахунково-графічної роботи </w:t>
       </w:r>
       <w:bookmarkStart w:id="8" w:name="_GoBack"/>
       <w:bookmarkEnd w:id="8"/>
       <w:r>
+        <w:rPr>
+          <w:rFonts w:eastAsia="Consolas"/>
+          <w:color w:val="000000"/>
+          <w:lang w:val="uk-UA"/>
+        </w:rPr>
+        <w:t>я</w:t>
+      </w:r>
+      <w:r>
+        <w:rPr>
+          <w:rFonts w:eastAsia="Consolas"/>
+          <w:color w:val="000000"/>
+          <w:lang w:val="uk-UA"/>
+        </w:rPr>
+        <w:t xml:space="preserve"> детально </w:t>
+      </w:r>
+      <w:r>
+        <w:rPr>
+          <w:rFonts w:eastAsia="Consolas"/>
+          <w:color w:val="000000"/>
+          <w:lang w:val="uk-UA"/>
+        </w:rPr>
+        <w:t xml:space="preserve">дослідив та </w:t>
+      </w:r>
+      <w:r>
+        <w:rPr>
+          <w:rFonts w:eastAsia="Consolas"/>
+          <w:color w:val="000000"/>
+          <w:lang w:val="uk-UA"/>
+        </w:rPr>
+        <w:t>реаліз</w:t>
+      </w:r>
+      <w:r>
+        <w:rPr>
+          <w:rFonts w:eastAsia="Consolas"/>
+          <w:color w:val="000000"/>
+          <w:lang w:val="uk-UA"/>
+        </w:rPr>
+        <w:t>ував</w:t>
+      </w:r>
+      <w:r>
+        <w:rPr>
+          <w:rFonts w:eastAsia="Consolas"/>
+          <w:color w:val="000000"/>
+          <w:lang w:val="uk-UA"/>
+        </w:rPr>
+        <w:t xml:space="preserve"> класичний рекурсивний алгоритм розв’язання задачі Ханойської вежі</w:t>
+      </w:r>
+      <w:r>
+        <w:rPr>
+          <w:rFonts w:eastAsia="Consolas"/>
+          <w:color w:val="000000"/>
+          <w:lang w:val="uk-UA"/>
+        </w:rPr>
+        <w:t xml:space="preserve"> </w:t>
+      </w:r>
+      <w:r>
+        <w:rPr>
+          <w:rFonts w:eastAsia="Consolas"/>
+          <w:color w:val="000000"/>
+          <w:lang w:val="uk-UA"/>
+        </w:rPr>
+        <w:t>мовою програмування C#.</w:t>
+      </w:r>
+      <w:r>
+        <w:rPr>
+          <w:rFonts w:eastAsia="Consolas"/>
+          <w:color w:val="000000"/>
+          <w:lang w:val="uk-UA"/>
+        </w:rPr>
+        <w:t xml:space="preserve"> </w:t>
+      </w:r>
+      <w:r>
+        <w:rPr>
+          <w:rFonts w:eastAsia="Consolas"/>
+          <w:color w:val="000000"/>
+          <w:lang w:val="uk-UA"/>
+        </w:rPr>
+        <w:t>Розрахунково-графічн</w:t>
+      </w:r>
+      <w:r>
+        <w:rPr>
+          <w:rFonts w:eastAsia="Consolas"/>
+          <w:color w:val="000000"/>
+          <w:lang w:val="uk-UA"/>
+        </w:rPr>
+        <w:t>а</w:t>
+      </w:r>
+      <w:r>
+        <w:rPr>
+          <w:rFonts w:eastAsia="Consolas"/>
+          <w:color w:val="000000"/>
+          <w:lang w:val="uk-UA"/>
+        </w:rPr>
+        <w:t xml:space="preserve"> робот</w:t>
+      </w:r>
+      <w:r>
+        <w:rPr>
+          <w:rFonts w:eastAsia="Consolas"/>
+          <w:color w:val="000000"/>
+          <w:lang w:val="uk-UA"/>
+        </w:rPr>
+        <w:t>а</w:t>
+      </w:r>
+      <w:r>
+        <w:rPr>
+          <w:rFonts w:eastAsia="Consolas"/>
+          <w:color w:val="000000"/>
+          <w:lang w:val="uk-UA"/>
+        </w:rPr>
+        <w:t xml:space="preserve"> дозволил</w:t>
+      </w:r>
+      <w:r>
+        <w:rPr>
+          <w:rFonts w:eastAsia="Consolas"/>
+          <w:color w:val="000000"/>
+          <w:lang w:val="uk-UA"/>
+        </w:rPr>
+        <w:t>а мені</w:t>
+      </w:r>
+      <w:r>
+        <w:rPr>
+          <w:rFonts w:eastAsia="Consolas"/>
+          <w:color w:val="000000"/>
+          <w:lang w:val="uk-UA"/>
+        </w:rPr>
+        <w:t xml:space="preserve"> закріпити на практиці фундаментальні принципи побудови та аналізу рекурсивних алгоритмів, освоїти методи оцінювання їхньої ефективності, а також вдосконалити навички розробки надійного програмного коду для вирішення складних комбінаторних задач.</w:t>
+      </w:r>
+      <w:r>
         <w:br w:type="page"/>
       </w:r>
     </w:p>
     <w:p>
       <w:pPr>
         <w:pStyle w:val="Heading7"/>
+        <w:rPr>
+          <w:b w:val="0"/>
+        </w:rPr>
       </w:pPr>
       <w:bookmarkStart w:id="9" w:name="_Toc231146532"/>
       <w:r>
+        <w:rPr>
+          <w:b w:val="0"/>
+        </w:rPr>
         <w:lastRenderedPageBreak/>
         <w:t>СПИСОК ВИКОРИСТАНИХ ДЖЕРЕЛ</w:t>
       </w:r>
       <w:bookmarkEnd w:id="9"/>
     </w:p>
+    <w:p/>
     <w:p>
       <w:pPr>
         <w:numPr>
@@ -7698,7 +7717,7 @@
 </file>
 
 <file path=customXml/itemProps1.xml><?xml version="1.0" encoding="utf-8"?>
-<ds:datastoreItem xmlns:ds="http://schemas.openxmlformats.org/officeDocument/2006/customXml" ds:itemID="{9933BED8-96B5-4872-8E57-6D54204156CA}">
+<ds:datastoreItem xmlns:ds="http://schemas.openxmlformats.org/officeDocument/2006/customXml" ds:itemID="{51DF4338-8F06-4E40-A28B-2C32D9B16653}">
   <ds:schemaRefs>
     <ds:schemaRef ds:uri="http://schemas.openxmlformats.org/officeDocument/2006/bibliography"/>
   </ds:schemaRefs>
